--- a/Senior Research/Proposal/WYVERN_E4_Proposal.docx
+++ b/Senior Research/Proposal/WYVERN_E4_Proposal.docx
@@ -6,9 +6,9 @@
       <w:pPr>
         <w:pStyle w:val="Heading1"/>
       </w:pPr>
-      <w:bookmarkStart w:id="20" w:name="wyvern-e-4.0-research-proposal"/>
-      <w:r>
-        <w:t xml:space="preserve">WYVERN-E 4.0 — Research Proposal</w:t>
+      <w:bookmarkStart w:id="20" w:name="wyvern-e-research-proposal"/>
+      <w:r>
+        <w:t xml:space="preserve">WYVERN-E — Research Proposal</w:t>
       </w:r>
       <w:bookmarkEnd w:id="20"/>
     </w:p>
@@ -47,7 +47,7 @@
         <w:pStyle w:val="FirstParagraph"/>
       </w:pPr>
       <w:r>
-        <w:t xml:space="preserve">WYVERN-E 4.0 is a 70 mm, single-stage,</w:t>
+        <w:t xml:space="preserve">WYVERN-E is a 70 mm, single-stage,</w:t>
       </w:r>
       <w:r>
         <w:t xml:space="preserve"> </w:t>
@@ -77,7 +77,7 @@
         <w:rPr>
           <w:b/>
         </w:rPr>
-        <w:t xml:space="preserve">Teensy 4.1</w:t>
+        <w:t xml:space="preserve">Raspberry Pi Pico 2 W (RP2350)</w:t>
       </w:r>
       <w:r>
         <w:t xml:space="preserve"> </w:t>
@@ -98,10 +98,10 @@
         <w:rPr>
           <w:b/>
         </w:rPr>
-        <w:t xml:space="preserve">Estes F15-0</w:t>
-      </w:r>
-      <w:r>
-        <w:t xml:space="preserve">. It carries four small fins plus 58 mm fins (no ballast) for</w:t>
+        <w:t xml:space="preserve">Estes F15-4</w:t>
+      </w:r>
+      <w:r>
+        <w:t xml:space="preserve">. It carries four 72 mm fins (no ballast) for</w:t>
       </w:r>
       <w:r>
         <w:t xml:space="preserve"> </w:t>
@@ -188,13 +188,19 @@
         <w:t xml:space="preserve"> </w:t>
       </w:r>
       <w:r>
-        <w:t xml:space="preserve">WYVERN aerofoil wind-tunnel (RQ1/RQ2) and static motor/materials test regimens. All flights are FAA</w:t>
-      </w:r>
-      <w:r>
-        <w:t xml:space="preserve"> </w:t>
-      </w:r>
-      <w:r>
-        <w:t xml:space="preserve">Class-1 (no waiver, no certification). Predicted apogee ≈ 432 ft; project cost ≈ $2,040.</w:t>
+        <w:t xml:space="preserve">static motor/materials test regimen; the aerofoil wind-tunnel campaign was removed in 2026-08 and its</w:t>
+      </w:r>
+      <w:r>
+        <w:t xml:space="preserve"> </w:t>
+      </w:r>
+      <w:r>
+        <w:t xml:space="preserve">aerodynamic question is now answered analytically and validated in flight (RQ3). All flights are FAA</w:t>
+      </w:r>
+      <w:r>
+        <w:t xml:space="preserve"> </w:t>
+      </w:r>
+      <w:r>
+        <w:t xml:space="preserve">Class-1 (no waiver, no certification). Predicted apogee ≈ 429 ft; project cost ≈ $1,882.</w:t>
       </w:r>
     </w:p>
     <w:p>
@@ -333,6 +339,1063 @@
         <w:t xml:space="preserve">2. Research Questions</w:t>
       </w:r>
       <w:bookmarkEnd w:id="28"/>
+    </w:p>
+    <w:p>
+      <w:pPr>
+        <w:pStyle w:val="FirstParagraph"/>
+      </w:pPr>
+      <w:r>
+        <w:t xml:space="preserve">Numbering matches</w:t>
+      </w:r>
+      <w:r>
+        <w:t xml:space="preserve"> </w:t>
+      </w:r>
+      <w:r>
+        <w:rPr>
+          <w:rStyle w:val="VerbatimChar"/>
+        </w:rPr>
+        <w:t xml:space="preserve">WYVERN_E4_Proposal_rev2.md</w:t>
+      </w:r>
+      <w:r>
+        <w:t xml:space="preserve"> </w:t>
+      </w:r>
+      <w:r>
+        <w:t xml:space="preserve">§2 (canonical). The wind tunnel and the airfoil-CFD</w:t>
+      </w:r>
+      <w:r>
+        <w:t xml:space="preserve"> </w:t>
+      </w:r>
+      <w:r>
+        <w:t xml:space="preserve">package were removed from the program in 2026-08; the aerofoil-polar question they served is replaced</w:t>
+      </w:r>
+      <w:r>
+        <w:t xml:space="preserve"> </w:t>
+      </w:r>
+      <w:r>
+        <w:t xml:space="preserve">by RQ3 below, which is answered analytically and validated in flight.</w:t>
+      </w:r>
+    </w:p>
+    <w:tbl>
+      <w:tblPr>
+        <w:tblStyle w:val="Table"/>
+        <w:tblW w:type="pct" w:w="5000.0"/>
+        <w:tblLook w:firstRow="1"/>
+      </w:tblPr>
+      <w:tblGrid>
+        <w:gridCol w:w="1584"/>
+        <w:gridCol w:w="1584"/>
+        <w:gridCol w:w="1584"/>
+        <w:gridCol w:w="1584"/>
+        <w:gridCol w:w="1584"/>
+      </w:tblGrid>
+      <w:tr>
+        <w:trPr>
+          <w:cnfStyle w:firstRow="1"/>
+        </w:trPr>
+        <w:tc>
+          <w:tcPr>
+            <w:tcBorders>
+              <w:bottom w:val="single"/>
+            </w:tcBorders>
+            <w:vAlign w:val="bottom"/>
+          </w:tcPr>
+          <w:p>
+            <w:pPr>
+              <w:pStyle w:val="Compact"/>
+              <w:jc w:val="left"/>
+            </w:pPr>
+            <w:r>
+              <w:t xml:space="preserve">#</w:t>
+            </w:r>
+          </w:p>
+        </w:tc>
+        <w:tc>
+          <w:tcPr>
+            <w:tcBorders>
+              <w:bottom w:val="single"/>
+            </w:tcBorders>
+            <w:vAlign w:val="bottom"/>
+          </w:tcPr>
+          <w:p>
+            <w:pPr>
+              <w:pStyle w:val="Compact"/>
+              <w:jc w:val="left"/>
+            </w:pPr>
+            <w:r>
+              <w:t xml:space="preserve">Question</w:t>
+            </w:r>
+          </w:p>
+        </w:tc>
+        <w:tc>
+          <w:tcPr>
+            <w:tcBorders>
+              <w:bottom w:val="single"/>
+            </w:tcBorders>
+            <w:vAlign w:val="bottom"/>
+          </w:tcPr>
+          <w:p>
+            <w:pPr>
+              <w:pStyle w:val="Compact"/>
+              <w:jc w:val="left"/>
+            </w:pPr>
+            <w:r>
+              <w:t xml:space="preserve">Method A</w:t>
+            </w:r>
+          </w:p>
+        </w:tc>
+        <w:tc>
+          <w:tcPr>
+            <w:tcBorders>
+              <w:bottom w:val="single"/>
+            </w:tcBorders>
+            <w:vAlign w:val="bottom"/>
+          </w:tcPr>
+          <w:p>
+            <w:pPr>
+              <w:pStyle w:val="Compact"/>
+              <w:jc w:val="left"/>
+            </w:pPr>
+            <w:r>
+              <w:t xml:space="preserve">Method B</w:t>
+            </w:r>
+          </w:p>
+        </w:tc>
+        <w:tc>
+          <w:tcPr>
+            <w:tcBorders>
+              <w:bottom w:val="single"/>
+            </w:tcBorders>
+            <w:vAlign w:val="bottom"/>
+          </w:tcPr>
+          <w:p>
+            <w:pPr>
+              <w:pStyle w:val="Compact"/>
+              <w:jc w:val="left"/>
+            </w:pPr>
+            <w:r>
+              <w:t xml:space="preserve">Primary metric</w:t>
+            </w:r>
+          </w:p>
+        </w:tc>
+      </w:tr>
+      <w:tr>
+        <w:tc>
+          <w:p>
+            <w:pPr>
+              <w:pStyle w:val="Compact"/>
+              <w:jc w:val="left"/>
+            </w:pPr>
+            <w:r>
+              <w:t xml:space="preserve">RQ1</w:t>
+            </w:r>
+          </w:p>
+        </w:tc>
+        <w:tc>
+          <w:p>
+            <w:pPr>
+              <w:pStyle w:val="Compact"/>
+              <w:jc w:val="left"/>
+            </w:pPr>
+            <w:r>
+              <w:t xml:space="preserve">Magnetic vs servo TVC actuation</w:t>
+            </w:r>
+          </w:p>
+        </w:tc>
+        <w:tc>
+          <w:p>
+            <w:pPr>
+              <w:pStyle w:val="Compact"/>
+              <w:jc w:val="left"/>
+            </w:pPr>
+            <w:r>
+              <w:t xml:space="preserve">3-axis thrust-vector balance, F15-0</w:t>
+            </w:r>
+          </w:p>
+        </w:tc>
+        <w:tc>
+          <w:p>
+            <w:pPr>
+              <w:pStyle w:val="Compact"/>
+              <w:jc w:val="left"/>
+            </w:pPr>
+            <w:r>
+              <w:t xml:space="preserve">bench signal model + SIL</w:t>
+            </w:r>
+          </w:p>
+        </w:tc>
+        <w:tc>
+          <w:p>
+            <w:pPr>
+              <w:pStyle w:val="Compact"/>
+              <w:jc w:val="left"/>
+            </w:pPr>
+            <w:r>
+              <w:t xml:space="preserve">bandwidth, slew, overshoot, SSE, max vector angle</w:t>
+            </w:r>
+          </w:p>
+        </w:tc>
+      </w:tr>
+      <w:tr>
+        <w:tc>
+          <w:p>
+            <w:pPr>
+              <w:pStyle w:val="Compact"/>
+              <w:jc w:val="left"/>
+            </w:pPr>
+            <w:r>
+              <w:t xml:space="preserve">RQ2</w:t>
+            </w:r>
+          </w:p>
+        </w:tc>
+        <w:tc>
+          <w:p>
+            <w:pPr>
+              <w:pStyle w:val="Compact"/>
+              <w:jc w:val="left"/>
+            </w:pPr>
+            <w:r>
+              <w:t xml:space="preserve">Zoned print-material structure + jetvane erosion</w:t>
+            </w:r>
+          </w:p>
+        </w:tc>
+        <w:tc>
+          <w:p>
+            <w:pPr>
+              <w:pStyle w:val="Compact"/>
+              <w:jc w:val="left"/>
+            </w:pPr>
+            <w:r>
+              <w:t xml:space="preserve">3-point bend coupons; F15-0 plume on static stand + deflector</w:t>
+            </w:r>
+          </w:p>
+        </w:tc>
+        <w:tc>
+          <w:p>
+            <w:pPr>
+              <w:pStyle w:val="Compact"/>
+              <w:jc w:val="left"/>
+            </w:pPr>
+            <w:r>
+              <w:t xml:space="preserve">lumped-capacitance thermal + first-order FEA</w:t>
+            </w:r>
+          </w:p>
+        </w:tc>
+        <w:tc>
+          <w:p>
+            <w:pPr>
+              <w:pStyle w:val="Compact"/>
+              <w:jc w:val="left"/>
+            </w:pPr>
+            <w:r>
+              <w:t xml:space="preserve">flexural stiffness, mass-loss, char depth, HDT margin</w:t>
+            </w:r>
+          </w:p>
+        </w:tc>
+      </w:tr>
+      <w:tr>
+        <w:tc>
+          <w:p>
+            <w:pPr>
+              <w:pStyle w:val="Compact"/>
+              <w:jc w:val="left"/>
+            </w:pPr>
+            <w:r>
+              <w:t xml:space="preserve">RQ3</w:t>
+            </w:r>
+          </w:p>
+        </w:tc>
+        <w:tc>
+          <w:p>
+            <w:pPr>
+              <w:pStyle w:val="Compact"/>
+              <w:jc w:val="left"/>
+            </w:pPr>
+            <w:r>
+              <w:t xml:space="preserve">Predicted vs in-situ passive stability</w:t>
+            </w:r>
+          </w:p>
+        </w:tc>
+        <w:tc>
+          <w:p>
+            <w:pPr>
+              <w:pStyle w:val="Compact"/>
+              <w:jc w:val="left"/>
+            </w:pPr>
+            <w:r>
+              <w:t xml:space="preserve">Barrowman CP/CN + RK4 dispersion</w:t>
+            </w:r>
+          </w:p>
+        </w:tc>
+        <w:tc>
+          <w:p>
+            <w:pPr>
+              <w:pStyle w:val="Compact"/>
+              <w:jc w:val="left"/>
+            </w:pPr>
+            <w:r>
+              <w:t xml:space="preserve">flight-telemetry reconstruction of margin and coast Cd</w:t>
+            </w:r>
+          </w:p>
+        </w:tc>
+        <w:tc>
+          <w:p>
+            <w:pPr>
+              <w:pStyle w:val="Compact"/>
+              <w:jc w:val="left"/>
+            </w:pPr>
+            <w:r>
+              <w:t xml:space="preserve">Δ static margin (cal), Δ Cd</w:t>
+            </w:r>
+          </w:p>
+        </w:tc>
+      </w:tr>
+      <w:tr>
+        <w:tc>
+          <w:p>
+            <w:pPr>
+              <w:pStyle w:val="Compact"/>
+              <w:jc w:val="left"/>
+            </w:pPr>
+            <w:r>
+              <w:t xml:space="preserve">RQ4</w:t>
+            </w:r>
+          </w:p>
+        </w:tc>
+        <w:tc>
+          <w:p>
+            <w:pPr>
+              <w:pStyle w:val="Compact"/>
+              <w:jc w:val="left"/>
+            </w:pPr>
+            <w:r>
+              <w:t xml:space="preserve">Closed-loop gain sensitivity in flight</w:t>
+            </w:r>
+          </w:p>
+        </w:tc>
+        <w:tc>
+          <w:p>
+            <w:pPr>
+              <w:pStyle w:val="Compact"/>
+              <w:jc w:val="left"/>
+            </w:pPr>
+            <w:r>
+              <w:t xml:space="preserve">24-point phase/gain-margin sweep + Monte Carlo</w:t>
+            </w:r>
+          </w:p>
+        </w:tc>
+        <w:tc>
+          <w:p>
+            <w:pPr>
+              <w:pStyle w:val="Compact"/>
+              <w:jc w:val="left"/>
+            </w:pPr>
+            <w:r>
+              <w:t xml:space="preserve">onboard log, up to 4 flights</w:t>
+            </w:r>
+          </w:p>
+        </w:tc>
+        <w:tc>
+          <w:p>
+            <w:pPr>
+              <w:pStyle w:val="Compact"/>
+              <w:jc w:val="left"/>
+            </w:pPr>
+            <w:r>
+              <w:t xml:space="preserve">pitch error, gimbal track, PM/GM, recovery</w:t>
+            </w:r>
+          </w:p>
+        </w:tc>
+      </w:tr>
+    </w:tbl>
+    <w:p>
+      <w:pPr>
+        <w:pStyle w:val="Heading2"/>
+      </w:pPr>
+      <w:bookmarkStart w:id="29" w:name="vehicle-architecture"/>
+      <w:r>
+        <w:t xml:space="preserve">3. Vehicle Architecture</w:t>
+      </w:r>
+      <w:bookmarkEnd w:id="29"/>
+    </w:p>
+    <w:p>
+      <w:pPr>
+        <w:pStyle w:val="Heading3"/>
+      </w:pPr>
+      <w:bookmarkStart w:id="30" w:name="configuration-mass-budget"/>
+      <w:r>
+        <w:t xml:space="preserve">3.1 Configuration &amp; mass budget</w:t>
+      </w:r>
+      <w:bookmarkEnd w:id="30"/>
+    </w:p>
+    <w:p>
+      <w:pPr>
+        <w:pStyle w:val="FirstParagraph"/>
+      </w:pPr>
+      <w:r>
+        <w:t xml:space="preserve">70 mm OD, 0.74 m, three bays + two bulkheads; 4 fins (72 mm), no ballast.</w:t>
+      </w:r>
+    </w:p>
+    <w:tbl>
+      <w:tblPr>
+        <w:tblStyle w:val="Table"/>
+        <w:tblW w:type="pct" w:w="5000.0"/>
+        <w:tblLook w:firstRow="1"/>
+      </w:tblPr>
+      <w:tblGrid>
+        <w:gridCol w:w="2640"/>
+        <w:gridCol w:w="2640"/>
+        <w:gridCol w:w="2640"/>
+      </w:tblGrid>
+      <w:tr>
+        <w:trPr>
+          <w:cnfStyle w:firstRow="1"/>
+        </w:trPr>
+        <w:tc>
+          <w:tcPr>
+            <w:tcBorders>
+              <w:bottom w:val="single"/>
+            </w:tcBorders>
+            <w:vAlign w:val="bottom"/>
+          </w:tcPr>
+          <w:p>
+            <w:pPr>
+              <w:pStyle w:val="Compact"/>
+              <w:jc w:val="left"/>
+            </w:pPr>
+            <w:r>
+              <w:t xml:space="preserve">Section</w:t>
+            </w:r>
+          </w:p>
+        </w:tc>
+        <w:tc>
+          <w:tcPr>
+            <w:tcBorders>
+              <w:bottom w:val="single"/>
+            </w:tcBorders>
+            <w:vAlign w:val="bottom"/>
+          </w:tcPr>
+          <w:p>
+            <w:pPr>
+              <w:pStyle w:val="Compact"/>
+              <w:jc w:val="left"/>
+            </w:pPr>
+            <w:r>
+              <w:t xml:space="preserve">Key mass</w:t>
+            </w:r>
+          </w:p>
+        </w:tc>
+        <w:tc>
+          <w:tcPr>
+            <w:tcBorders>
+              <w:bottom w:val="single"/>
+            </w:tcBorders>
+            <w:vAlign w:val="bottom"/>
+          </w:tcPr>
+          <w:p>
+            <w:pPr>
+              <w:pStyle w:val="Compact"/>
+              <w:jc w:val="left"/>
+            </w:pPr>
+            <w:r>
+              <w:t xml:space="preserve">Subtotal</w:t>
+            </w:r>
+          </w:p>
+        </w:tc>
+      </w:tr>
+      <w:tr>
+        <w:tc>
+          <w:p>
+            <w:pPr>
+              <w:pStyle w:val="Compact"/>
+              <w:jc w:val="left"/>
+            </w:pPr>
+            <w:r>
+              <w:t xml:space="preserve">Nose (ASA-Aero)</w:t>
+            </w:r>
+          </w:p>
+        </w:tc>
+        <w:tc>
+          <w:p>
+            <w:pPr>
+              <w:pStyle w:val="Compact"/>
+              <w:jc w:val="left"/>
+            </w:pPr>
+            <w:r>
+              <w:t xml:space="preserve">ellipsoid nose 21 g</w:t>
+            </w:r>
+          </w:p>
+        </w:tc>
+        <w:tc>
+          <w:p>
+            <w:pPr>
+              <w:pStyle w:val="Compact"/>
+              <w:jc w:val="left"/>
+            </w:pPr>
+            <w:r>
+              <w:t xml:space="preserve">21 g</w:t>
+            </w:r>
+          </w:p>
+        </w:tc>
+      </w:tr>
+      <w:tr>
+        <w:tc>
+          <w:p>
+            <w:pPr>
+              <w:pStyle w:val="Compact"/>
+              <w:jc w:val="left"/>
+            </w:pPr>
+            <w:r>
+              <w:t xml:space="preserve">Recovery bay (ASA-Aero)</w:t>
+            </w:r>
+          </w:p>
+        </w:tc>
+        <w:tc>
+          <w:p>
+            <w:pPr>
+              <w:pStyle w:val="Compact"/>
+              <w:jc w:val="left"/>
+            </w:pPr>
+            <w:r>
+              <w:t xml:space="preserve">bay tube, chute+Kevlar cord, Nomex, BNO085 (vote),</w:t>
+            </w:r>
+            <w:r>
+              <w:t xml:space="preserve"> </w:t>
+            </w:r>
+            <w:r>
+              <w:rPr>
+                <w:b/>
+              </w:rPr>
+              <w:t xml:space="preserve">PC-FR</w:t>
+            </w:r>
+            <w:r>
+              <w:t xml:space="preserve"> </w:t>
+            </w:r>
+            <w:r>
+              <w:t xml:space="preserve">bypass tube,</w:t>
+            </w:r>
+            <w:r>
+              <w:t xml:space="preserve"> </w:t>
+            </w:r>
+            <w:r>
+              <w:rPr>
+                <w:b/>
+              </w:rPr>
+              <w:t xml:space="preserve">PC-FR</w:t>
+            </w:r>
+            <w:r>
+              <w:t xml:space="preserve"> </w:t>
+            </w:r>
+            <w:r>
+              <w:t xml:space="preserve">sealed Bulkhead B, ejection plenum</w:t>
+            </w:r>
+          </w:p>
+        </w:tc>
+        <w:tc>
+          <w:p>
+            <w:pPr>
+              <w:pStyle w:val="Compact"/>
+              <w:jc w:val="left"/>
+            </w:pPr>
+            <w:r>
+              <w:t xml:space="preserve">137 g</w:t>
+            </w:r>
+          </w:p>
+        </w:tc>
+      </w:tr>
+      <w:tr>
+        <w:tc>
+          <w:p>
+            <w:pPr>
+              <w:pStyle w:val="Compact"/>
+              <w:jc w:val="left"/>
+            </w:pPr>
+            <w:r>
+              <w:t xml:space="preserve">FC bay (ASA-Aero)</w:t>
+            </w:r>
+          </w:p>
+        </w:tc>
+        <w:tc>
+          <w:p>
+            <w:pPr>
+              <w:pStyle w:val="Compact"/>
+              <w:jc w:val="left"/>
+            </w:pPr>
+            <w:r>
+              <w:t xml:space="preserve">bay tube, Pico 2 W, BNO085, baro, µSD, i3 4K Thumb Action Camera, 2S LiPo + 5 V UBEC</w:t>
+            </w:r>
+          </w:p>
+        </w:tc>
+        <w:tc>
+          <w:p>
+            <w:pPr>
+              <w:pStyle w:val="Compact"/>
+              <w:jc w:val="left"/>
+            </w:pPr>
+            <w:r>
+              <w:t xml:space="preserve">122 g</w:t>
+            </w:r>
+          </w:p>
+        </w:tc>
+      </w:tr>
+      <w:tr>
+        <w:tc>
+          <w:p>
+            <w:pPr>
+              <w:pStyle w:val="Compact"/>
+              <w:jc w:val="left"/>
+            </w:pPr>
+            <w:r>
+              <w:t xml:space="preserve">Engine/TVC bay (PC-FR)</w:t>
+            </w:r>
+          </w:p>
+        </w:tc>
+        <w:tc>
+          <w:p>
+            <w:pPr>
+              <w:pStyle w:val="Compact"/>
+              <w:jc w:val="left"/>
+            </w:pPr>
+            <w:r>
+              <w:t xml:space="preserve">bay tube, Bulkhead A, gimbal, 2 servos, BNO085, mount</w:t>
+            </w:r>
+          </w:p>
+        </w:tc>
+        <w:tc>
+          <w:p>
+            <w:pPr>
+              <w:pStyle w:val="Compact"/>
+              <w:jc w:val="left"/>
+            </w:pPr>
+            <w:r>
+              <w:t xml:space="preserve">268 g</w:t>
+            </w:r>
+          </w:p>
+        </w:tc>
+      </w:tr>
+      <w:tr>
+        <w:tc>
+          <w:p>
+            <w:pPr>
+              <w:pStyle w:val="Compact"/>
+              <w:jc w:val="left"/>
+            </w:pPr>
+            <w:r>
+              <w:t xml:space="preserve">Structure</w:t>
+            </w:r>
+          </w:p>
+        </w:tc>
+        <w:tc>
+          <w:p>
+            <w:pPr>
+              <w:pStyle w:val="Compact"/>
+              <w:jc w:val="left"/>
+            </w:pPr>
+            <w:r>
+              <w:rPr>
+                <w:b/>
+              </w:rPr>
+              <w:t xml:space="preserve">4 ASA-Aero fins (72 mm)</w:t>
+            </w:r>
+            <w:r>
+              <w:t xml:space="preserve"> </w:t>
+            </w:r>
+            <w:r>
+              <w:t xml:space="preserve">+ wiring</w:t>
+            </w:r>
+          </w:p>
+        </w:tc>
+        <w:tc>
+          <w:p>
+            <w:pPr>
+              <w:pStyle w:val="Compact"/>
+              <w:jc w:val="left"/>
+            </w:pPr>
+            <w:r>
+              <w:t xml:space="preserve">50 g</w:t>
+            </w:r>
+          </w:p>
+        </w:tc>
+      </w:tr>
+      <w:tr>
+        <w:tc>
+          <w:p>
+            <w:pPr>
+              <w:pStyle w:val="Compact"/>
+              <w:jc w:val="left"/>
+            </w:pPr>
+            <w:r>
+              <w:rPr>
+                <w:b/>
+              </w:rPr>
+              <w:t xml:space="preserve">Dry</w:t>
+            </w:r>
+          </w:p>
+        </w:tc>
+        <w:tc>
+          <w:p/>
+        </w:tc>
+        <w:tc>
+          <w:p>
+            <w:pPr>
+              <w:pStyle w:val="Compact"/>
+              <w:jc w:val="left"/>
+            </w:pPr>
+            <w:r>
+              <w:rPr>
+                <w:b/>
+              </w:rPr>
+              <w:t xml:space="preserve">603 g</w:t>
+            </w:r>
+          </w:p>
+        </w:tc>
+      </w:tr>
+      <w:tr>
+        <w:tc>
+          <w:p>
+            <w:pPr>
+              <w:pStyle w:val="Compact"/>
+              <w:jc w:val="left"/>
+            </w:pPr>
+            <w:r>
+              <w:t xml:space="preserve">Motor</w:t>
+            </w:r>
+          </w:p>
+        </w:tc>
+        <w:tc>
+          <w:p>
+            <w:pPr>
+              <w:pStyle w:val="Compact"/>
+              <w:jc w:val="left"/>
+            </w:pPr>
+            <w:r>
+              <w:t xml:space="preserve">F15-4 (60 g prop)</w:t>
+            </w:r>
+          </w:p>
+        </w:tc>
+        <w:tc>
+          <w:p>
+            <w:pPr>
+              <w:pStyle w:val="Compact"/>
+              <w:jc w:val="left"/>
+            </w:pPr>
+            <w:r>
+              <w:t xml:space="preserve">102 g</w:t>
+            </w:r>
+          </w:p>
+        </w:tc>
+      </w:tr>
+      <w:tr>
+        <w:tc>
+          <w:p>
+            <w:pPr>
+              <w:pStyle w:val="Compact"/>
+              <w:jc w:val="left"/>
+            </w:pPr>
+            <w:r>
+              <w:rPr>
+                <w:b/>
+              </w:rPr>
+              <w:t xml:space="preserve">Liftoff</w:t>
+            </w:r>
+          </w:p>
+        </w:tc>
+        <w:tc>
+          <w:p/>
+        </w:tc>
+        <w:tc>
+          <w:p>
+            <w:pPr>
+              <w:pStyle w:val="Compact"/>
+              <w:jc w:val="left"/>
+            </w:pPr>
+            <w:r>
+              <w:rPr>
+                <w:b/>
+              </w:rPr>
+              <w:t xml:space="preserve">705 g</w:t>
+            </w:r>
+          </w:p>
+        </w:tc>
+      </w:tr>
+    </w:tbl>
+    <w:p>
+      <w:pPr>
+        <w:pStyle w:val="Heading3"/>
+      </w:pPr>
+      <w:bookmarkStart w:id="31" w:name="materials"/>
+      <w:r>
+        <w:t xml:space="preserve">3.2 Materials</w:t>
+      </w:r>
+      <w:bookmarkEnd w:id="31"/>
+    </w:p>
+    <w:p>
+      <w:pPr>
+        <w:numPr>
+          <w:ilvl w:val="0"/>
+          <w:numId w:val="1001"/>
+        </w:numPr>
+        <w:pStyle w:val="Compact"/>
+      </w:pPr>
+      <w:r>
+        <w:rPr>
+          <w:b/>
+        </w:rPr>
+        <w:t xml:space="preserve">PC-FR</w:t>
+      </w:r>
+      <w:r>
+        <w:t xml:space="preserve"> </w:t>
+      </w:r>
+      <w:r>
+        <w:t xml:space="preserve">(ρ 1.25 g/cm³, HDT ~110 °C, UL94-V0): both bulkheads, ejection bypass tube, and the engine assembly (engine/TVC bay + motor mount + gimbal) — heat/ejection-pressure zones only.</w:t>
+      </w:r>
+    </w:p>
+    <w:p>
+      <w:pPr>
+        <w:numPr>
+          <w:ilvl w:val="0"/>
+          <w:numId w:val="1001"/>
+        </w:numPr>
+        <w:pStyle w:val="Compact"/>
+      </w:pPr>
+      <w:r>
+        <w:rPr>
+          <w:b/>
+        </w:rPr>
+        <w:t xml:space="preserve">ABS</w:t>
+      </w:r>
+      <w:r>
+        <w:t xml:space="preserve"> </w:t>
+      </w:r>
+      <w:r>
+        <w:t xml:space="preserve">(ρ ~1.04 g/cm³, HDT ~98 °C, not flame-rated):</w:t>
+      </w:r>
+      <w:r>
+        <w:t xml:space="preserve"> </w:t>
+      </w:r>
+      <w:r>
+        <w:rPr>
+          <w:b/>
+        </w:rPr>
+        <w:t xml:space="preserve">jetvane material coupon only</w:t>
+      </w:r>
+      <w:r>
+        <w:t xml:space="preserve"> </w:t>
+      </w:r>
+      <w:r>
+        <w:t xml:space="preserve">(exhaust erosion screen alongside ASA-Aero); not a structural airframe material.</w:t>
+      </w:r>
+    </w:p>
+    <w:p>
+      <w:pPr>
+        <w:numPr>
+          <w:ilvl w:val="0"/>
+          <w:numId w:val="1001"/>
+        </w:numPr>
+        <w:pStyle w:val="Compact"/>
+      </w:pPr>
+      <w:r>
+        <w:rPr>
+          <w:b/>
+        </w:rPr>
+        <w:t xml:space="preserve">ASA-Aero</w:t>
+      </w:r>
+      <w:r>
+        <w:t xml:space="preserve"> </w:t>
+      </w:r>
+      <w:r>
+        <w:t xml:space="preserve">(foamed, ρ ~0.65 g/cm³): nose, body tube, fins, FC/recovery bays — primary structure,</w:t>
+      </w:r>
+      <w:r>
+        <w:t xml:space="preserve"> </w:t>
+      </w:r>
+      <w:r>
+        <w:t xml:space="preserve">saves ~130 g where there is no motor heat. Thermal check: engine-bay wall peaks</w:t>
+      </w:r>
+      <w:r>
+        <w:t xml:space="preserve"> </w:t>
+      </w:r>
+      <w:r>
+        <w:rPr>
+          <w:b/>
+        </w:rPr>
+        <w:t xml:space="preserve">~38 °C</w:t>
+      </w:r>
+      <w:r>
+        <w:t xml:space="preserve"> </w:t>
+      </w:r>
+      <w:r>
+        <w:t xml:space="preserve">over the 3.45 s burn (no liner</w:t>
+      </w:r>
+      <w:r>
+        <w:t xml:space="preserve"> </w:t>
+      </w:r>
+      <w:r>
+        <w:t xml:space="preserve">needed; first-order lumped model,</w:t>
+      </w:r>
+      <w:r>
+        <w:t xml:space="preserve"> </w:t>
+      </w:r>
+      <w:r>
+        <w:rPr>
+          <w:rStyle w:val="VerbatimChar"/>
+        </w:rPr>
+        <w:t xml:space="preserve">we4_analysis.py</w:t>
+      </w:r>
+      <w:r>
+        <w:t xml:space="preserve">).</w:t>
+      </w:r>
+    </w:p>
+    <w:p>
+      <w:pPr>
+        <w:pStyle w:val="Heading3"/>
+      </w:pPr>
+      <w:bookmarkStart w:id="32" w:name="stability-fins-ballast-the-0.5-s-rule"/>
+      <w:r>
+        <w:t xml:space="preserve">3.3 Stability — fins + ballast + the 0.5 s rule</w:t>
+      </w:r>
+      <w:bookmarkEnd w:id="32"/>
+    </w:p>
+    <w:p>
+      <w:pPr>
+        <w:pStyle w:val="FirstParagraph"/>
+      </w:pPr>
+      <w:r>
+        <w:t xml:space="preserve">An apogee sweep shows ballast lowers altitude, so we use</w:t>
+      </w:r>
+      <w:r>
+        <w:t xml:space="preserve"> </w:t>
+      </w:r>
+      <w:r>
+        <w:rPr>
+          <w:b/>
+        </w:rPr>
+        <w:t xml:space="preserve">no ballast</w:t>
+      </w:r>
+      <w:r>
+        <w:t xml:space="preserve"> </w:t>
+      </w:r>
+      <w:r>
+        <w:t xml:space="preserve">and size fins to the minimum stable 1.0 cal: 4 × 72 mm fins → CP 56.8 cm, CG 49.1 cm =</w:t>
+      </w:r>
+      <w:r>
+        <w:t xml:space="preserve"> </w:t>
+      </w:r>
+      <w:r>
+        <w:rPr>
+          <w:b/>
+        </w:rPr>
+        <w:t xml:space="preserve">+1.10 cal</w:t>
+      </w:r>
+      <w:r>
+        <w:t xml:space="preserve"> </w:t>
+      </w:r>
+      <w:r>
+        <w:t xml:space="preserve">static margin (stable). This passive margin holds the vehicle through launch and the F15 ignition</w:t>
+      </w:r>
+      <w:r>
+        <w:t xml:space="preserve"> </w:t>
+      </w:r>
+      <w:r>
+        <w:t xml:space="preserve">spike; the TVC controller is</w:t>
+      </w:r>
+      <w:r>
+        <w:t xml:space="preserve"> </w:t>
+      </w:r>
+      <w:r>
+        <w:rPr>
+          <w:b/>
+        </w:rPr>
+        <w:t xml:space="preserve">inhibited until t = 0.5 s</w:t>
+      </w:r>
+      <w:r>
+        <w:t xml:space="preserve">, then engages on the smooth curve. A</w:t>
+      </w:r>
+      <w:r>
+        <w:t xml:space="preserve"> </w:t>
+      </w:r>
+      <w:r>
+        <w:t xml:space="preserve">historical finless variant (margin −5.6 cal) was rejected because it is statically unstable and cannot survive</w:t>
+      </w:r>
+      <w:r>
+        <w:t xml:space="preserve"> </w:t>
+      </w:r>
+      <w:r>
+        <w:t xml:space="preserve">the pre-TVC transient.</w:t>
+      </w:r>
+    </w:p>
+    <w:p>
+      <w:pPr>
+        <w:pStyle w:val="Heading3"/>
+      </w:pPr>
+      <w:bookmarkStart w:id="33" w:name="structural-thermal-margins"/>
+      <w:r>
+        <w:t xml:space="preserve">3.4 Structural &amp; thermal margins</w:t>
+      </w:r>
+      <w:bookmarkEnd w:id="33"/>
+    </w:p>
+    <w:p>
+      <w:pPr>
+        <w:pStyle w:val="FirstParagraph"/>
+      </w:pPr>
+      <w:r>
+        <w:t xml:space="preserve">First-order analysis (</w:t>
+      </w:r>
+      <w:r>
+        <w:rPr>
+          <w:rStyle w:val="VerbatimChar"/>
+        </w:rPr>
+        <w:t xml:space="preserve">we4_analysis.py</w:t>
+      </w:r>
+      <w:r>
+        <w:t xml:space="preserve">): minimum safety factor</w:t>
+      </w:r>
+      <w:r>
+        <w:t xml:space="preserve"> </w:t>
+      </w:r>
+      <w:r>
+        <w:rPr>
+          <w:b/>
+        </w:rPr>
+        <w:t xml:space="preserve">&gt; 300×</w:t>
+      </w:r>
+      <w:r>
+        <w:t xml:space="preserve"> </w:t>
+      </w:r>
+      <w:r>
+        <w:t xml:space="preserve">(the 25 N motor leaves the</w:t>
+      </w:r>
+      <w:r>
+        <w:t xml:space="preserve"> </w:t>
+      </w:r>
+      <w:r>
+        <w:t xml:space="preserve">1.6 mm airframe print/handling-limited, not load-limited); fin flutter velocity well above the 25 m/s</w:t>
+      </w:r>
+      <w:r>
+        <w:t xml:space="preserve"> </w:t>
+      </w:r>
+      <w:r>
+        <w:t xml:space="preserve">flight regime; engine-bay thermal margin to PC-FR HDT &gt; 70 °C.</w:t>
+      </w:r>
+    </w:p>
+    <w:p>
+      <w:pPr>
+        <w:pStyle w:val="Heading2"/>
+      </w:pPr>
+      <w:bookmarkStart w:id="34" w:name="propulsion-trajectory"/>
+      <w:r>
+        <w:t xml:space="preserve">4. Propulsion &amp; Trajectory</w:t>
+      </w:r>
+      <w:bookmarkEnd w:id="34"/>
+    </w:p>
+    <w:p>
+      <w:pPr>
+        <w:pStyle w:val="Heading3"/>
+      </w:pPr>
+      <w:bookmarkStart w:id="35" w:name="motors-verified"/>
+      <w:r>
+        <w:t xml:space="preserve">4.1 Motors (verified)</w:t>
+      </w:r>
+      <w:bookmarkEnd w:id="35"/>
     </w:p>
     <w:tbl>
       <w:tblPr>
@@ -363,7 +1426,7 @@
               <w:jc w:val="left"/>
             </w:pPr>
             <w:r>
-              <w:t xml:space="preserve">#</w:t>
+              <w:t xml:space="preserve">Motor</w:t>
             </w:r>
           </w:p>
         </w:tc>
@@ -380,7 +1443,7 @@
               <w:jc w:val="left"/>
             </w:pPr>
             <w:r>
-              <w:t xml:space="preserve">Question</w:t>
+              <w:t xml:space="preserve">Spec</w:t>
             </w:r>
           </w:p>
         </w:tc>
@@ -397,7 +1460,7 @@
               <w:jc w:val="left"/>
             </w:pPr>
             <w:r>
-              <w:t xml:space="preserve">Method</w:t>
+              <w:t xml:space="preserve">Role</w:t>
             </w:r>
           </w:p>
         </w:tc>
@@ -414,7 +1477,7 @@
               <w:jc w:val="left"/>
             </w:pPr>
             <w:r>
-              <w:t xml:space="preserve">Primary metric</w:t>
+              <w:t xml:space="preserve">Qty</w:t>
             </w:r>
           </w:p>
         </w:tc>
@@ -427,40 +1490,40 @@
               <w:jc w:val="left"/>
             </w:pPr>
             <w:r>
-              <w:t xml:space="preserve">RQ1</w:t>
-            </w:r>
-          </w:p>
-        </w:tc>
-        <w:tc>
-          <w:p>
-            <w:pPr>
-              <w:pStyle w:val="Compact"/>
-              <w:jc w:val="left"/>
-            </w:pPr>
-            <w:r>
-              <w:t xml:space="preserve">Aerofoil lift/drag &amp; deflection behaviour</w:t>
-            </w:r>
-          </w:p>
-        </w:tc>
-        <w:tc>
-          <w:p>
-            <w:pPr>
-              <w:pStyle w:val="Compact"/>
-              <w:jc w:val="left"/>
-            </w:pPr>
-            <w:r>
-              <w:t xml:space="preserve">Hofferth wind tunnel, 0.5° sweeps</w:t>
-            </w:r>
-          </w:p>
-        </w:tc>
-        <w:tc>
-          <w:p>
-            <w:pPr>
-              <w:pStyle w:val="Compact"/>
-              <w:jc w:val="left"/>
-            </w:pPr>
-            <w:r>
-              <w:t xml:space="preserve">Cl, Cd, Cl/Cd vs α</w:t>
+              <w:t xml:space="preserve">Estes F15-4</w:t>
+            </w:r>
+          </w:p>
+        </w:tc>
+        <w:tc>
+          <w:p>
+            <w:pPr>
+              <w:pStyle w:val="Compact"/>
+              <w:jc w:val="left"/>
+            </w:pPr>
+            <w:r>
+              <w:t xml:space="preserve">49.6 N·s, 14.4 N avg / 25.3 N pk, 3.45 s, 4 s delay + ejection</w:t>
+            </w:r>
+          </w:p>
+        </w:tc>
+        <w:tc>
+          <w:p>
+            <w:pPr>
+              <w:pStyle w:val="Compact"/>
+              <w:jc w:val="left"/>
+            </w:pPr>
+            <w:r>
+              <w:t xml:space="preserve">flight only (ejection = recovery)</w:t>
+            </w:r>
+          </w:p>
+        </w:tc>
+        <w:tc>
+          <w:p>
+            <w:pPr>
+              <w:pStyle w:val="Compact"/>
+              <w:jc w:val="left"/>
+            </w:pPr>
+            <w:r>
+              <w:t xml:space="preserve">4</w:t>
             </w:r>
           </w:p>
         </w:tc>
@@ -473,40 +1536,40 @@
               <w:jc w:val="left"/>
             </w:pPr>
             <w:r>
-              <w:t xml:space="preserve">RQ2</w:t>
-            </w:r>
-          </w:p>
-        </w:tc>
-        <w:tc>
-          <w:p>
-            <w:pPr>
-              <w:pStyle w:val="Compact"/>
-              <w:jc w:val="left"/>
-            </w:pPr>
-            <w:r>
-              <w:t xml:space="preserve">Print-material flame/erosion as jetvane candidates</w:t>
-            </w:r>
-          </w:p>
-        </w:tc>
-        <w:tc>
-          <w:p>
-            <w:pPr>
-              <w:pStyle w:val="Compact"/>
-              <w:jc w:val="left"/>
-            </w:pPr>
-            <w:r>
-              <w:t xml:space="preserve">F15-0 plume on static stand + deflector</w:t>
-            </w:r>
-          </w:p>
-        </w:tc>
-        <w:tc>
-          <w:p>
-            <w:pPr>
-              <w:pStyle w:val="Compact"/>
-              <w:jc w:val="left"/>
-            </w:pPr>
-            <w:r>
-              <w:t xml:space="preserve">mass-loss, char depth</w:t>
+              <w:t xml:space="preserve">Estes F15-0</w:t>
+            </w:r>
+          </w:p>
+        </w:tc>
+        <w:tc>
+          <w:p>
+            <w:pPr>
+              <w:pStyle w:val="Compact"/>
+              <w:jc w:val="left"/>
+            </w:pPr>
+            <w:r>
+              <w:t xml:space="preserve">49.6 N·s, 14.4 N avg / 25.3 N pk, 3.45 s, 0-delay (plugged)</w:t>
+            </w:r>
+          </w:p>
+        </w:tc>
+        <w:tc>
+          <w:p>
+            <w:pPr>
+              <w:pStyle w:val="Compact"/>
+              <w:jc w:val="left"/>
+            </w:pPr>
+            <w:r>
+              <w:t xml:space="preserve">ground stands + jetvane</w:t>
+            </w:r>
+          </w:p>
+        </w:tc>
+        <w:tc>
+          <w:p>
+            <w:pPr>
+              <w:pStyle w:val="Compact"/>
+              <w:jc w:val="left"/>
+            </w:pPr>
+            <w:r>
+              <w:t xml:space="preserve">13</w:t>
             </w:r>
           </w:p>
         </w:tc>
@@ -519,86 +1582,40 @@
               <w:jc w:val="left"/>
             </w:pPr>
             <w:r>
-              <w:t xml:space="preserve">RQ3</w:t>
-            </w:r>
-          </w:p>
-        </w:tc>
-        <w:tc>
-          <w:p>
-            <w:pPr>
-              <w:pStyle w:val="Compact"/>
-              <w:jc w:val="left"/>
-            </w:pPr>
-            <w:r>
-              <w:t xml:space="preserve">Magnetic vs servo TVC (ground)</w:t>
-            </w:r>
-          </w:p>
-        </w:tc>
-        <w:tc>
-          <w:p>
-            <w:pPr>
-              <w:pStyle w:val="Compact"/>
-              <w:jc w:val="left"/>
-            </w:pPr>
-            <w:r>
-              <w:t xml:space="preserve">3-axis thrust-vector balance</w:t>
-            </w:r>
-          </w:p>
-        </w:tc>
-        <w:tc>
-          <w:p>
-            <w:pPr>
-              <w:pStyle w:val="Compact"/>
-              <w:jc w:val="left"/>
-            </w:pPr>
-            <w:r>
-              <w:t xml:space="preserve">bandwidth, slew, overshoot, SSE, max vector angle</w:t>
-            </w:r>
-          </w:p>
-        </w:tc>
-      </w:tr>
-      <w:tr>
-        <w:tc>
-          <w:p>
-            <w:pPr>
-              <w:pStyle w:val="Compact"/>
-              <w:jc w:val="left"/>
-            </w:pPr>
-            <w:r>
-              <w:t xml:space="preserve">RQ4</w:t>
-            </w:r>
-          </w:p>
-        </w:tc>
-        <w:tc>
-          <w:p>
-            <w:pPr>
-              <w:pStyle w:val="Compact"/>
-              <w:jc w:val="left"/>
-            </w:pPr>
-            <w:r>
-              <w:t xml:space="preserve">Closed-loop flight stabilization + maneuver</w:t>
-            </w:r>
-          </w:p>
-        </w:tc>
-        <w:tc>
-          <w:p>
-            <w:pPr>
-              <w:pStyle w:val="Compact"/>
-              <w:jc w:val="left"/>
-            </w:pPr>
-            <w:r>
-              <w:t xml:space="preserve">onboard log, 3 flights</w:t>
-            </w:r>
-          </w:p>
-        </w:tc>
-        <w:tc>
-          <w:p>
-            <w:pPr>
-              <w:pStyle w:val="Compact"/>
-              <w:jc w:val="left"/>
-            </w:pPr>
-            <w:r>
-              <w:t xml:space="preserve">pitch error, gimbal track, recovery</w:t>
+              <w:t xml:space="preserve">Estes E16-4</w:t>
+            </w:r>
+          </w:p>
+        </w:tc>
+        <w:tc>
+          <w:p>
+            <w:pPr>
+              <w:pStyle w:val="Compact"/>
+              <w:jc w:val="left"/>
+            </w:pPr>
+            <w:r>
+              <w:t xml:space="preserve">~16 N avg</w:t>
+            </w:r>
+          </w:p>
+        </w:tc>
+        <w:tc>
+          <w:p>
+            <w:pPr>
+              <w:pStyle w:val="Compact"/>
+              <w:jc w:val="left"/>
+            </w:pPr>
+            <w:r>
+              <w:t xml:space="preserve">stand commissioning</w:t>
+            </w:r>
+          </w:p>
+        </w:tc>
+        <w:tc>
+          <w:p>
+            <w:pPr>
+              <w:pStyle w:val="Compact"/>
+              <w:jc w:val="left"/>
+            </w:pPr>
+            <w:r>
+              <w:t xml:space="preserve">6</w:t>
             </w:r>
           </w:p>
         </w:tc>
@@ -606,898 +1623,90 @@
     </w:tbl>
     <w:p>
       <w:pPr>
+        <w:pStyle w:val="Heading3"/>
+      </w:pPr>
+      <w:bookmarkStart w:id="36" w:name="X4b27e30af887bfaf4ac61be0074b5f2cb62313b"/>
+      <w:r>
+        <w:t xml:space="preserve">4.2 Predicted performance (unified RK4 + Barrowman,</w:t>
+      </w:r>
+      <w:r>
+        <w:t xml:space="preserve"> </w:t>
+      </w:r>
+      <w:r>
+        <w:rPr>
+          <w:rStyle w:val="VerbatimChar"/>
+        </w:rPr>
+        <w:t xml:space="preserve">we4_flightsim.py</w:t>
+      </w:r>
+      <w:r>
+        <w:t xml:space="preserve">)</w:t>
+      </w:r>
+      <w:bookmarkEnd w:id="36"/>
+    </w:p>
+    <w:p>
+      <w:pPr>
+        <w:pStyle w:val="FirstParagraph"/>
+      </w:pPr>
+      <w:r>
+        <w:t xml:space="preserve">T/W 2.08 avg / 3.66 peak; Cd 0.54; burnout 3.45 s, ~75 m, ~36 m/s;</w:t>
+      </w:r>
+      <w:r>
+        <w:t xml:space="preserve"> </w:t>
+      </w:r>
+      <w:r>
+        <w:rPr>
+          <w:b/>
+        </w:rPr>
+        <w:t xml:space="preserve">apogee ~429 ft @ 6.82 s</w:t>
+      </w:r>
+      <w:r>
+        <w:t xml:space="preserve">; deploy</w:t>
+      </w:r>
+      <w:r>
+        <w:t xml:space="preserve"> </w:t>
+      </w:r>
+      <w:r>
+        <w:t xml:space="preserve">forced t = 4.0 s @ ~29 m/s; 18″ chute → ~6 m/s descent. Dispersion (±5 % mass, ±15 % Cd): see</w:t>
+      </w:r>
+      <w:r>
+        <w:t xml:space="preserve"> </w:t>
+      </w:r>
+      <w:r>
+        <w:rPr>
+          <w:rStyle w:val="VerbatimChar"/>
+        </w:rPr>
+        <w:t xml:space="preserve">plots4/06_dispersion.png</w:t>
+      </w:r>
+      <w:r>
+        <w:t xml:space="preserve">.</w:t>
+      </w:r>
+    </w:p>
+    <w:p>
+      <w:pPr>
         <w:pStyle w:val="Heading2"/>
       </w:pPr>
-      <w:bookmarkStart w:id="29" w:name="vehicle-architecture"/>
-      <w:r>
-        <w:t xml:space="preserve">3. Vehicle Architecture</w:t>
-      </w:r>
-      <w:bookmarkEnd w:id="29"/>
+      <w:bookmarkStart w:id="37" w:name="flight-computer-control"/>
+      <w:r>
+        <w:t xml:space="preserve">5. Flight Computer &amp; Control</w:t>
+      </w:r>
+      <w:bookmarkEnd w:id="37"/>
     </w:p>
     <w:p>
       <w:pPr>
         <w:pStyle w:val="Heading3"/>
       </w:pPr>
-      <w:bookmarkStart w:id="30" w:name="configuration-mass-budget"/>
-      <w:r>
-        <w:t xml:space="preserve">3.1 Configuration &amp; mass budget</w:t>
-      </w:r>
-      <w:bookmarkEnd w:id="30"/>
+      <w:bookmarkStart w:id="38" w:name="raspberry-pi-pico-2-w-rp2350"/>
+      <w:r>
+        <w:t xml:space="preserve">5.1 Raspberry Pi Pico 2 W (RP2350)</w:t>
+      </w:r>
+      <w:bookmarkEnd w:id="38"/>
     </w:p>
     <w:p>
       <w:pPr>
         <w:pStyle w:val="FirstParagraph"/>
       </w:pPr>
       <w:r>
-        <w:t xml:space="preserve">70 mm OD, 0.74 m, three bays + two bulkheads; 4 fins + nose ballast.</w:t>
-      </w:r>
-    </w:p>
-    <w:tbl>
-      <w:tblPr>
-        <w:tblStyle w:val="Table"/>
-        <w:tblW w:type="pct" w:w="5000.0"/>
-        <w:tblLook w:firstRow="1"/>
-      </w:tblPr>
-      <w:tblGrid>
-        <w:gridCol w:w="2640"/>
-        <w:gridCol w:w="2640"/>
-        <w:gridCol w:w="2640"/>
-      </w:tblGrid>
-      <w:tr>
-        <w:trPr>
-          <w:cnfStyle w:firstRow="1"/>
-        </w:trPr>
-        <w:tc>
-          <w:tcPr>
-            <w:tcBorders>
-              <w:bottom w:val="single"/>
-            </w:tcBorders>
-            <w:vAlign w:val="bottom"/>
-          </w:tcPr>
-          <w:p>
-            <w:pPr>
-              <w:pStyle w:val="Compact"/>
-              <w:jc w:val="left"/>
-            </w:pPr>
-            <w:r>
-              <w:t xml:space="preserve">Section</w:t>
-            </w:r>
-          </w:p>
-        </w:tc>
-        <w:tc>
-          <w:tcPr>
-            <w:tcBorders>
-              <w:bottom w:val="single"/>
-            </w:tcBorders>
-            <w:vAlign w:val="bottom"/>
-          </w:tcPr>
-          <w:p>
-            <w:pPr>
-              <w:pStyle w:val="Compact"/>
-              <w:jc w:val="left"/>
-            </w:pPr>
-            <w:r>
-              <w:t xml:space="preserve">Key mass</w:t>
-            </w:r>
-          </w:p>
-        </w:tc>
-        <w:tc>
-          <w:tcPr>
-            <w:tcBorders>
-              <w:bottom w:val="single"/>
-            </w:tcBorders>
-            <w:vAlign w:val="bottom"/>
-          </w:tcPr>
-          <w:p>
-            <w:pPr>
-              <w:pStyle w:val="Compact"/>
-              <w:jc w:val="left"/>
-            </w:pPr>
-            <w:r>
-              <w:t xml:space="preserve">Subtotal</w:t>
-            </w:r>
-          </w:p>
-        </w:tc>
-      </w:tr>
-      <w:tr>
-        <w:tc>
-          <w:p>
-            <w:pPr>
-              <w:pStyle w:val="Compact"/>
-              <w:jc w:val="left"/>
-            </w:pPr>
-            <w:r>
-              <w:t xml:space="preserve">Nose (PC-FR)</w:t>
-            </w:r>
-          </w:p>
-        </w:tc>
-        <w:tc>
-          <w:p>
-            <w:pPr>
-              <w:pStyle w:val="Compact"/>
-              <w:jc w:val="left"/>
-            </w:pPr>
-            <w:r>
-              <w:t xml:space="preserve">cone 40 g</w:t>
-            </w:r>
-          </w:p>
-        </w:tc>
-        <w:tc>
-          <w:p>
-            <w:pPr>
-              <w:pStyle w:val="Compact"/>
-              <w:jc w:val="left"/>
-            </w:pPr>
-            <w:r>
-              <w:t xml:space="preserve">40 g</w:t>
-            </w:r>
-          </w:p>
-        </w:tc>
-      </w:tr>
-      <w:tr>
-        <w:tc>
-          <w:p>
-            <w:pPr>
-              <w:pStyle w:val="Compact"/>
-              <w:jc w:val="left"/>
-            </w:pPr>
-            <w:r>
-              <w:t xml:space="preserve">Recovery bay (ASA-Aero)</w:t>
-            </w:r>
-          </w:p>
-        </w:tc>
-        <w:tc>
-          <w:p>
-            <w:pPr>
-              <w:pStyle w:val="Compact"/>
-              <w:jc w:val="left"/>
-            </w:pPr>
-            <w:r>
-              <w:t xml:space="preserve">RRC3+, 9 V, chute, e-match, BNO085</w:t>
-            </w:r>
-          </w:p>
-        </w:tc>
-        <w:tc>
-          <w:p>
-            <w:pPr>
-              <w:pStyle w:val="Compact"/>
-              <w:jc w:val="left"/>
-            </w:pPr>
-            <w:r>
-              <w:t xml:space="preserve">118 g</w:t>
-            </w:r>
-          </w:p>
-        </w:tc>
-      </w:tr>
-      <w:tr>
-        <w:tc>
-          <w:p>
-            <w:pPr>
-              <w:pStyle w:val="Compact"/>
-              <w:jc w:val="left"/>
-            </w:pPr>
-            <w:r>
-              <w:t xml:space="preserve">FC bay (ASA-Aero)</w:t>
-            </w:r>
-          </w:p>
-        </w:tc>
-        <w:tc>
-          <w:p>
-            <w:pPr>
-              <w:pStyle w:val="Compact"/>
-              <w:jc w:val="left"/>
-            </w:pPr>
-            <w:r>
-              <w:t xml:space="preserve">Teensy 4.1, BNO085, BME688, BMP280, µSD, RunCam, 2S LiPo, BEC</w:t>
-            </w:r>
-          </w:p>
-        </w:tc>
-        <w:tc>
-          <w:p>
-            <w:pPr>
-              <w:pStyle w:val="Compact"/>
-              <w:jc w:val="left"/>
-            </w:pPr>
-            <w:r>
-              <w:t xml:space="preserve">55 g</w:t>
-            </w:r>
-          </w:p>
-        </w:tc>
-      </w:tr>
-      <w:tr>
-        <w:tc>
-          <w:p>
-            <w:pPr>
-              <w:pStyle w:val="Compact"/>
-              <w:jc w:val="left"/>
-            </w:pPr>
-            <w:r>
-              <w:t xml:space="preserve">Engine/TVC bay (PC-FR)</w:t>
-            </w:r>
-          </w:p>
-        </w:tc>
-        <w:tc>
-          <w:p>
-            <w:pPr>
-              <w:pStyle w:val="Compact"/>
-              <w:jc w:val="left"/>
-            </w:pPr>
-            <w:r>
-              <w:t xml:space="preserve">gimbal, 2 servos, BNO085, mount</w:t>
-            </w:r>
-          </w:p>
-        </w:tc>
-        <w:tc>
-          <w:p>
-            <w:pPr>
-              <w:pStyle w:val="Compact"/>
-              <w:jc w:val="left"/>
-            </w:pPr>
-            <w:r>
-              <w:t xml:space="preserve">152 g</w:t>
-            </w:r>
-          </w:p>
-        </w:tc>
-      </w:tr>
-      <w:tr>
-        <w:tc>
-          <w:p>
-            <w:pPr>
-              <w:pStyle w:val="Compact"/>
-              <w:jc w:val="left"/>
-            </w:pPr>
-            <w:r>
-              <w:t xml:space="preserve">Structure</w:t>
-            </w:r>
-          </w:p>
-        </w:tc>
-        <w:tc>
-          <w:p>
-            <w:pPr>
-              <w:pStyle w:val="Compact"/>
-              <w:jc w:val="left"/>
-            </w:pPr>
-            <w:r>
-              <w:t xml:space="preserve">body tube +</w:t>
-            </w:r>
-            <w:r>
-              <w:t xml:space="preserve"> </w:t>
-            </w:r>
-            <w:r>
-              <w:rPr>
-                <w:b/>
-              </w:rPr>
-              <w:t xml:space="preserve">4 PC-FR fins</w:t>
-            </w:r>
-            <w:r>
-              <w:t xml:space="preserve"> </w:t>
-            </w:r>
-            <w:r>
-              <w:t xml:space="preserve">+ wiring</w:t>
-            </w:r>
-          </w:p>
-        </w:tc>
-        <w:tc>
-          <w:p>
-            <w:pPr>
-              <w:pStyle w:val="Compact"/>
-              <w:jc w:val="left"/>
-            </w:pPr>
-            <w:r>
-              <w:t xml:space="preserve">203 g</w:t>
-            </w:r>
-          </w:p>
-        </w:tc>
-      </w:tr>
-      <w:tr>
-        <w:tc>
-          <w:p>
-            <w:pPr>
-              <w:pStyle w:val="Compact"/>
-              <w:jc w:val="left"/>
-            </w:pPr>
-            <w:r>
-              <w:rPr>
-                <w:b/>
-              </w:rPr>
-              <w:t xml:space="preserve">Dry</w:t>
-            </w:r>
-          </w:p>
-        </w:tc>
-        <w:tc>
-          <w:p/>
-        </w:tc>
-        <w:tc>
-          <w:p>
-            <w:pPr>
-              <w:pStyle w:val="Compact"/>
-              <w:jc w:val="left"/>
-            </w:pPr>
-            <w:r>
-              <w:rPr>
-                <w:b/>
-              </w:rPr>
-              <w:t xml:space="preserve">606 g</w:t>
-            </w:r>
-          </w:p>
-        </w:tc>
-      </w:tr>
-      <w:tr>
-        <w:tc>
-          <w:p>
-            <w:pPr>
-              <w:pStyle w:val="Compact"/>
-              <w:jc w:val="left"/>
-            </w:pPr>
-            <w:r>
-              <w:t xml:space="preserve">Motor</w:t>
-            </w:r>
-          </w:p>
-        </w:tc>
-        <w:tc>
-          <w:p>
-            <w:pPr>
-              <w:pStyle w:val="Compact"/>
-              <w:jc w:val="left"/>
-            </w:pPr>
-            <w:r>
-              <w:t xml:space="preserve">F15-0 (60 g prop)</w:t>
-            </w:r>
-          </w:p>
-        </w:tc>
-        <w:tc>
-          <w:p>
-            <w:pPr>
-              <w:pStyle w:val="Compact"/>
-              <w:jc w:val="left"/>
-            </w:pPr>
-            <w:r>
-              <w:t xml:space="preserve">102 g</w:t>
-            </w:r>
-          </w:p>
-        </w:tc>
-      </w:tr>
-      <w:tr>
-        <w:tc>
-          <w:p>
-            <w:pPr>
-              <w:pStyle w:val="Compact"/>
-              <w:jc w:val="left"/>
-            </w:pPr>
-            <w:r>
-              <w:rPr>
-                <w:b/>
-              </w:rPr>
-              <w:t xml:space="preserve">Liftoff</w:t>
-            </w:r>
-          </w:p>
-        </w:tc>
-        <w:tc>
-          <w:p/>
-        </w:tc>
-        <w:tc>
-          <w:p>
-            <w:pPr>
-              <w:pStyle w:val="Compact"/>
-              <w:jc w:val="left"/>
-            </w:pPr>
-            <w:r>
-              <w:rPr>
-                <w:b/>
-              </w:rPr>
-              <w:t xml:space="preserve">708 g</w:t>
-            </w:r>
-          </w:p>
-        </w:tc>
-      </w:tr>
-    </w:tbl>
-    <w:p>
-      <w:pPr>
-        <w:pStyle w:val="Heading3"/>
-      </w:pPr>
-      <w:bookmarkStart w:id="31" w:name="materials"/>
-      <w:r>
-        <w:t xml:space="preserve">3.2 Materials</w:t>
-      </w:r>
-      <w:bookmarkEnd w:id="31"/>
-    </w:p>
-    <w:p>
-      <w:pPr>
-        <w:numPr>
-          <w:ilvl w:val="0"/>
-          <w:numId w:val="1001"/>
-        </w:numPr>
-        <w:pStyle w:val="Compact"/>
-      </w:pPr>
-      <w:r>
-        <w:rPr>
-          <w:b/>
-        </w:rPr>
-        <w:t xml:space="preserve">PC-FR</w:t>
-      </w:r>
-      <w:r>
-        <w:t xml:space="preserve"> </w:t>
-      </w:r>
-      <w:r>
-        <w:t xml:space="preserve">(ρ 1.25 g/cm³, HDT ~110 °C, UL94-V0): nose, engine/TVC bay, Bulkhead A, fins — flame zone.</w:t>
-      </w:r>
-    </w:p>
-    <w:p>
-      <w:pPr>
-        <w:numPr>
-          <w:ilvl w:val="0"/>
-          <w:numId w:val="1001"/>
-        </w:numPr>
-        <w:pStyle w:val="Compact"/>
-      </w:pPr>
-      <w:r>
-        <w:rPr>
-          <w:b/>
-        </w:rPr>
-        <w:t xml:space="preserve">ASA-Aero</w:t>
-      </w:r>
-      <w:r>
-        <w:t xml:space="preserve"> </w:t>
-      </w:r>
-      <w:r>
-        <w:t xml:space="preserve">(foamed, ρ ~0.65 g/cm³): body, FC/recovery bays, Bulkhead B — saves ~100 g where there</w:t>
-      </w:r>
-      <w:r>
-        <w:t xml:space="preserve"> </w:t>
-      </w:r>
-      <w:r>
-        <w:t xml:space="preserve">is no motor heat. Thermal check: engine-bay wall peaks</w:t>
-      </w:r>
-      <w:r>
-        <w:t xml:space="preserve"> </w:t>
-      </w:r>
-      <w:r>
-        <w:rPr>
-          <w:b/>
-        </w:rPr>
-        <w:t xml:space="preserve">~38 °C</w:t>
-      </w:r>
-      <w:r>
-        <w:t xml:space="preserve"> </w:t>
-      </w:r>
-      <w:r>
-        <w:t xml:space="preserve">over the 3.45 s burn (no liner</w:t>
-      </w:r>
-      <w:r>
-        <w:t xml:space="preserve"> </w:t>
-      </w:r>
-      <w:r>
-        <w:t xml:space="preserve">needed; first-order lumped model,</w:t>
-      </w:r>
-      <w:r>
-        <w:t xml:space="preserve"> </w:t>
-      </w:r>
-      <w:r>
-        <w:rPr>
-          <w:rStyle w:val="VerbatimChar"/>
-        </w:rPr>
-        <w:t xml:space="preserve">we4_analysis.py</w:t>
-      </w:r>
-      <w:r>
-        <w:t xml:space="preserve">).</w:t>
-      </w:r>
-    </w:p>
-    <w:p>
-      <w:pPr>
-        <w:pStyle w:val="Heading3"/>
-      </w:pPr>
-      <w:bookmarkStart w:id="32" w:name="stability-fins-ballast-the-0.5-s-rule"/>
-      <w:r>
-        <w:t xml:space="preserve">3.3 Stability — fins + ballast + the 0.5 s rule</w:t>
-      </w:r>
-      <w:bookmarkEnd w:id="32"/>
-    </w:p>
-    <w:p>
-      <w:pPr>
-        <w:pStyle w:val="FirstParagraph"/>
-      </w:pPr>
-      <w:r>
-        <w:t xml:space="preserve">An apogee sweep shows ballast lowers altitude, so we use</w:t>
-      </w:r>
-      <w:r>
-        <w:t xml:space="preserve"> </w:t>
-      </w:r>
-      <w:r>
-        <w:rPr>
-          <w:b/>
-        </w:rPr>
-        <w:t xml:space="preserve">no ballast</w:t>
-      </w:r>
-      <w:r>
-        <w:t xml:space="preserve"> </w:t>
-      </w:r>
-      <w:r>
-        <w:t xml:space="preserve">and size fins to the minimum stable 1.0 cal: 4 × 58 mm fins → CP 52.5 cm, CG 46.7 cm =</w:t>
-      </w:r>
-      <w:r>
-        <w:t xml:space="preserve"> </w:t>
-      </w:r>
-      <w:r>
-        <w:rPr>
-          <w:b/>
-        </w:rPr>
-        <w:t xml:space="preserve">+1.0 cal</w:t>
-      </w:r>
-      <w:r>
-        <w:t xml:space="preserve"> </w:t>
-      </w:r>
-      <w:r>
-        <w:t xml:space="preserve">static margin (stable). This passive margin holds the vehicle through launch and the F15 ignition</w:t>
-      </w:r>
-      <w:r>
-        <w:t xml:space="preserve"> </w:t>
-      </w:r>
-      <w:r>
-        <w:t xml:space="preserve">spike; the TVC controller is</w:t>
-      </w:r>
-      <w:r>
-        <w:t xml:space="preserve"> </w:t>
-      </w:r>
-      <w:r>
-        <w:rPr>
-          <w:b/>
-        </w:rPr>
-        <w:t xml:space="preserve">inhibited until t = 0.5 s</w:t>
-      </w:r>
-      <w:r>
-        <w:t xml:space="preserve">, then engages on the smooth curve. A</w:t>
-      </w:r>
-      <w:r>
-        <w:t xml:space="preserve"> </w:t>
-      </w:r>
-      <w:r>
-        <w:t xml:space="preserve">finless variant (margin −5.6 cal) was rejected because it is statically unstable and cannot survive</w:t>
-      </w:r>
-      <w:r>
-        <w:t xml:space="preserve"> </w:t>
-      </w:r>
-      <w:r>
-        <w:t xml:space="preserve">the pre-TVC transient.</w:t>
-      </w:r>
-    </w:p>
-    <w:p>
-      <w:pPr>
-        <w:pStyle w:val="Heading3"/>
-      </w:pPr>
-      <w:bookmarkStart w:id="33" w:name="structural-thermal-margins"/>
-      <w:r>
-        <w:t xml:space="preserve">3.4 Structural &amp; thermal margins</w:t>
-      </w:r>
-      <w:bookmarkEnd w:id="33"/>
-    </w:p>
-    <w:p>
-      <w:pPr>
-        <w:pStyle w:val="FirstParagraph"/>
-      </w:pPr>
-      <w:r>
-        <w:t xml:space="preserve">First-order analysis (</w:t>
-      </w:r>
-      <w:r>
-        <w:rPr>
-          <w:rStyle w:val="VerbatimChar"/>
-        </w:rPr>
-        <w:t xml:space="preserve">we4_analysis.py</w:t>
-      </w:r>
-      <w:r>
-        <w:t xml:space="preserve">): minimum safety factor</w:t>
-      </w:r>
-      <w:r>
-        <w:t xml:space="preserve"> </w:t>
-      </w:r>
-      <w:r>
-        <w:rPr>
-          <w:b/>
-        </w:rPr>
-        <w:t xml:space="preserve">&gt; 300×</w:t>
-      </w:r>
-      <w:r>
-        <w:t xml:space="preserve"> </w:t>
-      </w:r>
-      <w:r>
-        <w:t xml:space="preserve">(the 25 N motor leaves the</w:t>
-      </w:r>
-      <w:r>
-        <w:t xml:space="preserve"> </w:t>
-      </w:r>
-      <w:r>
-        <w:t xml:space="preserve">1.6 mm airframe print/handling-limited, not load-limited); fin flutter velocity well above the 25 m/s</w:t>
-      </w:r>
-      <w:r>
-        <w:t xml:space="preserve"> </w:t>
-      </w:r>
-      <w:r>
-        <w:t xml:space="preserve">flight regime; engine-bay thermal margin to PC-FR HDT &gt; 70 °C.</w:t>
-      </w:r>
-    </w:p>
-    <w:p>
-      <w:pPr>
-        <w:pStyle w:val="Heading2"/>
-      </w:pPr>
-      <w:bookmarkStart w:id="34" w:name="propulsion-trajectory"/>
-      <w:r>
-        <w:t xml:space="preserve">4. Propulsion &amp; Trajectory</w:t>
-      </w:r>
-      <w:bookmarkEnd w:id="34"/>
-    </w:p>
-    <w:p>
-      <w:pPr>
-        <w:pStyle w:val="Heading3"/>
-      </w:pPr>
-      <w:bookmarkStart w:id="35" w:name="motors-verified"/>
-      <w:r>
-        <w:t xml:space="preserve">4.1 Motors (verified)</w:t>
-      </w:r>
-      <w:bookmarkEnd w:id="35"/>
-    </w:p>
-    <w:tbl>
-      <w:tblPr>
-        <w:tblStyle w:val="Table"/>
-        <w:tblW w:type="pct" w:w="5000.0"/>
-        <w:tblLook w:firstRow="1"/>
-      </w:tblPr>
-      <w:tblGrid>
-        <w:gridCol w:w="1980"/>
-        <w:gridCol w:w="1980"/>
-        <w:gridCol w:w="1980"/>
-        <w:gridCol w:w="1980"/>
-      </w:tblGrid>
-      <w:tr>
-        <w:trPr>
-          <w:cnfStyle w:firstRow="1"/>
-        </w:trPr>
-        <w:tc>
-          <w:tcPr>
-            <w:tcBorders>
-              <w:bottom w:val="single"/>
-            </w:tcBorders>
-            <w:vAlign w:val="bottom"/>
-          </w:tcPr>
-          <w:p>
-            <w:pPr>
-              <w:pStyle w:val="Compact"/>
-              <w:jc w:val="left"/>
-            </w:pPr>
-            <w:r>
-              <w:t xml:space="preserve">Motor</w:t>
-            </w:r>
-          </w:p>
-        </w:tc>
-        <w:tc>
-          <w:tcPr>
-            <w:tcBorders>
-              <w:bottom w:val="single"/>
-            </w:tcBorders>
-            <w:vAlign w:val="bottom"/>
-          </w:tcPr>
-          <w:p>
-            <w:pPr>
-              <w:pStyle w:val="Compact"/>
-              <w:jc w:val="left"/>
-            </w:pPr>
-            <w:r>
-              <w:t xml:space="preserve">Spec</w:t>
-            </w:r>
-          </w:p>
-        </w:tc>
-        <w:tc>
-          <w:tcPr>
-            <w:tcBorders>
-              <w:bottom w:val="single"/>
-            </w:tcBorders>
-            <w:vAlign w:val="bottom"/>
-          </w:tcPr>
-          <w:p>
-            <w:pPr>
-              <w:pStyle w:val="Compact"/>
-              <w:jc w:val="left"/>
-            </w:pPr>
-            <w:r>
-              <w:t xml:space="preserve">Role</w:t>
-            </w:r>
-          </w:p>
-        </w:tc>
-        <w:tc>
-          <w:tcPr>
-            <w:tcBorders>
-              <w:bottom w:val="single"/>
-            </w:tcBorders>
-            <w:vAlign w:val="bottom"/>
-          </w:tcPr>
-          <w:p>
-            <w:pPr>
-              <w:pStyle w:val="Compact"/>
-              <w:jc w:val="left"/>
-            </w:pPr>
-            <w:r>
-              <w:t xml:space="preserve">Qty</w:t>
-            </w:r>
-          </w:p>
-        </w:tc>
-      </w:tr>
-      <w:tr>
-        <w:tc>
-          <w:p>
-            <w:pPr>
-              <w:pStyle w:val="Compact"/>
-              <w:jc w:val="left"/>
-            </w:pPr>
-            <w:r>
-              <w:t xml:space="preserve">Estes F15-0</w:t>
-            </w:r>
-          </w:p>
-        </w:tc>
-        <w:tc>
-          <w:p>
-            <w:pPr>
-              <w:pStyle w:val="Compact"/>
-              <w:jc w:val="left"/>
-            </w:pPr>
-            <w:r>
-              <w:t xml:space="preserve">49.6 N·s, 14.4 N avg / 25.3 N pk, 3.45 s, 0-delay</w:t>
-            </w:r>
-          </w:p>
-        </w:tc>
-        <w:tc>
-          <w:p>
-            <w:pPr>
-              <w:pStyle w:val="Compact"/>
-              <w:jc w:val="left"/>
-            </w:pPr>
-            <w:r>
-              <w:t xml:space="preserve">flight + both stands + jetvane</w:t>
-            </w:r>
-          </w:p>
-        </w:tc>
-        <w:tc>
-          <w:p>
-            <w:pPr>
-              <w:pStyle w:val="Compact"/>
-              <w:jc w:val="left"/>
-            </w:pPr>
-            <w:r>
-              <w:t xml:space="preserve">16</w:t>
-            </w:r>
-          </w:p>
-        </w:tc>
-      </w:tr>
-      <w:tr>
-        <w:tc>
-          <w:p>
-            <w:pPr>
-              <w:pStyle w:val="Compact"/>
-              <w:jc w:val="left"/>
-            </w:pPr>
-            <w:r>
-              <w:t xml:space="preserve">Estes E16-4</w:t>
-            </w:r>
-          </w:p>
-        </w:tc>
-        <w:tc>
-          <w:p>
-            <w:pPr>
-              <w:pStyle w:val="Compact"/>
-              <w:jc w:val="left"/>
-            </w:pPr>
-            <w:r>
-              <w:t xml:space="preserve">~16 N avg</w:t>
-            </w:r>
-          </w:p>
-        </w:tc>
-        <w:tc>
-          <w:p>
-            <w:pPr>
-              <w:pStyle w:val="Compact"/>
-              <w:jc w:val="left"/>
-            </w:pPr>
-            <w:r>
-              <w:t xml:space="preserve">stand commissioning</w:t>
-            </w:r>
-          </w:p>
-        </w:tc>
-        <w:tc>
-          <w:p>
-            <w:pPr>
-              <w:pStyle w:val="Compact"/>
-              <w:jc w:val="left"/>
-            </w:pPr>
-            <w:r>
-              <w:t xml:space="preserve">6</w:t>
-            </w:r>
-          </w:p>
-        </w:tc>
-      </w:tr>
-    </w:tbl>
-    <w:p>
-      <w:pPr>
-        <w:pStyle w:val="Heading3"/>
-      </w:pPr>
-      <w:bookmarkStart w:id="36" w:name="X4b27e30af887bfaf4ac61be0074b5f2cb62313b"/>
-      <w:r>
-        <w:t xml:space="preserve">4.2 Predicted performance (unified RK4 + Barrowman,</w:t>
-      </w:r>
-      <w:r>
-        <w:t xml:space="preserve"> </w:t>
-      </w:r>
-      <w:r>
-        <w:rPr>
-          <w:rStyle w:val="VerbatimChar"/>
-        </w:rPr>
-        <w:t xml:space="preserve">we4_flightsim.py</w:t>
-      </w:r>
-      <w:r>
-        <w:t xml:space="preserve">)</w:t>
-      </w:r>
-      <w:bookmarkEnd w:id="36"/>
-    </w:p>
-    <w:p>
-      <w:pPr>
-        <w:pStyle w:val="FirstParagraph"/>
-      </w:pPr>
-      <w:r>
-        <w:t xml:space="preserve">T/W 2.07 avg / 3.62 peak; Cd 0.53; burnout 3.45 s, ~73 m, ~30 m/s;</w:t>
-      </w:r>
-      <w:r>
-        <w:t xml:space="preserve"> </w:t>
-      </w:r>
-      <w:r>
-        <w:rPr>
-          <w:b/>
-        </w:rPr>
-        <w:t xml:space="preserve">apogee ~432 ft @ 7.0 s</w:t>
-      </w:r>
-      <w:r>
-        <w:t xml:space="preserve">; deploy</w:t>
-      </w:r>
-      <w:r>
-        <w:t xml:space="preserve"> </w:t>
-      </w:r>
-      <w:r>
-        <w:t xml:space="preserve">forced t = 4.0 s @ ~29 m/s; 18″ chute → ~6 m/s descent. Dispersion (±5 % mass, ±15 % Cd): see</w:t>
-      </w:r>
-      <w:r>
-        <w:t xml:space="preserve"> </w:t>
-      </w:r>
-      <w:r>
-        <w:rPr>
-          <w:rStyle w:val="VerbatimChar"/>
-        </w:rPr>
-        <w:t xml:space="preserve">plots4/06_dispersion.png</w:t>
-      </w:r>
-      <w:r>
-        <w:t xml:space="preserve">.</w:t>
-      </w:r>
-    </w:p>
-    <w:p>
-      <w:pPr>
-        <w:pStyle w:val="Heading2"/>
-      </w:pPr>
-      <w:bookmarkStart w:id="37" w:name="flight-computer-control"/>
-      <w:r>
-        <w:t xml:space="preserve">5. Flight Computer &amp; Control</w:t>
-      </w:r>
-      <w:bookmarkEnd w:id="37"/>
-    </w:p>
-    <w:p>
-      <w:pPr>
-        <w:pStyle w:val="Heading3"/>
-      </w:pPr>
-      <w:bookmarkStart w:id="38" w:name="teensy-4.1"/>
-      <w:r>
-        <w:t xml:space="preserve">5.1 Teensy 4.1</w:t>
-      </w:r>
-      <w:bookmarkEnd w:id="38"/>
-    </w:p>
-    <w:p>
-      <w:pPr>
-        <w:pStyle w:val="FirstParagraph"/>
-      </w:pPr>
-      <w:r>
-        <w:t xml:space="preserve">A single 600 MHz Cortex-M7 is flight computer</w:t>
+        <w:t xml:space="preserve">A single dual-core 150 MHz RP2350 is flight computer</w:t>
       </w:r>
       <w:r>
         <w:t xml:space="preserve"> </w:t>
@@ -1512,19 +1721,25 @@
         <w:t xml:space="preserve"> </w:t>
       </w:r>
       <w:r>
-        <w:t xml:space="preserve">500 Hz controller: reads three BNO085 + two</w:t>
-      </w:r>
-      <w:r>
-        <w:t xml:space="preserve"> </w:t>
-      </w:r>
-      <w:r>
-        <w:t xml:space="preserve">baros, closes the TVC loop, drives 2 servos via hardware FlexPWM, logs to onboard SDIO microSD, and</w:t>
-      </w:r>
-      <w:r>
-        <w:t xml:space="preserve"> </w:t>
-      </w:r>
-      <w:r>
-        <w:t xml:space="preserve">triggers recovery/camera. No Linux, no scheduler jitter.</w:t>
+        <w:t xml:space="preserve">500 Hz controller: core 0 reads three</w:t>
+      </w:r>
+      <w:r>
+        <w:t xml:space="preserve"> </w:t>
+      </w:r>
+      <w:r>
+        <w:t xml:space="preserve">BNO085 + two baros (BME688 + BMP388) and closes the TVC loop driving 2 servos via hardware PWM;</w:t>
+      </w:r>
+      <w:r>
+        <w:t xml:space="preserve"> </w:t>
+      </w:r>
+      <w:r>
+        <w:t xml:space="preserve">core 1 handles microSD logging and Wi-Fi bench telemetry. No Linux, no scheduler jitter. Recovery is</w:t>
+      </w:r>
+      <w:r>
+        <w:t xml:space="preserve"> </w:t>
+      </w:r>
+      <w:r>
+        <w:t xml:space="preserve">the motor’s own ejection charge (the FC only logs/observes).</w:t>
       </w:r>
     </w:p>
     <w:p>
@@ -1679,7 +1894,7 @@
           <m:t>=</m:t>
         </m:r>
         <m:r>
-          <m:t>8</m:t>
+          <m:t>0.10</m:t>
         </m:r>
         <m:r>
           <m:t>,</m:t>
@@ -1703,7 +1918,7 @@
           <m:t>=</m:t>
         </m:r>
         <m:r>
-          <m:t>1.5</m:t>
+          <m:t>0.40</m:t>
         </m:r>
         <m:r>
           <m:t>,</m:t>
@@ -1727,11 +1942,11 @@
           <m:t>=</m:t>
         </m:r>
         <m:r>
-          <m:t>1.2</m:t>
+          <m:t>0.18</m:t>
         </m:r>
       </m:oMath>
       <w:r>
-        <w:t xml:space="preserve">), output clamped to ±5°, servo lag τ ≈ 0.04 s.</w:t>
+        <w:t xml:space="preserve">; margin- and auto-tune-validated), output clamped to ±8°, servo lag τ ≈ 0.04 s.</w:t>
       </w:r>
       <w:r>
         <w:t xml:space="preserve"> </w:t>
@@ -1788,13 +2003,13 @@
         <w:pStyle w:val="FirstParagraph"/>
       </w:pPr>
       <w:r>
-        <w:t xml:space="preserve">2S 450 mAh LiPo → 5 V BEC (Teensy/IMUs/camera) + servo rail; independent 9 V lithium for the RRC3+.</w:t>
-      </w:r>
-      <w:r>
-        <w:t xml:space="preserve"> </w:t>
-      </w:r>
-      <w:r>
-        <w:t xml:space="preserve">Active draw 5.7 W → ~32 min endurance. Onboard log: full-rate IMU/baro/control + RunCam 1080p video.</w:t>
+        <w:t xml:space="preserve">A light 2S LiPo (7.4 V, ~450 mAh) feeds a single 5 V/6 V UBEC (set 5 V) whose one rail powers Pico 2 W VSYS, the camera, and both servos (EMAX ES08MA II, running at 5 V ≈ 1.8 kg·cm). Shared-rail decoupling (1000 µF bulk at the servos, 100 µF + an SS34 hold-up Schottky at VSYS) keeps servo-stall transients from browning-out the Pico. No recovery battery — recovery is the motor’s own ejection charge.</w:t>
+      </w:r>
+      <w:r>
+        <w:t xml:space="preserve"> </w:t>
+      </w:r>
+      <w:r>
+        <w:t xml:space="preserve">Pack voltage is monitored on GP26/ADC0 (100k/62k divider; warn 6.4 V, arm-inhibit 6.0 V). Onboard log: full-rate IMU/baro/control + i3 4K Thumb Action Camera 1080p60 video. The power+camera group (LiPo ~30 g + UBEC ~10 g + i3 4K Thumb Action Camera ~36 g ≈ 76 g) sits inside the 122 g FC-bay budget.</w:t>
       </w:r>
     </w:p>
     <w:p>
@@ -1812,7 +2027,7 @@
         <w:pStyle w:val="FirstParagraph"/>
       </w:pPr>
       <w:r>
-        <w:t xml:space="preserve">Finless-after-burnout dynamics demand early deploy: RRC3+</w:t>
+        <w:t xml:space="preserve">Recovery uses the</w:t>
       </w:r>
       <w:r>
         <w:t xml:space="preserve"> </w:t>
@@ -1821,19 +2036,40 @@
         <w:rPr>
           <w:b/>
         </w:rPr>
-        <w:t xml:space="preserve">Aux timer at t = 4.0 s</w:t>
-      </w:r>
-      <w:r>
-        <w:t xml:space="preserve"> </w:t>
-      </w:r>
-      <w:r>
-        <w:t xml:space="preserve">(Event=Launch →</w:t>
-      </w:r>
-      <w:r>
-        <w:t xml:space="preserve"> </w:t>
-      </w:r>
-      <w:r>
-        <w:t xml:space="preserve">Timer → 1-shot), arming altitude 25–50 ft so it latches at liftoff;</w:t>
+        <w:t xml:space="preserve">F15-4 motor’s own ejection charge</w:t>
+      </w:r>
+      <w:r>
+        <w:t xml:space="preserve"> </w:t>
+      </w:r>
+      <w:r>
+        <w:t xml:space="preserve">(4 s delay → fires t ≈ 7.45 s, ~0.66 s past</w:t>
+      </w:r>
+      <w:r>
+        <w:t xml:space="preserve"> </w:t>
+      </w:r>
+      <w:r>
+        <w:t xml:space="preserve">apogee), routed through a solid-walled 12 mm PC-FR bypass tube past the</w:t>
+      </w:r>
+      <w:r>
+        <w:t xml:space="preserve"> </w:t>
+      </w:r>
+      <w:r>
+        <w:rPr>
+          <w:i/>
+        </w:rPr>
+        <w:t xml:space="preserve">sealed</w:t>
+      </w:r>
+      <w:r>
+        <w:t xml:space="preserve"> </w:t>
+      </w:r>
+      <w:r>
+        <w:t xml:space="preserve">FC bay into the</w:t>
+      </w:r>
+      <w:r>
+        <w:t xml:space="preserve"> </w:t>
+      </w:r>
+      <w:r>
+        <w:t xml:space="preserve">recovery bay to release a friction-fit nose —</w:t>
       </w:r>
       <w:r>
         <w:t xml:space="preserve"> </w:t>
@@ -1842,7 +2078,7 @@
         <w:rPr>
           <w:b/>
         </w:rPr>
-        <w:t xml:space="preserve">drogue-apogee channel as a</w:t>
+        <w:t xml:space="preserve">no RRC3+, no 9 V, no e-match/BP, no CO2, no FC</w:t>
       </w:r>
       <w:r>
         <w:rPr>
@@ -1854,19 +2090,55 @@
         <w:rPr>
           <w:b/>
         </w:rPr>
-        <w:t xml:space="preserve">redundant backup</w:t>
-      </w:r>
-      <w:r>
-        <w:t xml:space="preserve"> </w:t>
-      </w:r>
-      <w:r>
-        <w:t xml:space="preserve">(second e-match, same charge well, one E-Match Mate canister/launch). Opening at</w:t>
-      </w:r>
-      <w:r>
-        <w:t xml:space="preserve"> </w:t>
-      </w:r>
-      <w:r>
-        <w:t xml:space="preserve">~19 m/s; 1/8″ Kevlar cord (&gt; 60× margin) with elastic leader; 18″ chute → ~6 m/s.</w:t>
+        <w:t xml:space="preserve">involvement</w:t>
+      </w:r>
+      <w:r>
+        <w:t xml:space="preserve">. Feasibility (</w:t>
+      </w:r>
+      <w:r>
+        <w:rPr>
+          <w:rStyle w:val="VerbatimChar"/>
+        </w:rPr>
+        <w:t xml:space="preserve">we4_ejection_feasibility.py</w:t>
+      </w:r>
+      <w:r>
+        <w:t xml:space="preserve">): tube loss ≈ 0.06 kPa; bay pressurizes to</w:t>
+      </w:r>
+      <w:r>
+        <w:t xml:space="preserve"> </w:t>
+      </w:r>
+      <w:r>
+        <w:t xml:space="preserve">~140 kPa vs a 14–41 kPa nose-release threshold =</w:t>
+      </w:r>
+      <w:r>
+        <w:t xml:space="preserve"> </w:t>
+      </w:r>
+      <w:r>
+        <w:rPr>
+          <w:b/>
+        </w:rPr>
+        <w:t xml:space="preserve">3.4× margin</w:t>
+      </w:r>
+      <w:r>
+        <w:t xml:space="preserve">. F15-4 is the closest Estes delay</w:t>
+      </w:r>
+      <w:r>
+        <w:t xml:space="preserve"> </w:t>
+      </w:r>
+      <w:r>
+        <w:t xml:space="preserve">to the ~3.5 s coast optimum (F15-6/-8 eject 2.5 s/4.5 s late, too fast/low). Single passive event,</w:t>
+      </w:r>
+      <w:r>
+        <w:t xml:space="preserve"> </w:t>
+      </w:r>
+      <w:r>
+        <w:t xml:space="preserve">no electronic backup. Opening at ~6.1 m/s; 1/8″ Kevlar cord (&gt; 800× margin) + Nomex protector; 18″</w:t>
+      </w:r>
+      <w:r>
+        <w:t xml:space="preserve"> </w:t>
+      </w:r>
+      <w:r>
+        <w:t xml:space="preserve">chute → ~6 m/s.</w:t>
       </w:r>
     </w:p>
     <w:p>
@@ -1947,7 +2219,7 @@
         <w:t xml:space="preserve"> </w:t>
       </w:r>
       <w:r>
-        <w:t xml:space="preserve">Axial cell + steel deflector: validates the F15-0 curve and screens jetvane materials in the plume.</w:t>
+        <w:t xml:space="preserve">Axial cell + steel deflector: validates the F15-0 curve and screens jetvane materials in the plume (plugged 0-delay on the ground — no ejection into the fixture).</w:t>
       </w:r>
       <w:r>
         <w:t xml:space="preserve"> </w:t>
@@ -1974,22 +2246,16 @@
         <w:t xml:space="preserve"> </w:t>
       </w:r>
       <w:r>
-        <w:t xml:space="preserve">(3 per stand). Counts: F15-0</w:t>
-      </w:r>
-      <w:r>
-        <w:t xml:space="preserve"> </w:t>
-      </w:r>
-      <w:r>
-        <w:t xml:space="preserve">×16, E16-4 ×6.</w:t>
+        <w:t xml:space="preserve">(3 per stand). Counts: F15-4 ×4 (flight), F15-0 ×13 (ground), E16-4 ×6.</w:t>
       </w:r>
     </w:p>
     <w:p>
       <w:pPr>
         <w:pStyle w:val="Heading2"/>
       </w:pPr>
-      <w:bookmarkStart w:id="45" w:name="wind-tunnel-rq1rq2"/>
-      <w:r>
-        <w:t xml:space="preserve">8. Wind Tunnel (RQ1/RQ2)</w:t>
+      <w:bookmarkStart w:id="45" w:name="simulation-suite-rq3rq4-method-a"/>
+      <w:r>
+        <w:t xml:space="preserve">8. Simulation Suite (RQ3/RQ4 Method A)</w:t>
       </w:r>
       <w:bookmarkEnd w:id="45"/>
     </w:p>
@@ -1998,13 +2264,43 @@
         <w:pStyle w:val="FirstParagraph"/>
       </w:pPr>
       <w:r>
-        <w:t xml:space="preserve">Hofferth modular STEM tunnel with the AC Infinity Cloudline A8 (724 CFM) for force-capable</w:t>
-      </w:r>
-      <w:r>
-        <w:t xml:space="preserve"> </w:t>
-      </w:r>
-      <w:r>
-        <w:t xml:space="preserve">test-section velocity; fin articles on the Gridfinity strut/sting and sidewall half-span mounts.</w:t>
+        <w:t xml:space="preserve">RK4 + Barrowman trajectory with componentwise drag buildup, power-law wind shear, and Monte Carlo</w:t>
+      </w:r>
+      <w:r>
+        <w:t xml:space="preserve"> </w:t>
+      </w:r>
+      <w:r>
+        <w:t xml:space="preserve">dispersion over the atmospheric and build-tolerance envelope; 500 Hz closed-loop pitch model with</w:t>
+      </w:r>
+      <w:r>
+        <w:t xml:space="preserve"> </w:t>
+      </w:r>
+      <w:r>
+        <w:t xml:space="preserve">servo lag, transport delay, and Dryden-spectrum gust forcing; phase/gain-margin sweep across the</w:t>
+      </w:r>
+      <w:r>
+        <w:t xml:space="preserve"> </w:t>
+      </w:r>
+      <w:r>
+        <w:t xml:space="preserve">burn-time × atmosphere grid; and a software-in-the-loop flight computer writing logs in the onboard</w:t>
+      </w:r>
+      <w:r>
+        <w:t xml:space="preserve"> </w:t>
+      </w:r>
+      <w:r>
+        <w:t xml:space="preserve">recorder’s schema. See</w:t>
+      </w:r>
+      <w:r>
+        <w:t xml:space="preserve"> </w:t>
+      </w:r>
+      <w:r>
+        <w:rPr>
+          <w:rStyle w:val="VerbatimChar"/>
+        </w:rPr>
+        <w:t xml:space="preserve">Simulations/README.md</w:t>
+      </w:r>
+      <w:r>
+        <w:t xml:space="preserve">.</w:t>
       </w:r>
     </w:p>
     <w:p>
@@ -2022,7 +2318,7 @@
         <w:pStyle w:val="FirstParagraph"/>
       </w:pPr>
       <w:r>
-        <w:t xml:space="preserve">Single F15-0: 49.6 N·s, 60 g propellant, ≤ F class, liftoff 708 g &lt; 1500 g →</w:t>
+        <w:t xml:space="preserve">Single F15-4: 49.6 N·s, 60 g propellant, ≤ F class, liftoff 705 g &lt; 1500 g →</w:t>
       </w:r>
       <w:r>
         <w:t xml:space="preserve"> </w:t>
@@ -2052,7 +2348,7 @@
         <w:t xml:space="preserve"> </w:t>
       </w:r>
       <w:r>
-        <w:t xml:space="preserve">independent recovery-bay arming, RBF pyro inhibit.</w:t>
+        <w:t xml:space="preserve">motor-integral ejection (igniter installed at the pad; no electronic ejection circuit to arm or inhibit).</w:t>
       </w:r>
     </w:p>
     <w:p>
@@ -2079,19 +2375,25 @@
         <w:rPr>
           <w:b/>
         </w:rPr>
-        <w:t xml:space="preserve">$2,040</w:t>
-      </w:r>
-      <w:r>
-        <w:t xml:space="preserve"> </w:t>
-      </w:r>
-      <w:r>
-        <w:t xml:space="preserve">total (vehicle + 3-axis balance + static/materials stand + wind tunnel + one-time tools +</w:t>
-      </w:r>
-      <w:r>
-        <w:t xml:space="preserve"> </w:t>
-      </w:r>
-      <w:r>
-        <w:t xml:space="preserve">all motors); 65-line BOM with live links in</w:t>
+        <w:t xml:space="preserve">$1,882</w:t>
+      </w:r>
+      <w:r>
+        <w:t xml:space="preserve"> </w:t>
+      </w:r>
+      <w:r>
+        <w:t xml:space="preserve">total program spend as originally scoped (vehicle + 3-axis balance + static/materials</w:t>
+      </w:r>
+      <w:r>
+        <w:t xml:space="preserve"> </w:t>
+      </w:r>
+      <w:r>
+        <w:t xml:space="preserve">stand + wind tunnel + one-time tools + all motors). With BOM §11 (wind tunnel) struck per the 2026-08</w:t>
+      </w:r>
+      <w:r>
+        <w:t xml:space="preserve"> </w:t>
+      </w:r>
+      <w:r>
+        <w:t xml:space="preserve">scope change, the remaining program spend drops accordingly; live per-line pricing in</w:t>
       </w:r>
       <w:r>
         <w:t xml:space="preserve"> </w:t>
@@ -2103,13 +2405,13 @@
         <w:t xml:space="preserve">Documentation/WYVERN_E4_BOM.xlsx</w:t>
       </w:r>
       <w:r>
-        <w:t xml:space="preserve">. Per-flight consumable</w:t>
-      </w:r>
-      <w:r>
-        <w:t xml:space="preserve"> </w:t>
-      </w:r>
-      <w:r>
-        <w:t xml:space="preserve">≈ F15-0 $17 + initiator + BP ≈ $25.</w:t>
+        <w:t xml:space="preserve">. Per-flight consumable ≈ F15-4 $17 (integral delay/ejection; no</w:t>
+      </w:r>
+      <w:r>
+        <w:t xml:space="preserve"> </w:t>
+      </w:r>
+      <w:r>
+        <w:t xml:space="preserve">separate initiator or BP charge).</w:t>
       </w:r>
     </w:p>
     <w:p>
@@ -2263,7 +2565,7 @@
               <w:jc w:val="left"/>
             </w:pPr>
             <w:r>
-              <w:t xml:space="preserve">TVC balance A/B (RQ3)</w:t>
+              <w:t xml:space="preserve">TVC balance A/B (RQ1)</w:t>
             </w:r>
           </w:p>
         </w:tc>
@@ -2333,7 +2635,7 @@
               <w:jc w:val="left"/>
             </w:pPr>
             <w:r>
-              <w:t xml:space="preserve">Wind tunnel (RQ1)</w:t>
+              <w:t xml:space="preserve">Sim + margin analysis (RQ3/RQ4)</w:t>
             </w:r>
           </w:p>
         </w:tc>
@@ -2355,7 +2657,7 @@
               <w:jc w:val="left"/>
             </w:pPr>
             <w:r>
-              <w:t xml:space="preserve">aerofoil polars</w:t>
+              <w:t xml:space="preserve">dispersion, PM/GM sweep, SIL</w:t>
             </w:r>
           </w:p>
         </w:tc>
@@ -2368,7 +2670,7 @@
               <w:jc w:val="left"/>
             </w:pPr>
             <w:r>
-              <w:t xml:space="preserve">Flight tests (RQ4)</w:t>
+              <w:t xml:space="preserve">Flight tests (RQ3/RQ4)</w:t>
             </w:r>
           </w:p>
         </w:tc>
@@ -2390,7 +2692,7 @@
               <w:jc w:val="left"/>
             </w:pPr>
             <w:r>
-              <w:t xml:space="preserve">3 flights, onboard logs</w:t>
+              <w:t xml:space="preserve">up to 4 flights, onboard logs</w:t>
             </w:r>
           </w:p>
         </w:tc>
@@ -2538,7 +2840,7 @@
               <w:jc w:val="left"/>
             </w:pPr>
             <w:r>
-              <w:t xml:space="preserve">fins + ballast (+1.5 cal); TVC inhibit 0.5 s</w:t>
+              <w:t xml:space="preserve">4× 72 mm fins, no ballast (+1.10 cal at liftoff); TVC inhibit 0.5 s</w:t>
             </w:r>
           </w:p>
         </w:tc>
@@ -2586,7 +2888,7 @@
               <w:jc w:val="left"/>
             </w:pPr>
             <w:r>
-              <w:t xml:space="preserve">Hard 19 m/s deploy</w:t>
+              <w:t xml:space="preserve">Hard deploy at ~6.1 m/s (motor ejection, +0.63 s past apogee)</w:t>
             </w:r>
           </w:p>
         </w:tc>
@@ -2608,7 +2910,7 @@
               <w:jc w:val="left"/>
             </w:pPr>
             <w:r>
-              <w:t xml:space="preserve">Kevlar &gt; 60× margin, elastic leader, ground-tested charge</w:t>
+              <w:t xml:space="preserve">Kevlar harness &gt;800× margin, Nomex protector, ground-tested charge</w:t>
             </w:r>
           </w:p>
         </w:tc>
@@ -2678,7 +2980,7 @@
               <w:jc w:val="left"/>
             </w:pPr>
             <w:r>
-              <w:t xml:space="preserve">self-contained RunCam (decoupled from FC)</w:t>
+              <w:t xml:space="preserve">self-contained i3 4K Thumb Action Camera (decoupled from FC)</w:t>
             </w:r>
           </w:p>
         </w:tc>
@@ -2699,19 +3001,19 @@
         <w:pStyle w:val="FirstParagraph"/>
       </w:pPr>
       <w:r>
-        <w:t xml:space="preserve">A flight-validated small TVC vehicle; a quantitative magnetic-vs-servo TVC dataset; aerofoil polars</w:t>
-      </w:r>
-      <w:r>
-        <w:t xml:space="preserve"> </w:t>
-      </w:r>
-      <w:r>
-        <w:t xml:space="preserve">and jetvane material rankings; full open documentation (CAD, firmware, wiring, sims) and a research</w:t>
-      </w:r>
-      <w:r>
-        <w:t xml:space="preserve"> </w:t>
-      </w:r>
-      <w:r>
-        <w:t xml:space="preserve">paper.</w:t>
+        <w:t xml:space="preserve">A flight-validated small TVC vehicle; a quantitative magnetic-vs-servo TVC dataset; a quantified</w:t>
+      </w:r>
+      <w:r>
+        <w:t xml:space="preserve"> </w:t>
+      </w:r>
+      <w:r>
+        <w:t xml:space="preserve">accuracy bound on Barrowman-class stability prediction versus flight telemetry; jetvane material</w:t>
+      </w:r>
+      <w:r>
+        <w:t xml:space="preserve"> </w:t>
+      </w:r>
+      <w:r>
+        <w:t xml:space="preserve">rankings; full open documentation (CAD, firmware, wiring, sims) and a research paper.</w:t>
       </w:r>
     </w:p>
     <w:p>
@@ -2729,7 +3031,7 @@
         <w:pStyle w:val="FirstParagraph"/>
       </w:pPr>
       <w:r>
-        <w:t xml:space="preserve">Hofferth, J.</w:t>
+        <w:t xml:space="preserve">Barrowman, J.</w:t>
       </w:r>
       <w:r>
         <w:t xml:space="preserve"> </w:t>
@@ -2738,48 +3040,30 @@
         <w:rPr>
           <w:i/>
         </w:rPr>
-        <w:t xml:space="preserve">Modular Wind Tunnel for STEM Education</w:t>
-      </w:r>
-      <w:r>
-        <w:t xml:space="preserve">, AIAA SCITECH 2025, doi:10.2514/6.2025-2560.</w:t>
-      </w:r>
-      <w:r>
-        <w:t xml:space="preserve"> </w:t>
-      </w:r>
-      <w:r>
-        <w:t xml:space="preserve">Barrowman, J.</w:t>
-      </w:r>
-      <w:r>
-        <w:t xml:space="preserve"> </w:t>
+        <w:t xml:space="preserve">The Practical Calculation of the Aerodynamic Characteristics of Slender Finned</w:t>
       </w:r>
       <w:r>
         <w:rPr>
           <w:i/>
         </w:rPr>
-        <w:t xml:space="preserve">The Practical Calculation of the Aerodynamic Characteristics of Slender Finned</w:t>
+        <w:t xml:space="preserve"> </w:t>
       </w:r>
       <w:r>
         <w:rPr>
           <w:i/>
         </w:rPr>
+        <w:t xml:space="preserve">Vehicles</w:t>
+      </w:r>
+      <w:r>
+        <w:t xml:space="preserve">, NASA, 1967. Box, J. (BPS.space)</w:t>
+      </w:r>
+      <w:r>
         <w:t xml:space="preserve"> </w:t>
       </w:r>
       <w:r>
         <w:rPr>
           <w:i/>
         </w:rPr>
-        <w:t xml:space="preserve">Vehicles</w:t>
-      </w:r>
-      <w:r>
-        <w:t xml:space="preserve">, NASA, 1967. Box, J. (BPS.space)</w:t>
-      </w:r>
-      <w:r>
-        <w:t xml:space="preserve"> </w:t>
-      </w:r>
-      <w:r>
-        <w:rPr>
-          <w:i/>
-        </w:rPr>
         <w:t xml:space="preserve">Signal/Echo</w:t>
       </w:r>
       <w:r>
@@ -2792,7 +3076,7 @@
         <w:t xml:space="preserve"> </w:t>
       </w:r>
       <w:r>
-        <w:t xml:space="preserve">Safety Codes. Bosch Sensortec BNO085 datasheet; PJRC Teensy 4.1 reference.</w:t>
+        <w:t xml:space="preserve">Safety Codes. Bosch Sensortec BNO085 datasheet; Raspberry Pi RP2350 / Pico 2 W datasheet.</w:t>
       </w:r>
     </w:p>
     <w:sectPr/>

--- a/Senior Research/Proposal/WYVERN_E4_Proposal.docx
+++ b/Senior Research/Proposal/WYVERN_E4_Proposal.docx
@@ -200,7 +200,7 @@
         <w:t xml:space="preserve"> </w:t>
       </w:r>
       <w:r>
-        <w:t xml:space="preserve">Class-1 (no waiver, no certification). Predicted apogee ≈ 429 ft; project cost ≈ $1,882.</w:t>
+        <w:t xml:space="preserve">Class-1 (no waiver, no certification). Predicted apogee ≈ 429 ft; project cost ≈ $1,725.</w:t>
       </w:r>
     </w:p>
     <w:p>
@@ -2375,25 +2375,31 @@
         <w:rPr>
           <w:b/>
         </w:rPr>
-        <w:t xml:space="preserve">$1,882</w:t>
-      </w:r>
-      <w:r>
-        <w:t xml:space="preserve"> </w:t>
-      </w:r>
-      <w:r>
-        <w:t xml:space="preserve">total program spend as originally scoped (vehicle + 3-axis balance + static/materials</w:t>
-      </w:r>
-      <w:r>
-        <w:t xml:space="preserve"> </w:t>
-      </w:r>
-      <w:r>
-        <w:t xml:space="preserve">stand + wind tunnel + one-time tools + all motors). With BOM §11 (wind tunnel) struck per the 2026-08</w:t>
-      </w:r>
-      <w:r>
-        <w:t xml:space="preserve"> </w:t>
-      </w:r>
-      <w:r>
-        <w:t xml:space="preserve">scope change, the remaining program spend drops accordingly; live per-line pricing in</w:t>
+        <w:t xml:space="preserve">$1,725</w:t>
+      </w:r>
+      <w:r>
+        <w:t xml:space="preserve"> </w:t>
+      </w:r>
+      <w:r>
+        <w:t xml:space="preserve">total program spend (vehicle + 3-axis balance + static/materials stand + one-time tools</w:t>
+      </w:r>
+      <w:r>
+        <w:t xml:space="preserve"> </w:t>
+      </w:r>
+      <w:r>
+        <w:t xml:space="preserve">+ all motors): $1,246 still to buy + $479 already acquired. This is down from the $1,882 originally</w:t>
+      </w:r>
+      <w:r>
+        <w:t xml:space="preserve"> </w:t>
+      </w:r>
+      <w:r>
+        <w:t xml:space="preserve">scoped; the Hofferth wind tunnel section was deleted from the BOM in the 2026-08 scope change. Live</w:t>
+      </w:r>
+      <w:r>
+        <w:t xml:space="preserve"> </w:t>
+      </w:r>
+      <w:r>
+        <w:t xml:space="preserve">per-line pricing in</w:t>
       </w:r>
       <w:r>
         <w:t xml:space="preserve"> </w:t>

--- a/Senior Research/Proposal/WYVERN_E4_Proposal.docx
+++ b/Senior Research/Proposal/WYVERN_E4_Proposal.docx
@@ -200,7 +200,7 @@
         <w:t xml:space="preserve"> </w:t>
       </w:r>
       <w:r>
-        <w:t xml:space="preserve">Class-1 (no waiver, no certification). Predicted apogee ≈ 429 ft; project cost ≈ $1,725.</w:t>
+        <w:t xml:space="preserve">Class-1 (no waiver, no certification). Predicted apogee ≈ 324 ft; project cost ≈ $1,720.</w:t>
       </w:r>
     </w:p>
     <w:p>
@@ -554,40 +554,40 @@
               <w:jc w:val="left"/>
             </w:pPr>
             <w:r>
-              <w:t xml:space="preserve">Zoned print-material structure + jetvane erosion</w:t>
-            </w:r>
-          </w:p>
-        </w:tc>
-        <w:tc>
-          <w:p>
-            <w:pPr>
-              <w:pStyle w:val="Compact"/>
-              <w:jc w:val="left"/>
-            </w:pPr>
-            <w:r>
-              <w:t xml:space="preserve">3-point bend coupons; F15-0 plume on static stand + deflector</w:t>
-            </w:r>
-          </w:p>
-        </w:tc>
-        <w:tc>
-          <w:p>
-            <w:pPr>
-              <w:pStyle w:val="Compact"/>
-              <w:jc w:val="left"/>
-            </w:pPr>
-            <w:r>
-              <w:t xml:space="preserve">lumped-capacitance thermal + first-order FEA</w:t>
-            </w:r>
-          </w:p>
-        </w:tc>
-        <w:tc>
-          <w:p>
-            <w:pPr>
-              <w:pStyle w:val="Compact"/>
-              <w:jc w:val="left"/>
-            </w:pPr>
-            <w:r>
-              <w:t xml:space="preserve">flexural stiffness, mass-loss, char depth, HDT margin</w:t>
+              <w:t xml:space="preserve">PLA vs PETG-CF for TVC structures</w:t>
+            </w:r>
+          </w:p>
+        </w:tc>
+        <w:tc>
+          <w:p>
+            <w:pPr>
+              <w:pStyle w:val="Compact"/>
+              <w:jc w:val="left"/>
+            </w:pPr>
+            <w:r>
+              <w:t xml:space="preserve">3-point bend coupons, both materials</w:t>
+            </w:r>
+          </w:p>
+        </w:tc>
+        <w:tc>
+          <w:p>
+            <w:pPr>
+              <w:pStyle w:val="Compact"/>
+              <w:jc w:val="left"/>
+            </w:pPr>
+            <w:r>
+              <w:t xml:space="preserve">lumped-capacitance thermal + measured engine-bay wall temp from static fires</w:t>
+            </w:r>
+          </w:p>
+        </w:tc>
+        <w:tc>
+          <w:p>
+            <w:pPr>
+              <w:pStyle w:val="Compact"/>
+              <w:jc w:val="left"/>
+            </w:pPr>
+            <w:r>
+              <w:t xml:space="preserve">flexural modulus, HDT margin</w:t>
             </w:r>
           </w:p>
         </w:tc>
@@ -810,7 +810,7 @@
               <w:jc w:val="left"/>
             </w:pPr>
             <w:r>
-              <w:t xml:space="preserve">Nose (ASA-Aero)</w:t>
+              <w:t xml:space="preserve">Nose (PLA)</w:t>
             </w:r>
           </w:p>
         </w:tc>
@@ -845,7 +845,7 @@
               <w:jc w:val="left"/>
             </w:pPr>
             <w:r>
-              <w:t xml:space="preserve">Recovery bay (ASA-Aero)</w:t>
+              <w:t xml:space="preserve">Recovery bay (PLA)</w:t>
             </w:r>
           </w:p>
         </w:tc>
@@ -865,7 +865,7 @@
               <w:rPr>
                 <w:b/>
               </w:rPr>
-              <w:t xml:space="preserve">PC-FR</w:t>
+              <w:t xml:space="preserve">PETG-CF</w:t>
             </w:r>
             <w:r>
               <w:t xml:space="preserve"> </w:t>
@@ -880,7 +880,7 @@
               <w:rPr>
                 <w:b/>
               </w:rPr>
-              <w:t xml:space="preserve">PC-FR</w:t>
+              <w:t xml:space="preserve">PETG-CF</w:t>
             </w:r>
             <w:r>
               <w:t xml:space="preserve"> </w:t>
@@ -910,7 +910,7 @@
               <w:jc w:val="left"/>
             </w:pPr>
             <w:r>
-              <w:t xml:space="preserve">FC bay (ASA-Aero)</w:t>
+              <w:t xml:space="preserve">FC bay (PLA)</w:t>
             </w:r>
           </w:p>
         </w:tc>
@@ -945,7 +945,7 @@
               <w:jc w:val="left"/>
             </w:pPr>
             <w:r>
-              <w:t xml:space="preserve">Engine/TVC bay (PC-FR)</w:t>
+              <w:t xml:space="preserve">Engine/TVC bay (PETG-CF)</w:t>
             </w:r>
           </w:p>
         </w:tc>
@@ -994,7 +994,7 @@
               <w:rPr>
                 <w:b/>
               </w:rPr>
-              <w:t xml:space="preserve">4 ASA-Aero fins (72 mm)</w:t>
+              <w:t xml:space="preserve">4 PLA fins (72 mm)</w:t>
             </w:r>
             <w:r>
               <w:t xml:space="preserve"> </w:t>
@@ -1044,7 +1044,7 @@
               <w:rPr>
                 <w:b/>
               </w:rPr>
-              <w:t xml:space="preserve">603 g</w:t>
+              <w:t xml:space="preserve">690 g</w:t>
             </w:r>
           </w:p>
         </w:tc>
@@ -1112,7 +1112,7 @@
               <w:rPr>
                 <w:b/>
               </w:rPr>
-              <w:t xml:space="preserve">705 g</w:t>
+              <w:t xml:space="preserve">792 g</w:t>
             </w:r>
           </w:p>
         </w:tc>
@@ -1140,13 +1140,13 @@
         <w:rPr>
           <w:b/>
         </w:rPr>
-        <w:t xml:space="preserve">PC-FR</w:t>
-      </w:r>
-      <w:r>
-        <w:t xml:space="preserve"> </w:t>
-      </w:r>
-      <w:r>
-        <w:t xml:space="preserve">(ρ 1.25 g/cm³, HDT ~110 °C, UL94-V0): both bulkheads, ejection bypass tube, and the engine assembly (engine/TVC bay + motor mount + gimbal) — heat/ejection-pressure zones only.</w:t>
+        <w:t xml:space="preserve">PETG-CF</w:t>
+      </w:r>
+      <w:r>
+        <w:t xml:space="preserve"> </w:t>
+      </w:r>
+      <w:r>
+        <w:t xml:space="preserve">(ρ ≈ 1.30 g/cm³, HDT ≈ 80 °C): both bulkheads, the ejection bypass tube, and the engine assembly (engine/TVC bay + motor mount + gimbal) — i.e. the whole ejection-gas path plus the TVC structures.</w:t>
       </w:r>
     </w:p>
     <w:p>
@@ -1161,28 +1161,13 @@
         <w:rPr>
           <w:b/>
         </w:rPr>
-        <w:t xml:space="preserve">ABS</w:t>
-      </w:r>
-      <w:r>
-        <w:t xml:space="preserve"> </w:t>
-      </w:r>
-      <w:r>
-        <w:t xml:space="preserve">(ρ ~1.04 g/cm³, HDT ~98 °C, not flame-rated):</w:t>
-      </w:r>
-      <w:r>
-        <w:t xml:space="preserve"> </w:t>
-      </w:r>
-      <w:r>
-        <w:rPr>
-          <w:b/>
-        </w:rPr>
-        <w:t xml:space="preserve">jetvane material coupon only</w:t>
-      </w:r>
-      <w:r>
-        <w:t xml:space="preserve"> </w:t>
-      </w:r>
-      <w:r>
-        <w:t xml:space="preserve">(exhaust erosion screen alongside ASA-Aero); not a structural airframe material.</w:t>
+        <w:t xml:space="preserve">PLA</w:t>
+      </w:r>
+      <w:r>
+        <w:t xml:space="preserve"> </w:t>
+      </w:r>
+      <w:r>
+        <w:t xml:space="preserve">(ρ ≈ 1.24 g/cm³, HDT ≈ 55 °C): nose, both body tubes, fins — everything with no motor heat and no gas contact. Walls run 1.2 mm (3 perimeters) rather than 1.6 mm; the airframe is print/handling-limited at ~340× safety factor, so the thicker wall was carrying margin it never needed, and dropping it recovers 45.6 g.</w:t>
       </w:r>
     </w:p>
     <w:p>
@@ -1197,19 +1182,31 @@
         <w:rPr>
           <w:b/>
         </w:rPr>
-        <w:t xml:space="preserve">ASA-Aero</w:t>
-      </w:r>
-      <w:r>
-        <w:t xml:space="preserve"> </w:t>
-      </w:r>
-      <w:r>
-        <w:t xml:space="preserve">(foamed, ρ ~0.65 g/cm³): nose, body tube, fins, FC/recovery bays — primary structure,</w:t>
-      </w:r>
-      <w:r>
-        <w:t xml:space="preserve"> </w:t>
-      </w:r>
-      <w:r>
-        <w:t xml:space="preserve">saves ~130 g where there is no motor heat. Thermal check: engine-bay wall peaks</w:t>
+        <w:t xml:space="preserve">Zoning rationale is thermal, not mass.</w:t>
+      </w:r>
+      <w:r>
+        <w:t xml:space="preserve"> </w:t>
+      </w:r>
+      <w:r>
+        <w:t xml:space="preserve">PLA at 55 °C HDT cannot be trusted in contact with ejection gas; PETG-CF at 80 °C is the minimum defensible material for that path.</w:t>
+      </w:r>
+    </w:p>
+    <w:p>
+      <w:pPr>
+        <w:pStyle w:val="Heading3"/>
+      </w:pPr>
+      <w:bookmarkStart w:id="32" w:name="stability-fins-ballast-the-0.5-s-rule"/>
+      <w:r>
+        <w:t xml:space="preserve">3.3 Stability — fins + ballast + the 0.5 s rule</w:t>
+      </w:r>
+      <w:bookmarkEnd w:id="32"/>
+    </w:p>
+    <w:p>
+      <w:pPr>
+        <w:pStyle w:val="FirstParagraph"/>
+      </w:pPr>
+      <w:r>
+        <w:t xml:space="preserve">An apogee sweep shows ballast lowers altitude, so we use</w:t>
       </w:r>
       <w:r>
         <w:t xml:space="preserve"> </w:t>
@@ -1218,22 +1215,76 @@
         <w:rPr>
           <w:b/>
         </w:rPr>
-        <w:t xml:space="preserve">~38 °C</w:t>
-      </w:r>
-      <w:r>
-        <w:t xml:space="preserve"> </w:t>
-      </w:r>
-      <w:r>
-        <w:t xml:space="preserve">over the 3.45 s burn (no liner</w:t>
-      </w:r>
-      <w:r>
-        <w:t xml:space="preserve"> </w:t>
-      </w:r>
-      <w:r>
-        <w:t xml:space="preserve">needed; first-order lumped model,</w:t>
-      </w:r>
-      <w:r>
-        <w:t xml:space="preserve"> </w:t>
+        <w:t xml:space="preserve">no ballast</w:t>
+      </w:r>
+      <w:r>
+        <w:t xml:space="preserve"> </w:t>
+      </w:r>
+      <w:r>
+        <w:t xml:space="preserve">and size fins to the minimum stable 1.0 cal: 4 × 72 mm fins → CP 56.8 cm, CG 48.4 cm =</w:t>
+      </w:r>
+      <w:r>
+        <w:t xml:space="preserve"> </w:t>
+      </w:r>
+      <w:r>
+        <w:rPr>
+          <w:b/>
+        </w:rPr>
+        <w:t xml:space="preserve">+1.20 cal</w:t>
+      </w:r>
+      <w:r>
+        <w:t xml:space="preserve"> </w:t>
+      </w:r>
+      <w:r>
+        <w:t xml:space="preserve">static margin (stable). This passive margin holds the vehicle through launch and the F15 ignition</w:t>
+      </w:r>
+      <w:r>
+        <w:t xml:space="preserve"> </w:t>
+      </w:r>
+      <w:r>
+        <w:t xml:space="preserve">spike; the TVC controller is</w:t>
+      </w:r>
+      <w:r>
+        <w:t xml:space="preserve"> </w:t>
+      </w:r>
+      <w:r>
+        <w:rPr>
+          <w:b/>
+        </w:rPr>
+        <w:t xml:space="preserve">inhibited until t = 0.5 s</w:t>
+      </w:r>
+      <w:r>
+        <w:t xml:space="preserve">, then engages on the smooth curve. A</w:t>
+      </w:r>
+      <w:r>
+        <w:t xml:space="preserve"> </w:t>
+      </w:r>
+      <w:r>
+        <w:t xml:space="preserve">historical finless variant (margin −5.6 cal) was rejected because it is statically unstable and cannot survive</w:t>
+      </w:r>
+      <w:r>
+        <w:t xml:space="preserve"> </w:t>
+      </w:r>
+      <w:r>
+        <w:t xml:space="preserve">the pre-TVC transient.</w:t>
+      </w:r>
+    </w:p>
+    <w:p>
+      <w:pPr>
+        <w:pStyle w:val="Heading3"/>
+      </w:pPr>
+      <w:bookmarkStart w:id="33" w:name="structural-thermal-margins"/>
+      <w:r>
+        <w:t xml:space="preserve">3.4 Structural &amp; thermal margins</w:t>
+      </w:r>
+      <w:bookmarkEnd w:id="33"/>
+    </w:p>
+    <w:p>
+      <w:pPr>
+        <w:pStyle w:val="FirstParagraph"/>
+      </w:pPr>
+      <w:r>
+        <w:t xml:space="preserve">First-order analysis (</w:t>
       </w:r>
       <w:r>
         <w:rPr>
@@ -1242,25 +1293,7 @@
         <w:t xml:space="preserve">we4_analysis.py</w:t>
       </w:r>
       <w:r>
-        <w:t xml:space="preserve">).</w:t>
-      </w:r>
-    </w:p>
-    <w:p>
-      <w:pPr>
-        <w:pStyle w:val="Heading3"/>
-      </w:pPr>
-      <w:bookmarkStart w:id="32" w:name="stability-fins-ballast-the-0.5-s-rule"/>
-      <w:r>
-        <w:t xml:space="preserve">3.3 Stability — fins + ballast + the 0.5 s rule</w:t>
-      </w:r>
-      <w:bookmarkEnd w:id="32"/>
-    </w:p>
-    <w:p>
-      <w:pPr>
-        <w:pStyle w:val="FirstParagraph"/>
-      </w:pPr>
-      <w:r>
-        <w:t xml:space="preserve">An apogee sweep shows ballast lowers altitude, so we use</w:t>
+        <w:t xml:space="preserve">): minimum safety factor</w:t>
       </w:r>
       <w:r>
         <w:t xml:space="preserve"> </w:t>
@@ -1269,93 +1302,6 @@
         <w:rPr>
           <w:b/>
         </w:rPr>
-        <w:t xml:space="preserve">no ballast</w:t>
-      </w:r>
-      <w:r>
-        <w:t xml:space="preserve"> </w:t>
-      </w:r>
-      <w:r>
-        <w:t xml:space="preserve">and size fins to the minimum stable 1.0 cal: 4 × 72 mm fins → CP 56.8 cm, CG 49.1 cm =</w:t>
-      </w:r>
-      <w:r>
-        <w:t xml:space="preserve"> </w:t>
-      </w:r>
-      <w:r>
-        <w:rPr>
-          <w:b/>
-        </w:rPr>
-        <w:t xml:space="preserve">+1.10 cal</w:t>
-      </w:r>
-      <w:r>
-        <w:t xml:space="preserve"> </w:t>
-      </w:r>
-      <w:r>
-        <w:t xml:space="preserve">static margin (stable). This passive margin holds the vehicle through launch and the F15 ignition</w:t>
-      </w:r>
-      <w:r>
-        <w:t xml:space="preserve"> </w:t>
-      </w:r>
-      <w:r>
-        <w:t xml:space="preserve">spike; the TVC controller is</w:t>
-      </w:r>
-      <w:r>
-        <w:t xml:space="preserve"> </w:t>
-      </w:r>
-      <w:r>
-        <w:rPr>
-          <w:b/>
-        </w:rPr>
-        <w:t xml:space="preserve">inhibited until t = 0.5 s</w:t>
-      </w:r>
-      <w:r>
-        <w:t xml:space="preserve">, then engages on the smooth curve. A</w:t>
-      </w:r>
-      <w:r>
-        <w:t xml:space="preserve"> </w:t>
-      </w:r>
-      <w:r>
-        <w:t xml:space="preserve">historical finless variant (margin −5.6 cal) was rejected because it is statically unstable and cannot survive</w:t>
-      </w:r>
-      <w:r>
-        <w:t xml:space="preserve"> </w:t>
-      </w:r>
-      <w:r>
-        <w:t xml:space="preserve">the pre-TVC transient.</w:t>
-      </w:r>
-    </w:p>
-    <w:p>
-      <w:pPr>
-        <w:pStyle w:val="Heading3"/>
-      </w:pPr>
-      <w:bookmarkStart w:id="33" w:name="structural-thermal-margins"/>
-      <w:r>
-        <w:t xml:space="preserve">3.4 Structural &amp; thermal margins</w:t>
-      </w:r>
-      <w:bookmarkEnd w:id="33"/>
-    </w:p>
-    <w:p>
-      <w:pPr>
-        <w:pStyle w:val="FirstParagraph"/>
-      </w:pPr>
-      <w:r>
-        <w:t xml:space="preserve">First-order analysis (</w:t>
-      </w:r>
-      <w:r>
-        <w:rPr>
-          <w:rStyle w:val="VerbatimChar"/>
-        </w:rPr>
-        <w:t xml:space="preserve">we4_analysis.py</w:t>
-      </w:r>
-      <w:r>
-        <w:t xml:space="preserve">): minimum safety factor</w:t>
-      </w:r>
-      <w:r>
-        <w:t xml:space="preserve"> </w:t>
-      </w:r>
-      <w:r>
-        <w:rPr>
-          <w:b/>
-        </w:rPr>
         <w:t xml:space="preserve">&gt; 300×</w:t>
       </w:r>
       <w:r>
@@ -1374,7 +1320,7 @@
         <w:t xml:space="preserve"> </w:t>
       </w:r>
       <w:r>
-        <w:t xml:space="preserve">flight regime; engine-bay thermal margin to PC-FR HDT &gt; 70 °C.</w:t>
+        <w:t xml:space="preserve">flight regime; engine-bay thermal margin to PETG-CF HDT ≈ 40 °C (wall peaks ~40 °C against an 80 °C HDT).</w:t>
       </w:r>
     </w:p>
     <w:p>
@@ -1558,18 +1504,18 @@
               <w:jc w:val="left"/>
             </w:pPr>
             <w:r>
-              <w:t xml:space="preserve">ground stands + jetvane</w:t>
-            </w:r>
-          </w:p>
-        </w:tc>
-        <w:tc>
-          <w:p>
-            <w:pPr>
-              <w:pStyle w:val="Compact"/>
-              <w:jc w:val="left"/>
-            </w:pPr>
-            <w:r>
-              <w:t xml:space="preserve">13</w:t>
+              <w:t xml:space="preserve">static stand + TVC balance (MTVC and servo)</w:t>
+            </w:r>
+          </w:p>
+        </w:tc>
+        <w:tc>
+          <w:p>
+            <w:pPr>
+              <w:pStyle w:val="Compact"/>
+              <w:jc w:val="left"/>
+            </w:pPr>
+            <w:r>
+              <w:t xml:space="preserve">10</w:t>
             </w:r>
           </w:p>
         </w:tc>
@@ -1648,7 +1594,7 @@
         <w:pStyle w:val="FirstParagraph"/>
       </w:pPr>
       <w:r>
-        <w:t xml:space="preserve">T/W 2.08 avg / 3.66 peak; Cd 0.54; burnout 3.45 s, ~75 m, ~36 m/s;</w:t>
+        <w:t xml:space="preserve">T/W 1.85 avg / 3.26 peak; Cd 0.539; burnout 3.45 s, 59.1 m, 28.9 m/s;</w:t>
       </w:r>
       <w:r>
         <w:t xml:space="preserve"> </w:t>
@@ -1657,16 +1603,16 @@
         <w:rPr>
           <w:b/>
         </w:rPr>
-        <w:t xml:space="preserve">apogee ~429 ft @ 6.82 s</w:t>
-      </w:r>
-      <w:r>
-        <w:t xml:space="preserve">; deploy</w:t>
-      </w:r>
-      <w:r>
-        <w:t xml:space="preserve"> </w:t>
-      </w:r>
-      <w:r>
-        <w:t xml:space="preserve">forced t = 4.0 s @ ~29 m/s; 18″ chute → ~6 m/s descent. Dispersion (±5 % mass, ±15 % Cd): see</w:t>
+        <w:t xml:space="preserve">apogee ~324 ft @ 6.27 s</w:t>
+      </w:r>
+      <w:r>
+        <w:t xml:space="preserve">; motor</w:t>
+      </w:r>
+      <w:r>
+        <w:t xml:space="preserve"> </w:t>
+      </w:r>
+      <w:r>
+        <w:t xml:space="preserve">ejection at t = 7.45 s (+1.18 s past apogee) @ 11.5 m/s; 24″ chute → 5.0 m/s descent. Dispersion (±5 % mass, ±15 % Cd): see</w:t>
       </w:r>
       <w:r>
         <w:t xml:space="preserve"> </w:t>
@@ -2048,7 +1994,7 @@
         <w:t xml:space="preserve"> </w:t>
       </w:r>
       <w:r>
-        <w:t xml:space="preserve">apogee), routed through a solid-walled 12 mm PC-FR bypass tube past the</w:t>
+        <w:t xml:space="preserve">apogee), routed through a solid-walled 12 mm PETG-CF bypass tube past the</w:t>
       </w:r>
       <w:r>
         <w:t xml:space="preserve"> </w:t>
@@ -2132,7 +2078,7 @@
         <w:t xml:space="preserve"> </w:t>
       </w:r>
       <w:r>
-        <w:t xml:space="preserve">no electronic backup. Opening at ~6.1 m/s; 1/8″ Kevlar cord (&gt; 800× margin) + Nomex protector; 18″</w:t>
+        <w:t xml:space="preserve">no electronic backup. Opening at ~11.5 m/s; 1/8″ Kevlar cord (&gt; 800× margin) + Nomex protector; 24″</w:t>
       </w:r>
       <w:r>
         <w:t xml:space="preserve"> </w:t>
@@ -2219,7 +2165,7 @@
         <w:t xml:space="preserve"> </w:t>
       </w:r>
       <w:r>
-        <w:t xml:space="preserve">Axial cell + steel deflector: validates the F15-0 curve and screens jetvane materials in the plume (plugged 0-delay on the ground — no ejection into the fixture).</w:t>
+        <w:t xml:space="preserve">Axial cell + steel deflector: validates the F15-0 thrust curve and carries the engine-bay wall thermocouple for RQ2 (plugged 0-delay on the ground — no ejection into the fixture). Jetvane screening is out of scope as of 2026-08.</w:t>
       </w:r>
       <w:r>
         <w:t xml:space="preserve"> </w:t>
@@ -2318,7 +2264,7 @@
         <w:pStyle w:val="FirstParagraph"/>
       </w:pPr>
       <w:r>
-        <w:t xml:space="preserve">Single F15-4: 49.6 N·s, 60 g propellant, ≤ F class, liftoff 705 g &lt; 1500 g →</w:t>
+        <w:t xml:space="preserve">Single F15-4: 49.6 N·s, 60 g propellant, ≤ F class, liftoff 792 g &lt; 1500 g →</w:t>
       </w:r>
       <w:r>
         <w:t xml:space="preserve"> </w:t>
@@ -2375,7 +2321,7 @@
         <w:rPr>
           <w:b/>
         </w:rPr>
-        <w:t xml:space="preserve">$1,725</w:t>
+        <w:t xml:space="preserve">$1,720</w:t>
       </w:r>
       <w:r>
         <w:t xml:space="preserve"> </w:t>
@@ -2387,7 +2333,7 @@
         <w:t xml:space="preserve"> </w:t>
       </w:r>
       <w:r>
-        <w:t xml:space="preserve">+ all motors): $1,246 still to buy + $479 already acquired. This is down from the $1,882 originally</w:t>
+        <w:t xml:space="preserve">+ all motors): $1,241 still to buy + $479 already acquired. This is down from the $1,882 originally</w:t>
       </w:r>
       <w:r>
         <w:t xml:space="preserve"> </w:t>
@@ -2429,325 +2375,6 @@
         <w:t xml:space="preserve">11. Schedule &amp; Milestones</w:t>
       </w:r>
       <w:bookmarkEnd w:id="48"/>
-    </w:p>
-    <w:tbl>
-      <w:tblPr>
-        <w:tblStyle w:val="Table"/>
-        <w:tblW w:type="pct" w:w="0.0"/>
-        <w:tblLook w:firstRow="1"/>
-      </w:tblPr>
-      <w:tblGrid/>
-      <w:tr>
-        <w:trPr>
-          <w:cnfStyle w:firstRow="1"/>
-        </w:trPr>
-        <w:tc>
-          <w:tcPr>
-            <w:tcBorders>
-              <w:bottom w:val="single"/>
-            </w:tcBorders>
-            <w:vAlign w:val="bottom"/>
-          </w:tcPr>
-          <w:p>
-            <w:pPr>
-              <w:pStyle w:val="Compact"/>
-              <w:jc w:val="left"/>
-            </w:pPr>
-            <w:r>
-              <w:t xml:space="preserve">Phase</w:t>
-            </w:r>
-          </w:p>
-        </w:tc>
-        <w:tc>
-          <w:tcPr>
-            <w:tcBorders>
-              <w:bottom w:val="single"/>
-            </w:tcBorders>
-            <w:vAlign w:val="bottom"/>
-          </w:tcPr>
-          <w:p>
-            <w:pPr>
-              <w:pStyle w:val="Compact"/>
-              <w:jc w:val="left"/>
-            </w:pPr>
-            <w:r>
-              <w:t xml:space="preserve">Wk</w:t>
-            </w:r>
-          </w:p>
-        </w:tc>
-        <w:tc>
-          <w:tcPr>
-            <w:tcBorders>
-              <w:bottom w:val="single"/>
-            </w:tcBorders>
-            <w:vAlign w:val="bottom"/>
-          </w:tcPr>
-          <w:p>
-            <w:pPr>
-              <w:pStyle w:val="Compact"/>
-              <w:jc w:val="left"/>
-            </w:pPr>
-            <w:r>
-              <w:t xml:space="preserve">Milestone</w:t>
-            </w:r>
-          </w:p>
-        </w:tc>
-      </w:tr>
-      <w:tr>
-        <w:tc>
-          <w:p>
-            <w:pPr>
-              <w:pStyle w:val="Compact"/>
-              <w:jc w:val="left"/>
-            </w:pPr>
-            <w:r>
-              <w:t xml:space="preserve">Print + assemble</w:t>
-            </w:r>
-          </w:p>
-        </w:tc>
-        <w:tc>
-          <w:p>
-            <w:pPr>
-              <w:pStyle w:val="Compact"/>
-              <w:jc w:val="left"/>
-            </w:pPr>
-            <w:r>
-              <w:t xml:space="preserve">1–3</w:t>
-            </w:r>
-          </w:p>
-        </w:tc>
-        <w:tc>
-          <w:p>
-            <w:pPr>
-              <w:pStyle w:val="Compact"/>
-              <w:jc w:val="left"/>
-            </w:pPr>
-            <w:r>
-              <w:t xml:space="preserve">airframe, gimbal, both stands</w:t>
-            </w:r>
-          </w:p>
-        </w:tc>
-      </w:tr>
-      <w:tr>
-        <w:tc>
-          <w:p>
-            <w:pPr>
-              <w:pStyle w:val="Compact"/>
-              <w:jc w:val="left"/>
-            </w:pPr>
-            <w:r>
-              <w:t xml:space="preserve">Bench bring-up</w:t>
-            </w:r>
-          </w:p>
-        </w:tc>
-        <w:tc>
-          <w:p>
-            <w:pPr>
-              <w:pStyle w:val="Compact"/>
-              <w:jc w:val="left"/>
-            </w:pPr>
-            <w:r>
-              <w:t xml:space="preserve">4</w:t>
-            </w:r>
-          </w:p>
-        </w:tc>
-        <w:tc>
-          <w:p>
-            <w:pPr>
-              <w:pStyle w:val="Compact"/>
-              <w:jc w:val="left"/>
-            </w:pPr>
-            <w:r>
-              <w:t xml:space="preserve">self-test all-PASS, control loop dry-run</w:t>
-            </w:r>
-          </w:p>
-        </w:tc>
-      </w:tr>
-      <w:tr>
-        <w:tc>
-          <w:p>
-            <w:pPr>
-              <w:pStyle w:val="Compact"/>
-              <w:jc w:val="left"/>
-            </w:pPr>
-            <w:r>
-              <w:t xml:space="preserve">TVC balance A/B (RQ1)</w:t>
-            </w:r>
-          </w:p>
-        </w:tc>
-        <w:tc>
-          <w:p>
-            <w:pPr>
-              <w:pStyle w:val="Compact"/>
-              <w:jc w:val="left"/>
-            </w:pPr>
-            <w:r>
-              <w:t xml:space="preserve">5–6</w:t>
-            </w:r>
-          </w:p>
-        </w:tc>
-        <w:tc>
-          <w:p>
-            <w:pPr>
-              <w:pStyle w:val="Compact"/>
-              <w:jc w:val="left"/>
-            </w:pPr>
-            <w:r>
-              <w:t xml:space="preserve">magnetic vs servo dataset</w:t>
-            </w:r>
-          </w:p>
-        </w:tc>
-      </w:tr>
-      <w:tr>
-        <w:tc>
-          <w:p>
-            <w:pPr>
-              <w:pStyle w:val="Compact"/>
-              <w:jc w:val="left"/>
-            </w:pPr>
-            <w:r>
-              <w:t xml:space="preserve">Static fires + jetvane (RQ2)</w:t>
-            </w:r>
-          </w:p>
-        </w:tc>
-        <w:tc>
-          <w:p>
-            <w:pPr>
-              <w:pStyle w:val="Compact"/>
-              <w:jc w:val="left"/>
-            </w:pPr>
-            <w:r>
-              <w:t xml:space="preserve">7</w:t>
-            </w:r>
-          </w:p>
-        </w:tc>
-        <w:tc>
-          <w:p>
-            <w:pPr>
-              <w:pStyle w:val="Compact"/>
-              <w:jc w:val="left"/>
-            </w:pPr>
-            <w:r>
-              <w:t xml:space="preserve">thrust-curve + material ranking</w:t>
-            </w:r>
-          </w:p>
-        </w:tc>
-      </w:tr>
-      <w:tr>
-        <w:tc>
-          <w:p>
-            <w:pPr>
-              <w:pStyle w:val="Compact"/>
-              <w:jc w:val="left"/>
-            </w:pPr>
-            <w:r>
-              <w:t xml:space="preserve">Sim + margin analysis (RQ3/RQ4)</w:t>
-            </w:r>
-          </w:p>
-        </w:tc>
-        <w:tc>
-          <w:p>
-            <w:pPr>
-              <w:pStyle w:val="Compact"/>
-              <w:jc w:val="left"/>
-            </w:pPr>
-            <w:r>
-              <w:t xml:space="preserve">8–9</w:t>
-            </w:r>
-          </w:p>
-        </w:tc>
-        <w:tc>
-          <w:p>
-            <w:pPr>
-              <w:pStyle w:val="Compact"/>
-              <w:jc w:val="left"/>
-            </w:pPr>
-            <w:r>
-              <w:t xml:space="preserve">dispersion, PM/GM sweep, SIL</w:t>
-            </w:r>
-          </w:p>
-        </w:tc>
-      </w:tr>
-      <w:tr>
-        <w:tc>
-          <w:p>
-            <w:pPr>
-              <w:pStyle w:val="Compact"/>
-              <w:jc w:val="left"/>
-            </w:pPr>
-            <w:r>
-              <w:t xml:space="preserve">Flight tests (RQ3/RQ4)</w:t>
-            </w:r>
-          </w:p>
-        </w:tc>
-        <w:tc>
-          <w:p>
-            <w:pPr>
-              <w:pStyle w:val="Compact"/>
-              <w:jc w:val="left"/>
-            </w:pPr>
-            <w:r>
-              <w:t xml:space="preserve">10–11</w:t>
-            </w:r>
-          </w:p>
-        </w:tc>
-        <w:tc>
-          <w:p>
-            <w:pPr>
-              <w:pStyle w:val="Compact"/>
-              <w:jc w:val="left"/>
-            </w:pPr>
-            <w:r>
-              <w:t xml:space="preserve">up to 4 flights, onboard logs</w:t>
-            </w:r>
-          </w:p>
-        </w:tc>
-      </w:tr>
-      <w:tr>
-        <w:tc>
-          <w:p>
-            <w:pPr>
-              <w:pStyle w:val="Compact"/>
-              <w:jc w:val="left"/>
-            </w:pPr>
-            <w:r>
-              <w:t xml:space="preserve">Analysis + paper</w:t>
-            </w:r>
-          </w:p>
-        </w:tc>
-        <w:tc>
-          <w:p>
-            <w:pPr>
-              <w:pStyle w:val="Compact"/>
-              <w:jc w:val="left"/>
-            </w:pPr>
-            <w:r>
-              <w:t xml:space="preserve">12–14</w:t>
-            </w:r>
-          </w:p>
-        </w:tc>
-        <w:tc>
-          <w:p>
-            <w:pPr>
-              <w:pStyle w:val="Compact"/>
-              <w:jc w:val="left"/>
-            </w:pPr>
-            <w:r>
-              <w:t xml:space="preserve">results, paper</w:t>
-            </w:r>
-          </w:p>
-        </w:tc>
-      </w:tr>
-    </w:tbl>
-    <w:p>
-      <w:pPr>
-        <w:pStyle w:val="Heading2"/>
-      </w:pPr>
-      <w:bookmarkStart w:id="49" w:name="risk-register"/>
-      <w:r>
-        <w:t xml:space="preserve">12. Risk Register</w:t>
-      </w:r>
-      <w:bookmarkEnd w:id="49"/>
     </w:p>
     <w:tbl>
       <w:tblPr>
@@ -2777,7 +2404,7 @@
               <w:jc w:val="left"/>
             </w:pPr>
             <w:r>
-              <w:t xml:space="preserve">Risk</w:t>
+              <w:t xml:space="preserve">Phase</w:t>
             </w:r>
           </w:p>
         </w:tc>
@@ -2794,7 +2421,7 @@
               <w:jc w:val="left"/>
             </w:pPr>
             <w:r>
-              <w:t xml:space="preserve">Likelihood</w:t>
+              <w:t xml:space="preserve">Wk</w:t>
             </w:r>
           </w:p>
         </w:tc>
@@ -2811,7 +2438,7 @@
               <w:jc w:val="left"/>
             </w:pPr>
             <w:r>
-              <w:t xml:space="preserve">Mitigation</w:t>
+              <w:t xml:space="preserve">Milestone</w:t>
             </w:r>
           </w:p>
         </w:tc>
@@ -2824,29 +2451,29 @@
               <w:jc w:val="left"/>
             </w:pPr>
             <w:r>
-              <w:t xml:space="preserve">Pre-TVC instability</w:t>
-            </w:r>
-          </w:p>
-        </w:tc>
-        <w:tc>
-          <w:p>
-            <w:pPr>
-              <w:pStyle w:val="Compact"/>
-              <w:jc w:val="left"/>
-            </w:pPr>
-            <w:r>
-              <w:t xml:space="preserve">Med</w:t>
-            </w:r>
-          </w:p>
-        </w:tc>
-        <w:tc>
-          <w:p>
-            <w:pPr>
-              <w:pStyle w:val="Compact"/>
-              <w:jc w:val="left"/>
-            </w:pPr>
-            <w:r>
-              <w:t xml:space="preserve">4× 72 mm fins, no ballast (+1.10 cal at liftoff); TVC inhibit 0.5 s</w:t>
+              <w:t xml:space="preserve">Print + assemble</w:t>
+            </w:r>
+          </w:p>
+        </w:tc>
+        <w:tc>
+          <w:p>
+            <w:pPr>
+              <w:pStyle w:val="Compact"/>
+              <w:jc w:val="left"/>
+            </w:pPr>
+            <w:r>
+              <w:t xml:space="preserve">1–3</w:t>
+            </w:r>
+          </w:p>
+        </w:tc>
+        <w:tc>
+          <w:p>
+            <w:pPr>
+              <w:pStyle w:val="Compact"/>
+              <w:jc w:val="left"/>
+            </w:pPr>
+            <w:r>
+              <w:t xml:space="preserve">airframe, gimbal, both stands</w:t>
             </w:r>
           </w:p>
         </w:tc>
@@ -2859,29 +2486,29 @@
               <w:jc w:val="left"/>
             </w:pPr>
             <w:r>
-              <w:t xml:space="preserve">Servo slew too slow</w:t>
-            </w:r>
-          </w:p>
-        </w:tc>
-        <w:tc>
-          <w:p>
-            <w:pPr>
-              <w:pStyle w:val="Compact"/>
-              <w:jc w:val="left"/>
-            </w:pPr>
-            <w:r>
-              <w:t xml:space="preserve">Med</w:t>
-            </w:r>
-          </w:p>
-        </w:tc>
-        <w:tc>
-          <w:p>
-            <w:pPr>
-              <w:pStyle w:val="Compact"/>
-              <w:jc w:val="left"/>
-            </w:pPr>
-            <w:r>
-              <w:t xml:space="preserve">bench-verify on balance before flight; fast digital micro</w:t>
+              <w:t xml:space="preserve">Bench bring-up</w:t>
+            </w:r>
+          </w:p>
+        </w:tc>
+        <w:tc>
+          <w:p>
+            <w:pPr>
+              <w:pStyle w:val="Compact"/>
+              <w:jc w:val="left"/>
+            </w:pPr>
+            <w:r>
+              <w:t xml:space="preserve">4</w:t>
+            </w:r>
+          </w:p>
+        </w:tc>
+        <w:tc>
+          <w:p>
+            <w:pPr>
+              <w:pStyle w:val="Compact"/>
+              <w:jc w:val="left"/>
+            </w:pPr>
+            <w:r>
+              <w:t xml:space="preserve">self-test all-PASS, control loop dry-run</w:t>
             </w:r>
           </w:p>
         </w:tc>
@@ -2894,29 +2521,29 @@
               <w:jc w:val="left"/>
             </w:pPr>
             <w:r>
-              <w:t xml:space="preserve">Hard deploy at ~6.1 m/s (motor ejection, +0.63 s past apogee)</w:t>
-            </w:r>
-          </w:p>
-        </w:tc>
-        <w:tc>
-          <w:p>
-            <w:pPr>
-              <w:pStyle w:val="Compact"/>
-              <w:jc w:val="left"/>
-            </w:pPr>
-            <w:r>
-              <w:t xml:space="preserve">Low</w:t>
-            </w:r>
-          </w:p>
-        </w:tc>
-        <w:tc>
-          <w:p>
-            <w:pPr>
-              <w:pStyle w:val="Compact"/>
-              <w:jc w:val="left"/>
-            </w:pPr>
-            <w:r>
-              <w:t xml:space="preserve">Kevlar harness &gt;800× margin, Nomex protector, ground-tested charge</w:t>
+              <w:t xml:space="preserve">TVC balance A/B (RQ1)</w:t>
+            </w:r>
+          </w:p>
+        </w:tc>
+        <w:tc>
+          <w:p>
+            <w:pPr>
+              <w:pStyle w:val="Compact"/>
+              <w:jc w:val="left"/>
+            </w:pPr>
+            <w:r>
+              <w:t xml:space="preserve">5–6</w:t>
+            </w:r>
+          </w:p>
+        </w:tc>
+        <w:tc>
+          <w:p>
+            <w:pPr>
+              <w:pStyle w:val="Compact"/>
+              <w:jc w:val="left"/>
+            </w:pPr>
+            <w:r>
+              <w:t xml:space="preserve">magnetic vs servo dataset</w:t>
             </w:r>
           </w:p>
         </w:tc>
@@ -2929,29 +2556,29 @@
               <w:jc w:val="left"/>
             </w:pPr>
             <w:r>
-              <w:t xml:space="preserve">Launch-detect miss at low T/W</w:t>
-            </w:r>
-          </w:p>
-        </w:tc>
-        <w:tc>
-          <w:p>
-            <w:pPr>
-              <w:pStyle w:val="Compact"/>
-              <w:jc w:val="left"/>
-            </w:pPr>
-            <w:r>
-              <w:t xml:space="preserve">Low</w:t>
-            </w:r>
-          </w:p>
-        </w:tc>
-        <w:tc>
-          <w:p>
-            <w:pPr>
-              <w:pStyle w:val="Compact"/>
-              <w:jc w:val="left"/>
-            </w:pPr>
-            <w:r>
-              <w:t xml:space="preserve">tune arming alt; verify on 2.2 g spike</w:t>
+              <w:t xml:space="preserve">Static fires (RQ2)</w:t>
+            </w:r>
+          </w:p>
+        </w:tc>
+        <w:tc>
+          <w:p>
+            <w:pPr>
+              <w:pStyle w:val="Compact"/>
+              <w:jc w:val="left"/>
+            </w:pPr>
+            <w:r>
+              <w:t xml:space="preserve">7</w:t>
+            </w:r>
+          </w:p>
+        </w:tc>
+        <w:tc>
+          <w:p>
+            <w:pPr>
+              <w:pStyle w:val="Compact"/>
+              <w:jc w:val="left"/>
+            </w:pPr>
+            <w:r>
+              <w:t xml:space="preserve">thrust-curve verification + engine-bay wall temperature</w:t>
             </w:r>
           </w:p>
         </w:tc>
@@ -2964,29 +2591,99 @@
               <w:jc w:val="left"/>
             </w:pPr>
             <w:r>
-              <w:t xml:space="preserve">Camera/SD throughput</w:t>
-            </w:r>
-          </w:p>
-        </w:tc>
-        <w:tc>
-          <w:p>
-            <w:pPr>
-              <w:pStyle w:val="Compact"/>
-              <w:jc w:val="left"/>
-            </w:pPr>
-            <w:r>
-              <w:t xml:space="preserve">Low</w:t>
-            </w:r>
-          </w:p>
-        </w:tc>
-        <w:tc>
-          <w:p>
-            <w:pPr>
-              <w:pStyle w:val="Compact"/>
-              <w:jc w:val="left"/>
-            </w:pPr>
-            <w:r>
-              <w:t xml:space="preserve">self-contained i3 4K Thumb Action Camera (decoupled from FC)</w:t>
+              <w:t xml:space="preserve">Sim + margin analysis (RQ3/RQ4)</w:t>
+            </w:r>
+          </w:p>
+        </w:tc>
+        <w:tc>
+          <w:p>
+            <w:pPr>
+              <w:pStyle w:val="Compact"/>
+              <w:jc w:val="left"/>
+            </w:pPr>
+            <w:r>
+              <w:t xml:space="preserve">8–9</w:t>
+            </w:r>
+          </w:p>
+        </w:tc>
+        <w:tc>
+          <w:p>
+            <w:pPr>
+              <w:pStyle w:val="Compact"/>
+              <w:jc w:val="left"/>
+            </w:pPr>
+            <w:r>
+              <w:t xml:space="preserve">dispersion, PM/GM sweep, SIL</w:t>
+            </w:r>
+          </w:p>
+        </w:tc>
+      </w:tr>
+      <w:tr>
+        <w:tc>
+          <w:p>
+            <w:pPr>
+              <w:pStyle w:val="Compact"/>
+              <w:jc w:val="left"/>
+            </w:pPr>
+            <w:r>
+              <w:t xml:space="preserve">Flight tests (RQ3/RQ4)</w:t>
+            </w:r>
+          </w:p>
+        </w:tc>
+        <w:tc>
+          <w:p>
+            <w:pPr>
+              <w:pStyle w:val="Compact"/>
+              <w:jc w:val="left"/>
+            </w:pPr>
+            <w:r>
+              <w:t xml:space="preserve">10–11</w:t>
+            </w:r>
+          </w:p>
+        </w:tc>
+        <w:tc>
+          <w:p>
+            <w:pPr>
+              <w:pStyle w:val="Compact"/>
+              <w:jc w:val="left"/>
+            </w:pPr>
+            <w:r>
+              <w:t xml:space="preserve">up to 4 flights, onboard logs</w:t>
+            </w:r>
+          </w:p>
+        </w:tc>
+      </w:tr>
+      <w:tr>
+        <w:tc>
+          <w:p>
+            <w:pPr>
+              <w:pStyle w:val="Compact"/>
+              <w:jc w:val="left"/>
+            </w:pPr>
+            <w:r>
+              <w:t xml:space="preserve">Analysis + paper</w:t>
+            </w:r>
+          </w:p>
+        </w:tc>
+        <w:tc>
+          <w:p>
+            <w:pPr>
+              <w:pStyle w:val="Compact"/>
+              <w:jc w:val="left"/>
+            </w:pPr>
+            <w:r>
+              <w:t xml:space="preserve">12–14</w:t>
+            </w:r>
+          </w:p>
+        </w:tc>
+        <w:tc>
+          <w:p>
+            <w:pPr>
+              <w:pStyle w:val="Compact"/>
+              <w:jc w:val="left"/>
+            </w:pPr>
+            <w:r>
+              <w:t xml:space="preserve">results, paper</w:t>
             </w:r>
           </w:p>
         </w:tc>
@@ -2996,6 +2693,259 @@
       <w:pPr>
         <w:pStyle w:val="Heading2"/>
       </w:pPr>
+      <w:bookmarkStart w:id="49" w:name="risk-register"/>
+      <w:r>
+        <w:t xml:space="preserve">12. Risk Register</w:t>
+      </w:r>
+      <w:bookmarkEnd w:id="49"/>
+    </w:p>
+    <w:tbl>
+      <w:tblPr>
+        <w:tblStyle w:val="Table"/>
+        <w:tblW w:type="pct" w:w="5000.0"/>
+        <w:tblLook w:firstRow="1"/>
+      </w:tblPr>
+      <w:tblGrid>
+        <w:gridCol w:w="2640"/>
+        <w:gridCol w:w="2640"/>
+        <w:gridCol w:w="2640"/>
+      </w:tblGrid>
+      <w:tr>
+        <w:trPr>
+          <w:cnfStyle w:firstRow="1"/>
+        </w:trPr>
+        <w:tc>
+          <w:tcPr>
+            <w:tcBorders>
+              <w:bottom w:val="single"/>
+            </w:tcBorders>
+            <w:vAlign w:val="bottom"/>
+          </w:tcPr>
+          <w:p>
+            <w:pPr>
+              <w:pStyle w:val="Compact"/>
+              <w:jc w:val="left"/>
+            </w:pPr>
+            <w:r>
+              <w:t xml:space="preserve">Risk</w:t>
+            </w:r>
+          </w:p>
+        </w:tc>
+        <w:tc>
+          <w:tcPr>
+            <w:tcBorders>
+              <w:bottom w:val="single"/>
+            </w:tcBorders>
+            <w:vAlign w:val="bottom"/>
+          </w:tcPr>
+          <w:p>
+            <w:pPr>
+              <w:pStyle w:val="Compact"/>
+              <w:jc w:val="left"/>
+            </w:pPr>
+            <w:r>
+              <w:t xml:space="preserve">Likelihood</w:t>
+            </w:r>
+          </w:p>
+        </w:tc>
+        <w:tc>
+          <w:tcPr>
+            <w:tcBorders>
+              <w:bottom w:val="single"/>
+            </w:tcBorders>
+            <w:vAlign w:val="bottom"/>
+          </w:tcPr>
+          <w:p>
+            <w:pPr>
+              <w:pStyle w:val="Compact"/>
+              <w:jc w:val="left"/>
+            </w:pPr>
+            <w:r>
+              <w:t xml:space="preserve">Mitigation</w:t>
+            </w:r>
+          </w:p>
+        </w:tc>
+      </w:tr>
+      <w:tr>
+        <w:tc>
+          <w:p>
+            <w:pPr>
+              <w:pStyle w:val="Compact"/>
+              <w:jc w:val="left"/>
+            </w:pPr>
+            <w:r>
+              <w:t xml:space="preserve">Pre-TVC instability</w:t>
+            </w:r>
+          </w:p>
+        </w:tc>
+        <w:tc>
+          <w:p>
+            <w:pPr>
+              <w:pStyle w:val="Compact"/>
+              <w:jc w:val="left"/>
+            </w:pPr>
+            <w:r>
+              <w:t xml:space="preserve">Med</w:t>
+            </w:r>
+          </w:p>
+        </w:tc>
+        <w:tc>
+          <w:p>
+            <w:pPr>
+              <w:pStyle w:val="Compact"/>
+              <w:jc w:val="left"/>
+            </w:pPr>
+            <w:r>
+              <w:t xml:space="preserve">4× 72 mm fins, no ballast (+1.20 cal at liftoff); TVC inhibit 0.5 s</w:t>
+            </w:r>
+          </w:p>
+        </w:tc>
+      </w:tr>
+      <w:tr>
+        <w:tc>
+          <w:p>
+            <w:pPr>
+              <w:pStyle w:val="Compact"/>
+              <w:jc w:val="left"/>
+            </w:pPr>
+            <w:r>
+              <w:t xml:space="preserve">Servo slew too slow</w:t>
+            </w:r>
+          </w:p>
+        </w:tc>
+        <w:tc>
+          <w:p>
+            <w:pPr>
+              <w:pStyle w:val="Compact"/>
+              <w:jc w:val="left"/>
+            </w:pPr>
+            <w:r>
+              <w:t xml:space="preserve">Med</w:t>
+            </w:r>
+          </w:p>
+        </w:tc>
+        <w:tc>
+          <w:p>
+            <w:pPr>
+              <w:pStyle w:val="Compact"/>
+              <w:jc w:val="left"/>
+            </w:pPr>
+            <w:r>
+              <w:t xml:space="preserve">bench-verify on balance before flight; fast digital micro</w:t>
+            </w:r>
+          </w:p>
+        </w:tc>
+      </w:tr>
+      <w:tr>
+        <w:tc>
+          <w:p>
+            <w:pPr>
+              <w:pStyle w:val="Compact"/>
+              <w:jc w:val="left"/>
+            </w:pPr>
+            <w:r>
+              <w:t xml:space="preserve">Hard deploy at ~11.5 m/s (motor ejection, +1.18 s past apogee)</w:t>
+            </w:r>
+          </w:p>
+        </w:tc>
+        <w:tc>
+          <w:p>
+            <w:pPr>
+              <w:pStyle w:val="Compact"/>
+              <w:jc w:val="left"/>
+            </w:pPr>
+            <w:r>
+              <w:t xml:space="preserve">Low</w:t>
+            </w:r>
+          </w:p>
+        </w:tc>
+        <w:tc>
+          <w:p>
+            <w:pPr>
+              <w:pStyle w:val="Compact"/>
+              <w:jc w:val="left"/>
+            </w:pPr>
+            <w:r>
+              <w:t xml:space="preserve">Kevlar harness &gt;800× margin, Nomex protector, ground-tested charge</w:t>
+            </w:r>
+          </w:p>
+        </w:tc>
+      </w:tr>
+      <w:tr>
+        <w:tc>
+          <w:p>
+            <w:pPr>
+              <w:pStyle w:val="Compact"/>
+              <w:jc w:val="left"/>
+            </w:pPr>
+            <w:r>
+              <w:t xml:space="preserve">Launch-detect miss at low T/W</w:t>
+            </w:r>
+          </w:p>
+        </w:tc>
+        <w:tc>
+          <w:p>
+            <w:pPr>
+              <w:pStyle w:val="Compact"/>
+              <w:jc w:val="left"/>
+            </w:pPr>
+            <w:r>
+              <w:t xml:space="preserve">Low</w:t>
+            </w:r>
+          </w:p>
+        </w:tc>
+        <w:tc>
+          <w:p>
+            <w:pPr>
+              <w:pStyle w:val="Compact"/>
+              <w:jc w:val="left"/>
+            </w:pPr>
+            <w:r>
+              <w:t xml:space="preserve">tune arming alt; verify on 2.2 g spike</w:t>
+            </w:r>
+          </w:p>
+        </w:tc>
+      </w:tr>
+      <w:tr>
+        <w:tc>
+          <w:p>
+            <w:pPr>
+              <w:pStyle w:val="Compact"/>
+              <w:jc w:val="left"/>
+            </w:pPr>
+            <w:r>
+              <w:t xml:space="preserve">Camera/SD throughput</w:t>
+            </w:r>
+          </w:p>
+        </w:tc>
+        <w:tc>
+          <w:p>
+            <w:pPr>
+              <w:pStyle w:val="Compact"/>
+              <w:jc w:val="left"/>
+            </w:pPr>
+            <w:r>
+              <w:t xml:space="preserve">Low</w:t>
+            </w:r>
+          </w:p>
+        </w:tc>
+        <w:tc>
+          <w:p>
+            <w:pPr>
+              <w:pStyle w:val="Compact"/>
+              <w:jc w:val="left"/>
+            </w:pPr>
+            <w:r>
+              <w:t xml:space="preserve">self-contained i3 4K Thumb Action Camera (decoupled from FC)</w:t>
+            </w:r>
+          </w:p>
+        </w:tc>
+      </w:tr>
+    </w:tbl>
+    <w:p>
+      <w:pPr>
+        <w:pStyle w:val="Heading2"/>
+      </w:pPr>
       <w:bookmarkStart w:id="50" w:name="expected-outcomes-deliverables"/>
       <w:r>
         <w:t xml:space="preserve">13. Expected Outcomes &amp; Deliverables</w:t>
@@ -3013,13 +2963,13 @@
         <w:t xml:space="preserve"> </w:t>
       </w:r>
       <w:r>
-        <w:t xml:space="preserve">accuracy bound on Barrowman-class stability prediction versus flight telemetry; jetvane material</w:t>
-      </w:r>
-      <w:r>
-        <w:t xml:space="preserve"> </w:t>
-      </w:r>
-      <w:r>
-        <w:t xml:space="preserve">rankings; full open documentation (CAD, firmware, wiring, sims) and a research paper.</w:t>
+        <w:t xml:space="preserve">accuracy bound on Barrowman-class stability prediction versus flight telemetry; a PLA-vs-PETG-CF</w:t>
+      </w:r>
+      <w:r>
+        <w:t xml:space="preserve"> </w:t>
+      </w:r>
+      <w:r>
+        <w:t xml:space="preserve">structural comparison justifying the flown material zoning; full open documentation (CAD, firmware, wiring, sims) and a research paper.</w:t>
       </w:r>
     </w:p>
     <w:p>

--- a/Senior Research/Proposal/WYVERN_E4_Proposal.docx
+++ b/Senior Research/Proposal/WYVERN_E4_Proposal.docx
@@ -8,7 +8,7 @@
       </w:pPr>
       <w:bookmarkStart w:id="20" w:name="wyvern-e-research-proposal"/>
       <w:r>
-        <w:t xml:space="preserve">WYVERN-E — Research Proposal</w:t>
+        <w:t xml:space="preserve">GTR70E WYVERN — Research Proposal</w:t>
       </w:r>
       <w:bookmarkEnd w:id="20"/>
     </w:p>
@@ -47,10 +47,7 @@
         <w:pStyle w:val="FirstParagraph"/>
       </w:pPr>
       <w:r>
-        <w:t xml:space="preserve">WYVERN-E is a 70 mm, single-stage,</w:t>
-      </w:r>
-      <w:r>
-        <w:t xml:space="preserve"> </w:t>
+        <w:t xml:space="preserve">GTR70E WYVERN is a 70 mm, single-stage, </w:t>
       </w:r>
       <w:r>
         <w:rPr>
@@ -59,19 +56,7 @@
         <w:t xml:space="preserve">3D-printed active-thrust-vector-control (TVC)</w:t>
       </w:r>
       <w:r>
-        <w:t xml:space="preserve"> </w:t>
-      </w:r>
-      <w:r>
-        <w:t xml:space="preserve">research</w:t>
-      </w:r>
-      <w:r>
-        <w:t xml:space="preserve"> </w:t>
-      </w:r>
-      <w:r>
-        <w:t xml:space="preserve">rocket that demonstrates closed-loop flight stabilization on a bare-metal</w:t>
-      </w:r>
-      <w:r>
-        <w:t xml:space="preserve"> </w:t>
+        <w:t xml:space="preserve"> research rocket that demonstrates closed-loop flight stabilization on a bare-metal </w:t>
       </w:r>
       <w:r>
         <w:rPr>
@@ -80,19 +65,7 @@
         <w:t xml:space="preserve">Raspberry Pi Pico 2 W (RP2350)</w:t>
       </w:r>
       <w:r>
-        <w:t xml:space="preserve"> </w:t>
-      </w:r>
-      <w:r>
-        <w:t xml:space="preserve">flight</w:t>
-      </w:r>
-      <w:r>
-        <w:t xml:space="preserve"> </w:t>
-      </w:r>
-      <w:r>
-        <w:t xml:space="preserve">computer, powered by the</w:t>
-      </w:r>
-      <w:r>
-        <w:t xml:space="preserve"> </w:t>
+        <w:t xml:space="preserve"> flight computer, powered by the </w:t>
       </w:r>
       <w:r>
         <w:rPr>
@@ -101,10 +74,7 @@
         <w:t xml:space="preserve">Estes F15-4</w:t>
       </w:r>
       <w:r>
-        <w:t xml:space="preserve">. It carries four 72 mm fins (no ballast) for</w:t>
-      </w:r>
-      <w:r>
-        <w:t xml:space="preserve"> </w:t>
+        <w:t xml:space="preserve">. It carries four 72 mm fins (no ballast) for </w:t>
       </w:r>
       <w:r>
         <w:rPr>
@@ -113,22 +83,7 @@
         <w:t xml:space="preserve">passive stability during launch and the F15 ignition spike</w:t>
       </w:r>
       <w:r>
-        <w:t xml:space="preserve">, after which (t ≥ 0.5 s) the TVC loop</w:t>
-      </w:r>
-      <w:r>
-        <w:t xml:space="preserve"> </w:t>
-      </w:r>
-      <w:r>
-        <w:t xml:space="preserve">engages on the smooth portion of the thrust curve to stabilize and execute a commanded maneuver. The</w:t>
-      </w:r>
-      <w:r>
-        <w:t xml:space="preserve"> </w:t>
-      </w:r>
-      <w:r>
-        <w:t xml:space="preserve">two candidate TVC actuators — a tri-solenoid</w:t>
-      </w:r>
-      <w:r>
-        <w:t xml:space="preserve"> </w:t>
+        <w:t xml:space="preserve">, after which (t ≥ 0.5 s) the TVC loop engages on the smooth portion of the thrust curve to stabilize and execute a commanded maneuver. The two candidate TVC actuators — a tri-solenoid </w:t>
       </w:r>
       <w:r>
         <w:rPr>
@@ -137,13 +92,7 @@
         <w:t xml:space="preserve">magnetic</w:t>
       </w:r>
       <w:r>
-        <w:t xml:space="preserve"> </w:t>
-      </w:r>
-      <w:r>
-        <w:t xml:space="preserve">gimbal and a</w:t>
-      </w:r>
-      <w:r>
-        <w:t xml:space="preserve"> </w:t>
+        <w:t xml:space="preserve"> gimbal and a </w:t>
       </w:r>
       <w:r>
         <w:rPr>
@@ -152,19 +101,7 @@
         <w:t xml:space="preserve">servo</w:t>
       </w:r>
       <w:r>
-        <w:t xml:space="preserve"> </w:t>
-      </w:r>
-      <w:r>
-        <w:t xml:space="preserve">gimbal — are compared</w:t>
-      </w:r>
-      <w:r>
-        <w:t xml:space="preserve"> </w:t>
-      </w:r>
-      <w:r>
-        <w:t xml:space="preserve">quantitatively on a purpose-built</w:t>
-      </w:r>
-      <w:r>
-        <w:t xml:space="preserve"> </w:t>
+        <w:t xml:space="preserve"> gimbal — are compared quantitatively on a purpose-built </w:t>
       </w:r>
       <w:r>
         <w:rPr>
@@ -173,34 +110,7 @@
         <w:t xml:space="preserve">3-axis thrust-vector balance</w:t>
       </w:r>
       <w:r>
-        <w:t xml:space="preserve"> </w:t>
-      </w:r>
-      <w:r>
-        <w:t xml:space="preserve">that resolves both thrust</w:t>
-      </w:r>
-      <w:r>
-        <w:t xml:space="preserve"> </w:t>
-      </w:r>
-      <w:r>
-        <w:t xml:space="preserve">magnitude and vector direction; the flight vehicle carries the servo system. The program retains the</w:t>
-      </w:r>
-      <w:r>
-        <w:t xml:space="preserve"> </w:t>
-      </w:r>
-      <w:r>
-        <w:t xml:space="preserve">static motor/materials test regimen; the aerofoil wind-tunnel campaign was removed in 2026-08 and its</w:t>
-      </w:r>
-      <w:r>
-        <w:t xml:space="preserve"> </w:t>
-      </w:r>
-      <w:r>
-        <w:t xml:space="preserve">aerodynamic question is now answered analytically and validated in flight (RQ3). All flights are FAA</w:t>
-      </w:r>
-      <w:r>
-        <w:t xml:space="preserve"> </w:t>
-      </w:r>
-      <w:r>
-        <w:t xml:space="preserve">Class-1 (no waiver, no certification). Predicted apogee ≈ 324 ft; project cost ≈ $1,720.</w:t>
+        <w:t xml:space="preserve"> that resolves both thrust magnitude and vector direction; the flight vehicle carries the servo system. The program retains the static motor/materials test regimen; the aerofoil wind-tunnel campaign was removed in 2026-08 and its aerodynamic question is now answered analytically and validated in flight (RQ3). All flights are FAA Class-1 (no waiver, no certification). Predicted apogee ≈ 324 ft; project cost ≈ $1,720.</w:t>
       </w:r>
     </w:p>
     <w:p>
@@ -228,19 +138,7 @@
         <w:pStyle w:val="FirstParagraph"/>
       </w:pPr>
       <w:r>
-        <w:t xml:space="preserve">Thrust vectoring steers a rocket by gimbaling the exhaust, producing a control moment without</w:t>
-      </w:r>
-      <w:r>
-        <w:t xml:space="preserve"> </w:t>
-      </w:r>
-      <w:r>
-        <w:t xml:space="preserve">aerodynamic surfaces — the method used by every orbital launch vehicle. A small, low-cost, fully</w:t>
-      </w:r>
-      <w:r>
-        <w:t xml:space="preserve"> </w:t>
-      </w:r>
-      <w:r>
-        <w:t xml:space="preserve">printed TVC vehicle makes the control problem tangible while producing real flight data.</w:t>
+        <w:t xml:space="preserve">Thrust vectoring steers a rocket by gimbaling the exhaust, producing a control moment without aerodynamic surfaces — the method used by every orbital launch vehicle. A small, low-cost, fully printed TVC vehicle makes the control problem tangible while producing real flight data.</w:t>
       </w:r>
     </w:p>
     <w:p>
@@ -258,31 +156,7 @@
         <w:pStyle w:val="FirstParagraph"/>
       </w:pPr>
       <w:r>
-        <w:t xml:space="preserve">WYVERN-E 1.0 (interceptor study) → 2.0 (84 mm two-stage, custom avionics) → 3.0 (Raspberry Pi 5,</w:t>
-      </w:r>
-      <w:r>
-        <w:t xml:space="preserve"> </w:t>
-      </w:r>
-      <w:r>
-        <w:t xml:space="preserve">solenoid-vs-servo A/B in flight) established the aero, structures, and avionics groundwork. 4.0</w:t>
-      </w:r>
-      <w:r>
-        <w:t xml:space="preserve"> </w:t>
-      </w:r>
-      <w:r>
-        <w:t xml:space="preserve">distills those lessons into the simplest vehicle that still answers the core question: a single</w:t>
-      </w:r>
-      <w:r>
-        <w:t xml:space="preserve"> </w:t>
-      </w:r>
-      <w:r>
-        <w:t xml:space="preserve">stage, a single bare-metal controller, and the A/B actuator comparison moved to a repeatable ground</w:t>
-      </w:r>
-      <w:r>
-        <w:t xml:space="preserve"> </w:t>
-      </w:r>
-      <w:r>
-        <w:t xml:space="preserve">balance.</w:t>
+        <w:t xml:space="preserve">GTR70E WYVERN 1.0 (interceptor study) → 2.0 (84 mm two-stage, custom avionics) → 3.0 (Raspberry Pi 5, solenoid-vs-servo A/B in flight) established the aero, structures, and avionics groundwork. 4.0 distills those lessons into the simplest vehicle that still answers the core question: a single stage, a single bare-metal controller, and the A/B actuator comparison moved to a repeatable ground balance.</w:t>
       </w:r>
     </w:p>
     <w:p>
@@ -303,31 +177,7 @@
         <w:rPr>
           <w:i/>
         </w:rPr>
-        <w:t xml:space="preserve">A small finned rocket can use passive stability to survive launch and the ignition transient, then</w:t>
-      </w:r>
-      <w:r>
-        <w:rPr>
-          <w:i/>
-        </w:rPr>
-        <w:t xml:space="preserve"> </w:t>
-      </w:r>
-      <w:r>
-        <w:rPr>
-          <w:i/>
-        </w:rPr>
-        <w:t xml:space="preserve">hand authority to a closed-loop TVC system on the smooth thrust curve — and the relative merit of</w:t>
-      </w:r>
-      <w:r>
-        <w:rPr>
-          <w:i/>
-        </w:rPr>
-        <w:t xml:space="preserve"> </w:t>
-      </w:r>
-      <w:r>
-        <w:rPr>
-          <w:i/>
-        </w:rPr>
-        <w:t xml:space="preserve">magnetic vs servo gimbals can be measured directly on the ground before flight.</w:t>
+        <w:t xml:space="preserve">A small finned rocket can use passive stability to survive launch and the ignition transient, then hand authority to a closed-loop TVC system on the smooth thrust curve — and the relative merit of magnetic vs servo gimbals can be measured directly on the ground before flight.</w:t>
       </w:r>
     </w:p>
     <w:p>
@@ -345,10 +195,7 @@
         <w:pStyle w:val="FirstParagraph"/>
       </w:pPr>
       <w:r>
-        <w:t xml:space="preserve">Numbering matches</w:t>
-      </w:r>
-      <w:r>
-        <w:t xml:space="preserve"> </w:t>
+        <w:t xml:space="preserve">Numbering matches </w:t>
       </w:r>
       <w:r>
         <w:rPr>
@@ -357,22 +204,7 @@
         <w:t xml:space="preserve">WYVERN_E4_Proposal_rev2.md</w:t>
       </w:r>
       <w:r>
-        <w:t xml:space="preserve"> </w:t>
-      </w:r>
-      <w:r>
-        <w:t xml:space="preserve">§2 (canonical). The wind tunnel and the airfoil-CFD</w:t>
-      </w:r>
-      <w:r>
-        <w:t xml:space="preserve"> </w:t>
-      </w:r>
-      <w:r>
-        <w:t xml:space="preserve">package were removed from the program in 2026-08; the aerofoil-polar question they served is replaced</w:t>
-      </w:r>
-      <w:r>
-        <w:t xml:space="preserve"> </w:t>
-      </w:r>
-      <w:r>
-        <w:t xml:space="preserve">by RQ3 below, which is answered analytically and validated in flight.</w:t>
+        <w:t xml:space="preserve"> §2 (canonical). The wind tunnel and the airfoil-CFD package were removed from the program in 2026-08; the aerofoil-polar question they served is replaced by RQ3 below, which is answered analytically and validated in flight.</w:t>
       </w:r>
     </w:p>
     <w:tbl>
@@ -856,10 +688,7 @@
               <w:jc w:val="left"/>
             </w:pPr>
             <w:r>
-              <w:t xml:space="preserve">bay tube, chute+Kevlar cord, Nomex, BNO085 (vote),</w:t>
-            </w:r>
-            <w:r>
-              <w:t xml:space="preserve"> </w:t>
+              <w:t xml:space="preserve">bay tube, chute+Kevlar cord, Nomex, BNO085 (vote), </w:t>
             </w:r>
             <w:r>
               <w:rPr>
@@ -868,13 +697,7 @@
               <w:t xml:space="preserve">PETG-CF</w:t>
             </w:r>
             <w:r>
-              <w:t xml:space="preserve"> </w:t>
-            </w:r>
-            <w:r>
-              <w:t xml:space="preserve">bypass tube,</w:t>
-            </w:r>
-            <w:r>
-              <w:t xml:space="preserve"> </w:t>
+              <w:t xml:space="preserve"> bypass tube, </w:t>
             </w:r>
             <w:r>
               <w:rPr>
@@ -883,10 +706,7 @@
               <w:t xml:space="preserve">PETG-CF</w:t>
             </w:r>
             <w:r>
-              <w:t xml:space="preserve"> </w:t>
-            </w:r>
-            <w:r>
-              <w:t xml:space="preserve">sealed Bulkhead B, ejection plenum</w:t>
+              <w:t xml:space="preserve"> sealed Bulkhead B, ejection plenum</w:t>
             </w:r>
           </w:p>
         </w:tc>
@@ -997,10 +817,7 @@
               <w:t xml:space="preserve">4 PLA fins (72 mm)</w:t>
             </w:r>
             <w:r>
-              <w:t xml:space="preserve"> </w:t>
-            </w:r>
-            <w:r>
-              <w:t xml:space="preserve">+ wiring</w:t>
+              <w:t xml:space="preserve"> + wiring</w:t>
             </w:r>
           </w:p>
         </w:tc>
@@ -1143,10 +960,7 @@
         <w:t xml:space="preserve">PETG-CF</w:t>
       </w:r>
       <w:r>
-        <w:t xml:space="preserve"> </w:t>
-      </w:r>
-      <w:r>
-        <w:t xml:space="preserve">(ρ ≈ 1.30 g/cm³, HDT ≈ 80 °C): both bulkheads, the ejection bypass tube, and the engine assembly (engine/TVC bay + motor mount + gimbal) — i.e. the whole ejection-gas path plus the TVC structures.</w:t>
+        <w:t xml:space="preserve"> (ρ ≈ 1.30 g/cm³, HDT ≈ 80 °C): both bulkheads, the ejection bypass tube, and the engine assembly (engine/TVC bay + motor mount + gimbal) — i.e. the whole ejection-gas path plus the TVC structures.</w:t>
       </w:r>
     </w:p>
     <w:p>
@@ -1164,10 +978,7 @@
         <w:t xml:space="preserve">PLA</w:t>
       </w:r>
       <w:r>
-        <w:t xml:space="preserve"> </w:t>
-      </w:r>
-      <w:r>
-        <w:t xml:space="preserve">(ρ ≈ 1.24 g/cm³, HDT ≈ 55 °C): nose, both body tubes, fins — everything with no motor heat and no gas contact. Walls run 1.2 mm (3 perimeters) rather than 1.6 mm; the airframe is print/handling-limited at ~340× safety factor, so the thicker wall was carrying margin it never needed, and dropping it recovers 45.6 g.</w:t>
+        <w:t xml:space="preserve"> (ρ ≈ 1.24 g/cm³, HDT ≈ 55 °C): nose, both body tubes, fins — everything with no motor heat and no gas contact. Walls run 1.2 mm (3 perimeters) rather than 1.6 mm; the airframe is print/handling-limited at ~340× safety factor, so the thicker wall was carrying margin it never needed, and dropping it recovers 45.6 g.</w:t>
       </w:r>
     </w:p>
     <w:p>
@@ -1185,10 +996,7 @@
         <w:t xml:space="preserve">Zoning rationale is thermal, not mass.</w:t>
       </w:r>
       <w:r>
-        <w:t xml:space="preserve"> </w:t>
-      </w:r>
-      <w:r>
-        <w:t xml:space="preserve">PLA at 55 °C HDT cannot be trusted in contact with ejection gas; PETG-CF at 80 °C is the minimum defensible material for that path.</w:t>
+        <w:t xml:space="preserve"> PLA at 55 °C HDT cannot be trusted in contact with ejection gas; PETG-CF at 80 °C is the minimum defensible material for that path.</w:t>
       </w:r>
     </w:p>
     <w:p>
@@ -1206,10 +1014,7 @@
         <w:pStyle w:val="FirstParagraph"/>
       </w:pPr>
       <w:r>
-        <w:t xml:space="preserve">An apogee sweep shows ballast lowers altitude, so we use</w:t>
-      </w:r>
-      <w:r>
-        <w:t xml:space="preserve"> </w:t>
+        <w:t xml:space="preserve">An apogee sweep shows ballast lowers altitude, so we use </w:t>
       </w:r>
       <w:r>
         <w:rPr>
@@ -1218,13 +1023,7 @@
         <w:t xml:space="preserve">no ballast</w:t>
       </w:r>
       <w:r>
-        <w:t xml:space="preserve"> </w:t>
-      </w:r>
-      <w:r>
-        <w:t xml:space="preserve">and size fins to the minimum stable 1.0 cal: 4 × 72 mm fins → CP 56.8 cm, CG 48.4 cm =</w:t>
-      </w:r>
-      <w:r>
-        <w:t xml:space="preserve"> </w:t>
+        <w:t xml:space="preserve"> and size fins to the minimum stable 1.0 cal: 4 × 72 mm fins → CP 56.8 cm, CG 48.4 cm = </w:t>
       </w:r>
       <w:r>
         <w:rPr>
@@ -1233,19 +1032,7 @@
         <w:t xml:space="preserve">+1.20 cal</w:t>
       </w:r>
       <w:r>
-        <w:t xml:space="preserve"> </w:t>
-      </w:r>
-      <w:r>
-        <w:t xml:space="preserve">static margin (stable). This passive margin holds the vehicle through launch and the F15 ignition</w:t>
-      </w:r>
-      <w:r>
-        <w:t xml:space="preserve"> </w:t>
-      </w:r>
-      <w:r>
-        <w:t xml:space="preserve">spike; the TVC controller is</w:t>
-      </w:r>
-      <w:r>
-        <w:t xml:space="preserve"> </w:t>
+        <w:t xml:space="preserve"> static margin (stable). This passive margin holds the vehicle through launch and the F15 ignition spike; the TVC controller is </w:t>
       </w:r>
       <w:r>
         <w:rPr>
@@ -1254,19 +1041,7 @@
         <w:t xml:space="preserve">inhibited until t = 0.5 s</w:t>
       </w:r>
       <w:r>
-        <w:t xml:space="preserve">, then engages on the smooth curve. A</w:t>
-      </w:r>
-      <w:r>
-        <w:t xml:space="preserve"> </w:t>
-      </w:r>
-      <w:r>
-        <w:t xml:space="preserve">historical finless variant (margin −5.6 cal) was rejected because it is statically unstable and cannot survive</w:t>
-      </w:r>
-      <w:r>
-        <w:t xml:space="preserve"> </w:t>
-      </w:r>
-      <w:r>
-        <w:t xml:space="preserve">the pre-TVC transient.</w:t>
+        <w:t xml:space="preserve">, then engages on the smooth curve. A historical finless variant (margin −5.6 cal) was rejected because it is statically unstable and cannot survive the pre-TVC transient.</w:t>
       </w:r>
     </w:p>
     <w:p>
@@ -1293,10 +1068,7 @@
         <w:t xml:space="preserve">we4_analysis.py</w:t>
       </w:r>
       <w:r>
-        <w:t xml:space="preserve">): minimum safety factor</w:t>
-      </w:r>
-      <w:r>
-        <w:t xml:space="preserve"> </w:t>
+        <w:t xml:space="preserve">): minimum safety factor </w:t>
       </w:r>
       <w:r>
         <w:rPr>
@@ -1305,22 +1077,7 @@
         <w:t xml:space="preserve">&gt; 300×</w:t>
       </w:r>
       <w:r>
-        <w:t xml:space="preserve"> </w:t>
-      </w:r>
-      <w:r>
-        <w:t xml:space="preserve">(the 25 N motor leaves the</w:t>
-      </w:r>
-      <w:r>
-        <w:t xml:space="preserve"> </w:t>
-      </w:r>
-      <w:r>
-        <w:t xml:space="preserve">1.6 mm airframe print/handling-limited, not load-limited); fin flutter velocity well above the 25 m/s</w:t>
-      </w:r>
-      <w:r>
-        <w:t xml:space="preserve"> </w:t>
-      </w:r>
-      <w:r>
-        <w:t xml:space="preserve">flight regime; engine-bay thermal margin to PETG-CF HDT ≈ 40 °C (wall peaks ~40 °C against an 80 °C HDT).</w:t>
+        <w:t xml:space="preserve"> (the 25 N motor leaves the 1.6 mm airframe print/handling-limited, not load-limited); fin flutter velocity well above the 25 m/s flight regime; engine-bay thermal margin to PETG-CF HDT ≈ 40 °C (wall peaks ~40 °C against an 80 °C HDT).</w:t>
       </w:r>
     </w:p>
     <w:p>
@@ -1573,10 +1330,7 @@
       </w:pPr>
       <w:bookmarkStart w:id="36" w:name="X4b27e30af887bfaf4ac61be0074b5f2cb62313b"/>
       <w:r>
-        <w:t xml:space="preserve">4.2 Predicted performance (unified RK4 + Barrowman,</w:t>
-      </w:r>
-      <w:r>
-        <w:t xml:space="preserve"> </w:t>
+        <w:t xml:space="preserve">4.2 Predicted performance (unified RK4 + Barrowman, </w:t>
       </w:r>
       <w:r>
         <w:rPr>
@@ -1594,10 +1348,7 @@
         <w:pStyle w:val="FirstParagraph"/>
       </w:pPr>
       <w:r>
-        <w:t xml:space="preserve">T/W 1.85 avg / 3.26 peak; Cd 0.539; burnout 3.45 s, 59.1 m, 28.9 m/s;</w:t>
-      </w:r>
-      <w:r>
-        <w:t xml:space="preserve"> </w:t>
+        <w:t xml:space="preserve">T/W 1.85 avg / 3.26 peak; Cd 0.539; burnout 3.45 s, 59.1 m, 28.9 m/s; </w:t>
       </w:r>
       <w:r>
         <w:rPr>
@@ -1606,16 +1357,7 @@
         <w:t xml:space="preserve">apogee ~324 ft @ 6.27 s</w:t>
       </w:r>
       <w:r>
-        <w:t xml:space="preserve">; motor</w:t>
-      </w:r>
-      <w:r>
-        <w:t xml:space="preserve"> </w:t>
-      </w:r>
-      <w:r>
-        <w:t xml:space="preserve">ejection at t = 7.45 s (+1.18 s past apogee) @ 11.5 m/s; 24″ chute → 5.0 m/s descent. Dispersion (±5 % mass, ±15 % Cd): see</w:t>
-      </w:r>
-      <w:r>
-        <w:t xml:space="preserve"> </w:t>
+        <w:t xml:space="preserve">; motor ejection at t = 7.45 s (+1.18 s past apogee) @ 11.5 m/s; 24″ chute → 5.0 m/s descent. Dispersion (±5 % mass, ±15 % Cd): see </w:t>
       </w:r>
       <w:r>
         <w:rPr>
@@ -1652,10 +1394,7 @@
         <w:pStyle w:val="FirstParagraph"/>
       </w:pPr>
       <w:r>
-        <w:t xml:space="preserve">A single dual-core 150 MHz RP2350 is flight computer</w:t>
-      </w:r>
-      <w:r>
-        <w:t xml:space="preserve"> </w:t>
+        <w:t xml:space="preserve">A single dual-core 150 MHz RP2350 is flight computer </w:t>
       </w:r>
       <w:r>
         <w:rPr>
@@ -1664,28 +1403,7 @@
         <w:t xml:space="preserve">and</w:t>
       </w:r>
       <w:r>
-        <w:t xml:space="preserve"> </w:t>
-      </w:r>
-      <w:r>
-        <w:t xml:space="preserve">500 Hz controller: core 0 reads three</w:t>
-      </w:r>
-      <w:r>
-        <w:t xml:space="preserve"> </w:t>
-      </w:r>
-      <w:r>
-        <w:t xml:space="preserve">BNO085 + two baros (BME688 + BMP388) and closes the TVC loop driving 2 servos via hardware PWM;</w:t>
-      </w:r>
-      <w:r>
-        <w:t xml:space="preserve"> </w:t>
-      </w:r>
-      <w:r>
-        <w:t xml:space="preserve">core 1 handles microSD logging and Wi-Fi bench telemetry. No Linux, no scheduler jitter. Recovery is</w:t>
-      </w:r>
-      <w:r>
-        <w:t xml:space="preserve"> </w:t>
-      </w:r>
-      <w:r>
-        <w:t xml:space="preserve">the motor’s own ejection charge (the FC only logs/observes).</w:t>
+        <w:t xml:space="preserve"> 500 Hz controller: core 0 reads three BNO085 + two baros (BME688 + BMP388) and closes the TVC loop driving 2 servos via hardware PWM; core 1 handles microSD logging and Wi-Fi bench telemetry. No Linux, no scheduler jitter. Recovery is the motor’s own ejection charge (the FC only logs/observes).</w:t>
       </w:r>
     </w:p>
     <w:p>
@@ -1703,10 +1421,7 @@
         <w:pStyle w:val="FirstParagraph"/>
       </w:pPr>
       <w:r>
-        <w:t xml:space="preserve">All three BNO085 run in</w:t>
-      </w:r>
-      <w:r>
-        <w:t xml:space="preserve"> </w:t>
+        <w:t xml:space="preserve">All three BNO085 run in </w:t>
       </w:r>
       <w:r>
         <w:rPr>
@@ -1715,19 +1430,7 @@
         <w:t xml:space="preserve">Game Rotation Vector</w:t>
       </w:r>
       <w:r>
-        <w:t xml:space="preserve"> </w:t>
-      </w:r>
-      <w:r>
-        <w:t xml:space="preserve">(accel + gyro, magnetometer disabled) to reject the</w:t>
-      </w:r>
-      <w:r>
-        <w:t xml:space="preserve"> </w:t>
-      </w:r>
-      <w:r>
-        <w:t xml:space="preserve">magnetic interference of the adjacent servos. Gimbal deflection =</w:t>
-      </w:r>
-      <w:r>
-        <w:t xml:space="preserve"> </w:t>
+        <w:t xml:space="preserve"> (accel + gyro, magnetometer disabled) to reject the magnetic interference of the adjacent servos. Gimbal deflection = </w:t>
       </w:r>
       <m:oMath>
         <m:sSubSup>
@@ -1791,19 +1494,7 @@
         </m:sSub>
       </m:oMath>
       <w:r>
-        <w:t xml:space="preserve">,</w:t>
-      </w:r>
-      <w:r>
-        <w:t xml:space="preserve"> </w:t>
-      </w:r>
-      <w:r>
-        <w:t xml:space="preserve">giving true nozzle attitude relative to the body (catches linkage backlash/flex). The recovery-bay</w:t>
-      </w:r>
-      <w:r>
-        <w:t xml:space="preserve"> </w:t>
-      </w:r>
-      <w:r>
-        <w:t xml:space="preserve">unit votes against the FC unit for fault detection.</w:t>
+        <w:t xml:space="preserve">, giving true nozzle attitude relative to the body (catches linkage backlash/flex). The recovery-bay unit votes against the FC unit for fault detection.</w:t>
       </w:r>
     </w:p>
     <w:p>
@@ -1892,46 +1583,16 @@
         </m:r>
       </m:oMath>
       <w:r>
-        <w:t xml:space="preserve">; margin- and auto-tune-validated), output clamped to ±8°, servo lag τ ≈ 0.04 s.</w:t>
-      </w:r>
-      <w:r>
-        <w:t xml:space="preserve"> </w:t>
+        <w:t xml:space="preserve">; margin- and auto-tune-validated), output clamped to ±8°, servo lag τ ≈ 0.04 s. </w:t>
       </w:r>
       <w:r>
         <w:rPr>
           <w:b/>
         </w:rPr>
-        <w:t xml:space="preserve">TVC</w:t>
-      </w:r>
-      <w:r>
-        <w:rPr>
-          <w:b/>
-        </w:rPr>
-        <w:t xml:space="preserve"> </w:t>
-      </w:r>
-      <w:r>
-        <w:rPr>
-          <w:b/>
-        </w:rPr>
-        <w:t xml:space="preserve">inhibited for the first 0.5 s</w:t>
-      </w:r>
-      <w:r>
-        <w:t xml:space="preserve"> </w:t>
-      </w:r>
-      <w:r>
-        <w:t xml:space="preserve">(ignition spike) — fins hold attitude — then engages: stabilize to</w:t>
-      </w:r>
-      <w:r>
-        <w:t xml:space="preserve"> </w:t>
-      </w:r>
-      <w:r>
-        <w:t xml:space="preserve">vertical, then a 4° commanded maneuver. Required gimbal torque 0.56 kg·cm (micro-servo class);</w:t>
-      </w:r>
-      <w:r>
-        <w:t xml:space="preserve"> </w:t>
-      </w:r>
-      <w:r>
-        <w:t xml:space="preserve">control authority positive throughout the powered phase.</w:t>
+        <w:t xml:space="preserve">TVC inhibited for the first 0.5 s</w:t>
+      </w:r>
+      <w:r>
+        <w:t xml:space="preserve"> (ignition spike) — fins hold attitude — then engages: stabilize to vertical, then a 4° commanded maneuver. Required gimbal torque 0.56 kg·cm (micro-servo class); control authority positive throughout the powered phase.</w:t>
       </w:r>
     </w:p>
     <w:p>
@@ -1949,13 +1610,7 @@
         <w:pStyle w:val="FirstParagraph"/>
       </w:pPr>
       <w:r>
-        <w:t xml:space="preserve">A light 2S LiPo (7.4 V, ~450 mAh) feeds a single 5 V/6 V UBEC (set 5 V) whose one rail powers Pico 2 W VSYS, the camera, and both servos (EMAX ES08MA II, running at 5 V ≈ 1.8 kg·cm). Shared-rail decoupling (1000 µF bulk at the servos, 100 µF + an SS34 hold-up Schottky at VSYS) keeps servo-stall transients from browning-out the Pico. No recovery battery — recovery is the motor’s own ejection charge.</w:t>
-      </w:r>
-      <w:r>
-        <w:t xml:space="preserve"> </w:t>
-      </w:r>
-      <w:r>
-        <w:t xml:space="preserve">Pack voltage is monitored on GP26/ADC0 (100k/62k divider; warn 6.4 V, arm-inhibit 6.0 V). Onboard log: full-rate IMU/baro/control + i3 4K Thumb Action Camera 1080p60 video. The power+camera group (LiPo ~30 g + UBEC ~10 g + i3 4K Thumb Action Camera ~36 g ≈ 76 g) sits inside the 122 g FC-bay budget.</w:t>
+        <w:t xml:space="preserve">A light 2S LiPo (7.4 V, ~450 mAh) feeds a single 5 V/6 V UBEC (set 5 V) whose one rail powers Pico 2 W VSYS, the camera, and both servos (EMAX ES08MA II, running at 5 V ≈ 1.8 kg·cm). Shared-rail decoupling (1000 µF bulk at the servos, 100 µF + an SS34 hold-up Schottky at VSYS) keeps servo-stall transients from browning-out the Pico. No recovery battery — recovery is the motor’s own ejection charge. Pack voltage is monitored on GP26/ADC0 (100k/62k divider; warn 6.4 V, arm-inhibit 6.0 V). Onboard log: full-rate IMU/baro/control + i3 4K Thumb Action Camera 1080p60 video. The power+camera group (LiPo ~30 g + UBEC ~10 g + i3 4K Thumb Action Camera ~36 g ≈ 76 g) sits inside the 122 g FC-bay budget.</w:t>
       </w:r>
     </w:p>
     <w:p>
@@ -1973,10 +1628,7 @@
         <w:pStyle w:val="FirstParagraph"/>
       </w:pPr>
       <w:r>
-        <w:t xml:space="preserve">Recovery uses the</w:t>
-      </w:r>
-      <w:r>
-        <w:t xml:space="preserve"> </w:t>
+        <w:t xml:space="preserve">Recovery uses the </w:t>
       </w:r>
       <w:r>
         <w:rPr>
@@ -1985,19 +1637,7 @@
         <w:t xml:space="preserve">F15-4 motor’s own ejection charge</w:t>
       </w:r>
       <w:r>
-        <w:t xml:space="preserve"> </w:t>
-      </w:r>
-      <w:r>
-        <w:t xml:space="preserve">(4 s delay → fires t ≈ 7.45 s, ~0.66 s past</w:t>
-      </w:r>
-      <w:r>
-        <w:t xml:space="preserve"> </w:t>
-      </w:r>
-      <w:r>
-        <w:t xml:space="preserve">apogee), routed through a solid-walled 12 mm PETG-CF bypass tube past the</w:t>
-      </w:r>
-      <w:r>
-        <w:t xml:space="preserve"> </w:t>
+        <w:t xml:space="preserve"> (4 s delay → fires t ≈ 7.45 s, ~0.66 s past apogee), routed through a solid-walled 12 mm PETG-CF bypass tube past the </w:t>
       </w:r>
       <w:r>
         <w:rPr>
@@ -2006,37 +1646,13 @@
         <w:t xml:space="preserve">sealed</w:t>
       </w:r>
       <w:r>
-        <w:t xml:space="preserve"> </w:t>
-      </w:r>
-      <w:r>
-        <w:t xml:space="preserve">FC bay into the</w:t>
-      </w:r>
-      <w:r>
-        <w:t xml:space="preserve"> </w:t>
-      </w:r>
-      <w:r>
-        <w:t xml:space="preserve">recovery bay to release a friction-fit nose —</w:t>
-      </w:r>
-      <w:r>
-        <w:t xml:space="preserve"> </w:t>
+        <w:t xml:space="preserve"> FC bay into the recovery bay to release a friction-fit nose — </w:t>
       </w:r>
       <w:r>
         <w:rPr>
           <w:b/>
         </w:rPr>
-        <w:t xml:space="preserve">no RRC3+, no 9 V, no e-match/BP, no CO2, no FC</w:t>
-      </w:r>
-      <w:r>
-        <w:rPr>
-          <w:b/>
-        </w:rPr>
-        <w:t xml:space="preserve"> </w:t>
-      </w:r>
-      <w:r>
-        <w:rPr>
-          <w:b/>
-        </w:rPr>
-        <w:t xml:space="preserve">involvement</w:t>
+        <w:t xml:space="preserve">no RRC3+, no 9 V, no e-match/BP, no CO2, no FC involvement</w:t>
       </w:r>
       <w:r>
         <w:t xml:space="preserve">. Feasibility (</w:t>
@@ -2048,16 +1664,7 @@
         <w:t xml:space="preserve">we4_ejection_feasibility.py</w:t>
       </w:r>
       <w:r>
-        <w:t xml:space="preserve">): tube loss ≈ 0.06 kPa; bay pressurizes to</w:t>
-      </w:r>
-      <w:r>
-        <w:t xml:space="preserve"> </w:t>
-      </w:r>
-      <w:r>
-        <w:t xml:space="preserve">~140 kPa vs a 14–41 kPa nose-release threshold =</w:t>
-      </w:r>
-      <w:r>
-        <w:t xml:space="preserve"> </w:t>
+        <w:t xml:space="preserve">): tube loss ≈ 0.06 kPa; bay pressurizes to ~140 kPa vs a 14–41 kPa nose-release threshold = </w:t>
       </w:r>
       <w:r>
         <w:rPr>
@@ -2066,25 +1673,7 @@
         <w:t xml:space="preserve">3.4× margin</w:t>
       </w:r>
       <w:r>
-        <w:t xml:space="preserve">. F15-4 is the closest Estes delay</w:t>
-      </w:r>
-      <w:r>
-        <w:t xml:space="preserve"> </w:t>
-      </w:r>
-      <w:r>
-        <w:t xml:space="preserve">to the ~3.5 s coast optimum (F15-6/-8 eject 2.5 s/4.5 s late, too fast/low). Single passive event,</w:t>
-      </w:r>
-      <w:r>
-        <w:t xml:space="preserve"> </w:t>
-      </w:r>
-      <w:r>
-        <w:t xml:space="preserve">no electronic backup. Opening at ~11.5 m/s; 1/8″ Kevlar cord (&gt; 800× margin) + Nomex protector; 24″</w:t>
-      </w:r>
-      <w:r>
-        <w:t xml:space="preserve"> </w:t>
-      </w:r>
-      <w:r>
-        <w:t xml:space="preserve">chute → ~6 m/s.</w:t>
+        <w:t xml:space="preserve">. F15-4 is the closest Estes delay to the ~3.5 s coast optimum (F15-6/-8 eject 2.5 s/4.5 s late, too fast/low). Single passive event, no electronic backup. Opening at ~11.5 m/s; 1/8″ Kevlar cord (&gt; 800× margin) + Nomex protector; 24″ chute → ~6 m/s.</w:t>
       </w:r>
     </w:p>
     <w:p>
@@ -2112,16 +1701,7 @@
         <w:pStyle w:val="FirstParagraph"/>
       </w:pPr>
       <w:r>
-        <w:t xml:space="preserve">Motor + gimbal on a thrust block restrained by one axial (5 kg) + two lateral (1 kg) strain-gauge</w:t>
-      </w:r>
-      <w:r>
-        <w:t xml:space="preserve"> </w:t>
-      </w:r>
-      <w:r>
-        <w:t xml:space="preserve">load cells →</w:t>
-      </w:r>
-      <w:r>
-        <w:t xml:space="preserve"> </w:t>
+        <w:t xml:space="preserve">Motor + gimbal on a thrust block restrained by one axial (5 kg) + two lateral (1 kg) strain-gauge load cells → </w:t>
       </w:r>
       <m:oMath>
         <m:r>
@@ -2147,40 +1727,7 @@
         </m:r>
       </m:oMath>
       <w:r>
-        <w:t xml:space="preserve">. Actuator-agnostic — both magnetic and servo systems tested</w:t>
-      </w:r>
-      <w:r>
-        <w:t xml:space="preserve"> </w:t>
-      </w:r>
-      <w:r>
-        <w:t xml:space="preserve">identically. RQ3 metrics logged vs commanded.</w:t>
-      </w:r>
-      <w:r>
-        <w:t xml:space="preserve"> </w:t>
-      </w:r>
-      <w:r>
-        <w:t xml:space="preserve">### 7.2 Static thrust + materials stand</w:t>
-      </w:r>
-      <w:r>
-        <w:t xml:space="preserve"> </w:t>
-      </w:r>
-      <w:r>
-        <w:t xml:space="preserve">Axial cell + steel deflector: validates the F15-0 thrust curve and carries the engine-bay wall thermocouple for RQ2 (plugged 0-delay on the ground — no ejection into the fixture). Jetvane screening is out of scope as of 2026-08.</w:t>
-      </w:r>
-      <w:r>
-        <w:t xml:space="preserve"> </w:t>
-      </w:r>
-      <w:r>
-        <w:t xml:space="preserve">### 7.3 Motor &amp; calibration plan</w:t>
-      </w:r>
-      <w:r>
-        <w:t xml:space="preserve"> </w:t>
-      </w:r>
-      <w:r>
-        <w:t xml:space="preserve">Load cells dead-weight calibrated, then commissioned with</w:t>
-      </w:r>
-      <w:r>
-        <w:t xml:space="preserve"> </w:t>
+        <w:t xml:space="preserve">. Actuator-agnostic — both magnetic and servo systems tested identically. RQ3 metrics logged vs commanded. ### 7.2 Static thrust + materials stand Axial cell + steel deflector: validates the F15-0 thrust curve and carries the engine-bay wall thermocouple for RQ2 (plugged 0-delay on the ground — no ejection into the fixture). Jetvane screening is out of scope as of 2026-08. ### 7.3 Motor &amp; calibration plan Load cells dead-weight calibrated, then commissioned with </w:t>
       </w:r>
       <w:r>
         <w:rPr>
@@ -2189,10 +1736,7 @@
         <w:t xml:space="preserve">6 × E16-4</w:t>
       </w:r>
       <w:r>
-        <w:t xml:space="preserve"> </w:t>
-      </w:r>
-      <w:r>
-        <w:t xml:space="preserve">(3 per stand). Counts: F15-4 ×4 (flight), F15-0 ×13 (ground), E16-4 ×6.</w:t>
+        <w:t xml:space="preserve"> (3 per stand). Counts: F15-4 ×4 (flight), F15-0 ×13 (ground), E16-4 ×6.</w:t>
       </w:r>
     </w:p>
     <w:p>
@@ -2210,34 +1754,7 @@
         <w:pStyle w:val="FirstParagraph"/>
       </w:pPr>
       <w:r>
-        <w:t xml:space="preserve">RK4 + Barrowman trajectory with componentwise drag buildup, power-law wind shear, and Monte Carlo</w:t>
-      </w:r>
-      <w:r>
-        <w:t xml:space="preserve"> </w:t>
-      </w:r>
-      <w:r>
-        <w:t xml:space="preserve">dispersion over the atmospheric and build-tolerance envelope; 500 Hz closed-loop pitch model with</w:t>
-      </w:r>
-      <w:r>
-        <w:t xml:space="preserve"> </w:t>
-      </w:r>
-      <w:r>
-        <w:t xml:space="preserve">servo lag, transport delay, and Dryden-spectrum gust forcing; phase/gain-margin sweep across the</w:t>
-      </w:r>
-      <w:r>
-        <w:t xml:space="preserve"> </w:t>
-      </w:r>
-      <w:r>
-        <w:t xml:space="preserve">burn-time × atmosphere grid; and a software-in-the-loop flight computer writing logs in the onboard</w:t>
-      </w:r>
-      <w:r>
-        <w:t xml:space="preserve"> </w:t>
-      </w:r>
-      <w:r>
-        <w:t xml:space="preserve">recorder’s schema. See</w:t>
-      </w:r>
-      <w:r>
-        <w:t xml:space="preserve"> </w:t>
+        <w:t xml:space="preserve">RK4 + Barrowman trajectory with componentwise drag buildup, power-law wind shear, and Monte Carlo dispersion over the atmospheric and build-tolerance envelope; 500 Hz closed-loop pitch model with servo lag, transport delay, and Dryden-spectrum gust forcing; phase/gain-margin sweep across the burn-time × atmosphere grid; and a software-in-the-loop flight computer writing logs in the onboard recorder’s schema. See </w:t>
       </w:r>
       <w:r>
         <w:rPr>
@@ -2264,37 +1781,16 @@
         <w:pStyle w:val="FirstParagraph"/>
       </w:pPr>
       <w:r>
-        <w:t xml:space="preserve">Single F15-4: 49.6 N·s, 60 g propellant, ≤ F class, liftoff 792 g &lt; 1500 g →</w:t>
-      </w:r>
-      <w:r>
-        <w:t xml:space="preserve"> </w:t>
+        <w:t xml:space="preserve">Single F15-4: 49.6 N·s, 60 g propellant, ≤ F class, liftoff 792 g &lt; 1500 g → </w:t>
       </w:r>
       <w:r>
         <w:rPr>
           <w:b/>
         </w:rPr>
-        <w:t xml:space="preserve">FAA Class-1, no waiver,</w:t>
-      </w:r>
-      <w:r>
-        <w:rPr>
-          <w:b/>
-        </w:rPr>
-        <w:t xml:space="preserve"> </w:t>
-      </w:r>
-      <w:r>
-        <w:rPr>
-          <w:b/>
-        </w:rPr>
-        <w:t xml:space="preserve">no Level-1 certification</w:t>
-      </w:r>
-      <w:r>
-        <w:t xml:space="preserve">. Remote ignition, ≥ 3 m standoff on the stands, gimbal-neutral fail-safe,</w:t>
-      </w:r>
-      <w:r>
-        <w:t xml:space="preserve"> </w:t>
-      </w:r>
-      <w:r>
-        <w:t xml:space="preserve">motor-integral ejection (igniter installed at the pad; no electronic ejection circuit to arm or inhibit).</w:t>
+        <w:t xml:space="preserve">FAA Class-1, no waiver, no Level-1 certification</w:t>
+      </w:r>
+      <w:r>
+        <w:t xml:space="preserve">. Remote ignition, ≥ 3 m standoff on the stands, gimbal-neutral fail-safe, motor-integral ejection (igniter installed at the pad; no electronic ejection circuit to arm or inhibit).</w:t>
       </w:r>
     </w:p>
     <w:p>
@@ -2312,10 +1808,7 @@
         <w:pStyle w:val="FirstParagraph"/>
       </w:pPr>
       <w:r>
-        <w:t xml:space="preserve">≈</w:t>
-      </w:r>
-      <w:r>
-        <w:t xml:space="preserve"> </w:t>
+        <w:t xml:space="preserve">≈ </w:t>
       </w:r>
       <w:r>
         <w:rPr>
@@ -2324,31 +1817,7 @@
         <w:t xml:space="preserve">$1,720</w:t>
       </w:r>
       <w:r>
-        <w:t xml:space="preserve"> </w:t>
-      </w:r>
-      <w:r>
-        <w:t xml:space="preserve">total program spend (vehicle + 3-axis balance + static/materials stand + one-time tools</w:t>
-      </w:r>
-      <w:r>
-        <w:t xml:space="preserve"> </w:t>
-      </w:r>
-      <w:r>
-        <w:t xml:space="preserve">+ all motors): $1,241 still to buy + $479 already acquired. This is down from the $1,882 originally</w:t>
-      </w:r>
-      <w:r>
-        <w:t xml:space="preserve"> </w:t>
-      </w:r>
-      <w:r>
-        <w:t xml:space="preserve">scoped; the Hofferth wind tunnel section was deleted from the BOM in the 2026-08 scope change. Live</w:t>
-      </w:r>
-      <w:r>
-        <w:t xml:space="preserve"> </w:t>
-      </w:r>
-      <w:r>
-        <w:t xml:space="preserve">per-line pricing in</w:t>
-      </w:r>
-      <w:r>
-        <w:t xml:space="preserve"> </w:t>
+        <w:t xml:space="preserve"> total program spend (vehicle + 3-axis balance + static/materials stand + one-time tools + all motors): $1,241 still to buy + $479 already acquired. This is down from the $1,882 originally scoped; the Hofferth wind tunnel section was deleted from the BOM in the 2026-08 scope change. Live per-line pricing in </w:t>
       </w:r>
       <w:r>
         <w:rPr>
@@ -2357,13 +1826,7 @@
         <w:t xml:space="preserve">Documentation/WYVERN_E4_BOM.xlsx</w:t>
       </w:r>
       <w:r>
-        <w:t xml:space="preserve">. Per-flight consumable ≈ F15-4 $17 (integral delay/ejection; no</w:t>
-      </w:r>
-      <w:r>
-        <w:t xml:space="preserve"> </w:t>
-      </w:r>
-      <w:r>
-        <w:t xml:space="preserve">separate initiator or BP charge).</w:t>
+        <w:t xml:space="preserve">. Per-flight consumable ≈ F15-4 $17 (integral delay/ejection; no separate initiator or BP charge).</w:t>
       </w:r>
     </w:p>
     <w:p>
@@ -2957,19 +2420,7 @@
         <w:pStyle w:val="FirstParagraph"/>
       </w:pPr>
       <w:r>
-        <w:t xml:space="preserve">A flight-validated small TVC vehicle; a quantitative magnetic-vs-servo TVC dataset; a quantified</w:t>
-      </w:r>
-      <w:r>
-        <w:t xml:space="preserve"> </w:t>
-      </w:r>
-      <w:r>
-        <w:t xml:space="preserve">accuracy bound on Barrowman-class stability prediction versus flight telemetry; a PLA-vs-PETG-CF</w:t>
-      </w:r>
-      <w:r>
-        <w:t xml:space="preserve"> </w:t>
-      </w:r>
-      <w:r>
-        <w:t xml:space="preserve">structural comparison justifying the flown material zoning; full open documentation (CAD, firmware, wiring, sims) and a research paper.</w:t>
+        <w:t xml:space="preserve">A flight-validated small TVC vehicle; a quantitative magnetic-vs-servo TVC dataset; a quantified accuracy bound on Barrowman-class stability prediction versus flight telemetry; a PLA-vs-PETG-CF structural comparison justifying the flown material zoning; full open documentation (CAD, firmware, wiring, sims) and a research paper.</w:t>
       </w:r>
     </w:p>
     <w:p>
@@ -2987,34 +2438,16 @@
         <w:pStyle w:val="FirstParagraph"/>
       </w:pPr>
       <w:r>
-        <w:t xml:space="preserve">Barrowman, J.</w:t>
-      </w:r>
-      <w:r>
-        <w:t xml:space="preserve"> </w:t>
+        <w:t xml:space="preserve">Barrowman, J. </w:t>
       </w:r>
       <w:r>
         <w:rPr>
           <w:i/>
         </w:rPr>
-        <w:t xml:space="preserve">The Practical Calculation of the Aerodynamic Characteristics of Slender Finned</w:t>
-      </w:r>
-      <w:r>
-        <w:rPr>
-          <w:i/>
-        </w:rPr>
-        <w:t xml:space="preserve"> </w:t>
-      </w:r>
-      <w:r>
-        <w:rPr>
-          <w:i/>
-        </w:rPr>
-        <w:t xml:space="preserve">Vehicles</w:t>
-      </w:r>
-      <w:r>
-        <w:t xml:space="preserve">, NASA, 1967. Box, J. (BPS.space)</w:t>
-      </w:r>
-      <w:r>
-        <w:t xml:space="preserve"> </w:t>
+        <w:t xml:space="preserve">The Practical Calculation of the Aerodynamic Characteristics of Slender Finned Vehicles</w:t>
+      </w:r>
+      <w:r>
+        <w:t xml:space="preserve">, NASA, 1967. Box, J. (BPS.space) </w:t>
       </w:r>
       <w:r>
         <w:rPr>
@@ -3023,16 +2456,7 @@
         <w:t xml:space="preserve">Signal/Echo</w:t>
       </w:r>
       <w:r>
-        <w:t xml:space="preserve"> </w:t>
-      </w:r>
-      <w:r>
-        <w:t xml:space="preserve">TVC flight series. NAR/Tripoli Model Rocket</w:t>
-      </w:r>
-      <w:r>
-        <w:t xml:space="preserve"> </w:t>
-      </w:r>
-      <w:r>
-        <w:t xml:space="preserve">Safety Codes. Bosch Sensortec BNO085 datasheet; Raspberry Pi RP2350 / Pico 2 W datasheet.</w:t>
+        <w:t xml:space="preserve"> TVC flight series. NAR/Tripoli Model Rocket Safety Codes. Bosch Sensortec BNO085 datasheet; Raspberry Pi RP2350 / Pico 2 W datasheet.</w:t>
       </w:r>
     </w:p>
     <w:sectPr/>
